--- a/docs/ABDURRAHMAAN_IT401_DEL_6_FINAL_REPORT.docx
+++ b/docs/ABDURRAHMAAN_IT401_DEL_6_FINAL_REPORT.docx
@@ -93,7 +93,7 @@
           <w:sz w:val="22"/>
           <w:szCs w:val="22"/>
         </w:rPr>
-        <w:t xml:space="preserve">Prepared by: [Your Name]</w:t>
+        <w:t xml:space="preserve">Prepared by: Abdurrahmaan Ali</w:t>
       </w:r>
     </w:p>
     <w:p>

--- a/docs/ABDURRAHMAAN_IT401_DEL_6_FINAL_REPORT.docx
+++ b/docs/ABDURRAHMAAN_IT401_DEL_6_FINAL_REPORT.docx
@@ -181,7 +181,7 @@
           <w:sz w:val="21"/>
           <w:szCs w:val="21"/>
         </w:rPr>
-        <w:t xml:space="preserve">RentalPro is a Digital Rental Management System built to replace the spreadsheets, paper leases, and manual reminders that independent landlords and small property managers still rely on. The project was carried out across five prior deliverables — a Software Requirements Specification (Deliverable 1), a UML and database design (Deliverable 2), a working prototype application (Deliverable 3), a complete seven-chapter project report (Deliverable 4), and, closing every remaining gap against the original requirements, 100% feature completion (Deliverable 5). This document is the sixth and final deliverable: a project demonstration video, a presentation video, and this final capstone report, which summarizes what was built, how it was verified, and what was learned.</w:t>
+        <w:t xml:space="preserve">RentalPro is a Digital Rental Management System built to replace the spreadsheets, paper leases, and manual reminders that independent landlords and small property managers still rely on. The project was carried out across five prior deliverables — a Software Requirements Specification (Deliverable 1), a UML and database design (Deliverable 2), a working prototype application (Deliverable 3), a complete seven-chapter project report (Deliverable 4), and, closing every remaining gap against the original requirements, 100% feature completion (Deliverable 5). Deliverable 6 — a project demonstration video, a presentation video, and this final capstone report — closed out the formal capstone submission. Since then, the system has been further extended with a complete billing engine (Section 3.4): eight additional capabilities covering charges, metering, prorated and variable rent, automated billing, statements, receipts, and expense reporting, all built additively and fully tested. This report has been updated to describe that current, running state rather than the state at the moment of the original D6 submission.</w:t>
       </w:r>
     </w:p>
     <w:p>
@@ -194,7 +194,7 @@
           <w:sz w:val="21"/>
           <w:szCs w:val="21"/>
         </w:rPr>
-        <w:t xml:space="preserve">The finished system is a Flask web application backed by a 13-table relational database, organized into 10 route blueprints and five role-scoped user experiences (Property Owner, Property Manager, Tenant, Maintenance Staff, and Administrator). Every one of the 25 use cases defined in the original requirements has a corresponding route or scheduled background job, a user interface, and at least one automated test. The application is verified by a 124-test automated suite with zero failures and 79% statement coverage, and it runs entirely offline — no paid external account (email, SMS, or payment provider) is required to build, run, or test it.</w:t>
+        <w:t xml:space="preserve">The finished system is a Flask web application backed by a database of 18 tables (13 from the original design plus 5 added for the billing engine), organized into 10 route blueprints and five role-scoped user experiences (Property Owner, Property Manager, Tenant, Maintenance Staff, and Administrator). Every one of the 25 use cases defined in the original requirements has a corresponding route or scheduled background job, a user interface, and at least one automated test. The application is verified by a 202-test automated suite (201 passing, 1 self-skipping near month-end) with zero failures and 82% statement coverage, and it runs entirely offline — no paid external account (email, SMS, or payment provider) is required to build, run, or test it.</w:t>
       </w:r>
     </w:p>
     <w:p>
@@ -207,7 +207,7 @@
           <w:sz w:val="21"/>
           <w:szCs w:val="21"/>
         </w:rPr>
-        <w:t xml:space="preserve">The guiding principle across all six deliverables has been that a claim in the documentation should be a fact about the running system, not a target for it. Every number in this report — 25 use cases, 13 tables, 124 tests, 79% coverage — was produced by actually running the code.</w:t>
+        <w:t xml:space="preserve">The guiding principle across this project has been that a claim in the documentation should be a fact about the running system, not a target for it. Every number in this report — 25 use cases, 18 tables, 202 tests, 82% coverage — was produced by actually running the code.</w:t>
       </w:r>
     </w:p>
     <w:p>
@@ -1025,6 +1025,89 @@
           </w:p>
         </w:tc>
       </w:tr>
+      <w:tr>
+        <w:tc>
+          <w:tcPr>
+            <w:tcW w:type="dxa" w:w="2000"/>
+            <w:shd w:fill="FFFFFF" w:val="clear"/>
+            <w:tcMar>
+              <w:top w:type="dxa" w:w="100"/>
+              <w:left w:type="dxa" w:w="120"/>
+              <w:bottom w:type="dxa" w:w="100"/>
+              <w:right w:type="dxa" w:w="120"/>
+            </w:tcMar>
+          </w:tcPr>
+          <w:p>
+            <w:pPr>
+              <w:jc w:val="left"/>
+            </w:pPr>
+            <w:r>
+              <w:rPr>
+                <w:b w:val="false"/>
+                <w:bCs w:val="false"/>
+                <w:color w:val="1E293B"/>
+                <w:sz w:val="20"/>
+                <w:szCs w:val="20"/>
+              </w:rPr>
+              <w:t xml:space="preserve">Extended Scope — Billing Engine</w:t>
+            </w:r>
+          </w:p>
+        </w:tc>
+        <w:tc>
+          <w:tcPr>
+            <w:tcW w:type="dxa" w:w="6500"/>
+            <w:shd w:fill="FFFFFF" w:val="clear"/>
+            <w:tcMar>
+              <w:top w:type="dxa" w:w="100"/>
+              <w:left w:type="dxa" w:w="120"/>
+              <w:bottom w:type="dxa" w:w="100"/>
+              <w:right w:type="dxa" w:w="120"/>
+            </w:tcMar>
+          </w:tcPr>
+          <w:p>
+            <w:pPr>
+              <w:jc w:val="left"/>
+            </w:pPr>
+            <w:r>
+              <w:rPr>
+                <w:b w:val="false"/>
+                <w:bCs w:val="false"/>
+                <w:color w:val="1E293B"/>
+                <w:sz w:val="20"/>
+                <w:szCs w:val="20"/>
+              </w:rPr>
+              <w:t xml:space="preserve">8 further billing capabilities added after D6, beyond the original SRS: charges, metering, pro rata rent, variable rent, auto billing, statements, receipts, expenses — 78 dedicated tests</w:t>
+            </w:r>
+          </w:p>
+        </w:tc>
+        <w:tc>
+          <w:tcPr>
+            <w:tcW w:type="dxa" w:w="1660"/>
+            <w:shd w:fill="FFFFFF" w:val="clear"/>
+            <w:tcMar>
+              <w:top w:type="dxa" w:w="100"/>
+              <w:left w:type="dxa" w:w="120"/>
+              <w:bottom w:type="dxa" w:w="100"/>
+              <w:right w:type="dxa" w:w="120"/>
+            </w:tcMar>
+          </w:tcPr>
+          <w:p>
+            <w:pPr>
+              <w:jc w:val="left"/>
+            </w:pPr>
+            <w:r>
+              <w:rPr>
+                <w:b w:val="false"/>
+                <w:bCs w:val="false"/>
+                <w:color w:val="1E293B"/>
+                <w:sz w:val="20"/>
+                <w:szCs w:val="20"/>
+              </w:rPr>
+              <w:t xml:space="preserve">Complete</w:t>
+            </w:r>
+          </w:p>
+        </w:tc>
+      </w:tr>
     </w:tbl>
     <w:p>
       <w:pPr>
@@ -1255,6 +1338,179 @@
           <w:szCs w:val="21"/>
         </w:rPr>
         <w:t xml:space="preserve">A two-sheet Excel (.xlsx) portfolio report export.</w:t>
+      </w:r>
+    </w:p>
+    <w:p>
+      <w:pPr>
+        <w:pStyle w:val="Heading2"/>
+        <w:spacing w:after="150" w:before="300"/>
+      </w:pPr>
+      <w:r>
+        <w:rPr>
+          <w:b/>
+          <w:bCs/>
+          <w:color w:val="2563EB"/>
+          <w:sz w:val="26"/>
+          <w:szCs w:val="26"/>
+        </w:rPr>
+        <w:t xml:space="preserve">3.4 Extended Scope — The Billing Engine</w:t>
+      </w:r>
+    </w:p>
+    <w:p>
+      <w:pPr>
+        <w:spacing w:after="180" w:line="300"/>
+      </w:pPr>
+      <w:r>
+        <w:rPr>
+          <w:color w:val="1E293B"/>
+          <w:sz w:val="21"/>
+          <w:szCs w:val="21"/>
+        </w:rPr>
+        <w:t xml:space="preserve">After Deliverable 6 was submitted, the project was extended with a complete billing engine — eight further capabilities going beyond the original SRS, each designed additively so the existing 124-test suite kept passing unmodified, and each covered by its own new test module (78 tests in total):</w:t>
+      </w:r>
+    </w:p>
+    <w:p>
+      <w:pPr>
+        <w:pStyle w:val="ListParagraph"/>
+        <w:numPr>
+          <w:ilvl w:val="0"/>
+          <w:numId w:val="2"/>
+        </w:numPr>
+        <w:spacing w:after="120" w:line="290"/>
+      </w:pPr>
+      <w:r>
+        <w:rPr>
+          <w:color w:val="1E293B"/>
+          <w:sz w:val="21"/>
+          <w:szCs w:val="21"/>
+        </w:rPr>
+        <w:t xml:space="preserve">Operational &amp; sundry charges: one-off costs beyond rent — cleaning, call-outs — billed straight to a lease and reflected in its balance.</w:t>
+      </w:r>
+    </w:p>
+    <w:p>
+      <w:pPr>
+        <w:pStyle w:val="ListParagraph"/>
+        <w:numPr>
+          <w:ilvl w:val="0"/>
+          <w:numId w:val="2"/>
+        </w:numPr>
+        <w:spacing w:after="120" w:line="290"/>
+      </w:pPr>
+      <w:r>
+        <w:rPr>
+          <w:color w:val="1E293B"/>
+          <w:sz w:val="21"/>
+          <w:szCs w:val="21"/>
+        </w:rPr>
+        <w:t xml:space="preserve">Electricity metering: a configurable per-property rate plus manually captured meter readings; consumption since the last reading bills itself as a charge automatically.</w:t>
+      </w:r>
+    </w:p>
+    <w:p>
+      <w:pPr>
+        <w:pStyle w:val="ListParagraph"/>
+        <w:numPr>
+          <w:ilvl w:val="0"/>
+          <w:numId w:val="2"/>
+        </w:numPr>
+        <w:spacing w:after="120" w:line="290"/>
+      </w:pPr>
+      <w:r>
+        <w:rPr>
+          <w:color w:val="1E293B"/>
+          <w:sz w:val="21"/>
+          <w:szCs w:val="21"/>
+        </w:rPr>
+        <w:t xml:space="preserve">Pro rata rent: a lease’s first month prorates to a daily rate when a tenant moves in mid-month, instead of billing a full month.</w:t>
+      </w:r>
+    </w:p>
+    <w:p>
+      <w:pPr>
+        <w:pStyle w:val="ListParagraph"/>
+        <w:numPr>
+          <w:ilvl w:val="0"/>
+          <w:numId w:val="2"/>
+        </w:numPr>
+        <w:spacing w:after="120" w:line="290"/>
+      </w:pPr>
+      <w:r>
+        <w:rPr>
+          <w:color w:val="1E293B"/>
+          <w:sz w:val="21"/>
+          <w:szCs w:val="21"/>
+        </w:rPr>
+        <w:t xml:space="preserve">Variable / escalating rent: a scheduled rent revision takes effect from a chosen date forward — every already-elapsed billing period stays billed at the rate in effect when it was due.</w:t>
+      </w:r>
+    </w:p>
+    <w:p>
+      <w:pPr>
+        <w:pStyle w:val="ListParagraph"/>
+        <w:numPr>
+          <w:ilvl w:val="0"/>
+          <w:numId w:val="2"/>
+        </w:numPr>
+        <w:spacing w:after="120" w:line="290"/>
+      </w:pPr>
+      <w:r>
+        <w:rPr>
+          <w:color w:val="1E293B"/>
+          <w:sz w:val="21"/>
+          <w:szCs w:val="21"/>
+        </w:rPr>
+        <w:t xml:space="preserve">Automated recurring billing: a fifth scheduler job bills every elapsed period on every active lease exactly once, catching up on any missed days and never double-billing a period already invoiced.</w:t>
+      </w:r>
+    </w:p>
+    <w:p>
+      <w:pPr>
+        <w:pStyle w:val="ListParagraph"/>
+        <w:numPr>
+          <w:ilvl w:val="0"/>
+          <w:numId w:val="2"/>
+        </w:numPr>
+        <w:spacing w:after="120" w:line="290"/>
+      </w:pPr>
+      <w:r>
+        <w:rPr>
+          <w:color w:val="1E293B"/>
+          <w:sz w:val="21"/>
+          <w:szCs w:val="21"/>
+        </w:rPr>
+        <w:t xml:space="preserve">Account statements by period: an opening balance, in-period activity, and a closing balance for any date range, plus full tenant self-service access to their own statement and PDF.</w:t>
+      </w:r>
+    </w:p>
+    <w:p>
+      <w:pPr>
+        <w:pStyle w:val="ListParagraph"/>
+        <w:numPr>
+          <w:ilvl w:val="0"/>
+          <w:numId w:val="2"/>
+        </w:numPr>
+        <w:spacing w:after="120" w:line="290"/>
+      </w:pPr>
+      <w:r>
+        <w:rPr>
+          <w:color w:val="1E293B"/>
+          <w:sz w:val="21"/>
+          <w:szCs w:val="21"/>
+        </w:rPr>
+        <w:t xml:space="preserve">Payment receipts: every payment now has a real, downloadable PDF receipt — tenant, unit, amount, method, and the balance at the moment of payment — not just a receipt number.</w:t>
+      </w:r>
+    </w:p>
+    <w:p>
+      <w:pPr>
+        <w:pStyle w:val="ListParagraph"/>
+        <w:numPr>
+          <w:ilvl w:val="0"/>
+          <w:numId w:val="2"/>
+        </w:numPr>
+        <w:spacing w:after="120" w:line="290"/>
+      </w:pPr>
+      <w:r>
+        <w:rPr>
+          <w:color w:val="1E293B"/>
+          <w:sz w:val="21"/>
+          <w:szCs w:val="21"/>
+        </w:rPr>
+        <w:t xml:space="preserve">Property expenses &amp; net income: owner-side operating costs (tax, insurance, management fees, general upkeep) are now tracked per property and feed a true net income estimate, alongside maintenance cost, in both the on-screen and exported reports.</w:t>
       </w:r>
     </w:p>
     <w:p>
@@ -1524,7 +1780,7 @@
                 <w:sz w:val="20"/>
                 <w:szCs w:val="20"/>
               </w:rPr>
-              <w:t xml:space="preserve">security.py (RBAC, IDOR, validation, audit log), scheduler_jobs.py (4 background jobs), services/ (notifications, payments, pdf, excel, reports, storage)</w:t>
+              <w:t xml:space="preserve">security.py (RBAC, IDOR, validation, audit log), scheduler_jobs.py (5 background jobs), services/ (notifications, payments, pdf, excel, reports, storage)</w:t>
             </w:r>
           </w:p>
         </w:tc>
@@ -1580,7 +1836,7 @@
                 <w:sz w:val="20"/>
                 <w:szCs w:val="20"/>
               </w:rPr>
-              <w:t xml:space="preserve">13 SQLAlchemy models with String(36) UUID primary keys, naive UTC datetimes, and business logic (balances, numbering, occupancy) on the model itself</w:t>
+              <w:t xml:space="preserve">18 SQLAlchemy models with String(36) UUID primary keys, naive UTC datetimes, and business logic (balances, numbering, occupancy, billing) on the model itself</w:t>
             </w:r>
           </w:p>
         </w:tc>
@@ -2074,6 +2330,35 @@
     </w:p>
     <w:p>
       <w:pPr>
+        <w:pStyle w:val="Heading2"/>
+        <w:spacing w:after="150" w:before="300"/>
+      </w:pPr>
+      <w:r>
+        <w:rPr>
+          <w:b/>
+          <w:bCs/>
+          <w:color w:val="2563EB"/>
+          <w:sz w:val="26"/>
+          <w:szCs w:val="26"/>
+        </w:rPr>
+        <w:t xml:space="preserve">5.3 Billing Engine Highlights</w:t>
+      </w:r>
+    </w:p>
+    <w:p>
+      <w:pPr>
+        <w:spacing w:after="180" w:line="300"/>
+      </w:pPr>
+      <w:r>
+        <w:rPr>
+          <w:color w:val="1E293B"/>
+          <w:sz w:val="21"/>
+          <w:szCs w:val="21"/>
+        </w:rPr>
+        <w:t xml:space="preserve">The eight billing capabilities added after Deliverable 6 (detailed in Section 3.4) turned RentalPro from a system that could only bill flat monthly rent into one with a genuine billing engine: ad-hoc charges, metered utilities, proration, mid-lease rent changes, hands-free recurring invoicing, real bank-style account statements, downloadable payment receipts, and owner-side expense tracking feeding a true net income figure — all additive to the existing balance calculation, and all reachable from the same role-scoped screens described in Section 5.1.</w:t>
+      </w:r>
+    </w:p>
+    <w:p>
+      <w:pPr>
         <w:pStyle w:val="Heading1"/>
         <w:spacing w:after="200" w:before="400"/>
       </w:pPr>
@@ -2227,7 +2512,7 @@
                 <w:sz w:val="20"/>
                 <w:szCs w:val="20"/>
               </w:rPr>
-              <w:t xml:space="preserve">124</w:t>
+              <w:t xml:space="preserve">202</w:t>
             </w:r>
           </w:p>
         </w:tc>
@@ -2283,7 +2568,7 @@
                 <w:sz w:val="20"/>
                 <w:szCs w:val="20"/>
               </w:rPr>
-              <w:t xml:space="preserve">124</w:t>
+              <w:t xml:space="preserve">201</w:t>
             </w:r>
           </w:p>
         </w:tc>
@@ -2312,7 +2597,7 @@
                 <w:sz w:val="20"/>
                 <w:szCs w:val="20"/>
               </w:rPr>
-              <w:t xml:space="preserve">Tests failed</w:t>
+              <w:t xml:space="preserve">Tests skipped</w:t>
             </w:r>
           </w:p>
         </w:tc>
@@ -2339,7 +2624,7 @@
                 <w:sz w:val="20"/>
                 <w:szCs w:val="20"/>
               </w:rPr>
-              <w:t xml:space="preserve">0</w:t>
+              <w:t xml:space="preserve">1 (self-skips within a few days of month-end, where due-day clipping could shift the asserted date by a day)</w:t>
             </w:r>
           </w:p>
         </w:tc>
@@ -2368,7 +2653,7 @@
                 <w:sz w:val="20"/>
                 <w:szCs w:val="20"/>
               </w:rPr>
-              <w:t xml:space="preserve">Statement coverage (pytest --cov=backend)</w:t>
+              <w:t xml:space="preserve">Tests failed</w:t>
             </w:r>
           </w:p>
         </w:tc>
@@ -2395,7 +2680,7 @@
                 <w:sz w:val="20"/>
                 <w:szCs w:val="20"/>
               </w:rPr>
-              <w:t xml:space="preserve">79%</w:t>
+              <w:t xml:space="preserve">0</w:t>
             </w:r>
           </w:p>
         </w:tc>
@@ -2424,7 +2709,7 @@
                 <w:sz w:val="20"/>
                 <w:szCs w:val="20"/>
               </w:rPr>
-              <w:t xml:space="preserve">Roles exercised by the auth test suite</w:t>
+              <w:t xml:space="preserve">Statement coverage (pytest --cov=backend)</w:t>
             </w:r>
           </w:p>
         </w:tc>
@@ -2451,7 +2736,7 @@
                 <w:sz w:val="20"/>
                 <w:szCs w:val="20"/>
               </w:rPr>
-              <w:t xml:space="preserve">5 (Admin, Owner, Manager, Staff, Tenant)</w:t>
+              <w:t xml:space="preserve">82%</w:t>
             </w:r>
           </w:p>
         </w:tc>
@@ -2480,7 +2765,7 @@
                 <w:sz w:val="20"/>
                 <w:szCs w:val="20"/>
               </w:rPr>
-              <w:t xml:space="preserve">Use cases with at least one covering test</w:t>
+              <w:t xml:space="preserve">Roles exercised by the auth test suite</w:t>
             </w:r>
           </w:p>
         </w:tc>
@@ -2488,6 +2773,62 @@
           <w:tcPr>
             <w:tcW w:type="dxa" w:w="4760"/>
             <w:shd w:fill="F1F5F9" w:val="clear"/>
+            <w:tcMar>
+              <w:top w:type="dxa" w:w="100"/>
+              <w:left w:type="dxa" w:w="120"/>
+              <w:bottom w:type="dxa" w:w="100"/>
+              <w:right w:type="dxa" w:w="120"/>
+            </w:tcMar>
+          </w:tcPr>
+          <w:p>
+            <w:pPr>
+              <w:jc w:val="left"/>
+            </w:pPr>
+            <w:r>
+              <w:rPr>
+                <w:b w:val="false"/>
+                <w:bCs w:val="false"/>
+                <w:color w:val="1E293B"/>
+                <w:sz w:val="20"/>
+                <w:szCs w:val="20"/>
+              </w:rPr>
+              <w:t xml:space="preserve">5 (Admin, Owner, Manager, Staff, Tenant)</w:t>
+            </w:r>
+          </w:p>
+        </w:tc>
+      </w:tr>
+      <w:tr>
+        <w:tc>
+          <w:tcPr>
+            <w:tcW w:type="dxa" w:w="5400"/>
+            <w:shd w:fill="FFFFFF" w:val="clear"/>
+            <w:tcMar>
+              <w:top w:type="dxa" w:w="100"/>
+              <w:left w:type="dxa" w:w="120"/>
+              <w:bottom w:type="dxa" w:w="100"/>
+              <w:right w:type="dxa" w:w="120"/>
+            </w:tcMar>
+          </w:tcPr>
+          <w:p>
+            <w:pPr>
+              <w:jc w:val="left"/>
+            </w:pPr>
+            <w:r>
+              <w:rPr>
+                <w:b w:val="false"/>
+                <w:bCs w:val="false"/>
+                <w:color w:val="1E293B"/>
+                <w:sz w:val="20"/>
+                <w:szCs w:val="20"/>
+              </w:rPr>
+              <w:t xml:space="preserve">Use cases with at least one covering test</w:t>
+            </w:r>
+          </w:p>
+        </w:tc>
+        <w:tc>
+          <w:tcPr>
+            <w:tcW w:type="dxa" w:w="4760"/>
+            <w:shd w:fill="FFFFFF" w:val="clear"/>
             <w:tcMar>
               <w:top w:type="dxa" w:w="100"/>
               <w:left w:type="dxa" w:w="120"/>
@@ -2598,7 +2939,7 @@
           <w:sz w:val="21"/>
           <w:szCs w:val="21"/>
         </w:rPr>
-        <w:t xml:space="preserve">Background jobs: all four scheduler jobs (lease expiry, rent due, overdue rent, maintenance escalation) invoked directly and asserted against their exact trigger thresholds.</w:t>
+        <w:t xml:space="preserve">Background jobs: all five scheduler jobs (lease expiry, rent due, automated recurring billing, overdue rent, maintenance escalation) invoked directly and asserted against their exact trigger thresholds.</w:t>
       </w:r>
     </w:p>
     <w:p>
@@ -2621,6 +2962,24 @@
     </w:p>
     <w:p>
       <w:pPr>
+        <w:pStyle w:val="ListParagraph"/>
+        <w:numPr>
+          <w:ilvl w:val="0"/>
+          <w:numId w:val="2"/>
+        </w:numPr>
+        <w:spacing w:after="120" w:line="290"/>
+      </w:pPr>
+      <w:r>
+        <w:rPr>
+          <w:color w:val="1E293B"/>
+          <w:sz w:val="21"/>
+          <w:szCs w:val="21"/>
+        </w:rPr>
+        <w:t xml:space="preserve">Billing engine: every one of the eight capabilities from Section 3.4, covered by its own dedicated test module — 78 tests in total, the single largest block of the suite.</w:t>
+      </w:r>
+    </w:p>
+    <w:p>
+      <w:pPr>
         <w:spacing w:after="180" w:line="300"/>
       </w:pPr>
       <w:r>
@@ -2629,7 +2988,7 @@
           <w:sz w:val="21"/>
           <w:szCs w:val="21"/>
         </w:rPr>
-        <w:t xml:space="preserve">Coverage is concentrated in models.py (98%), security.py (92%), and the reports service (93%) — the modules carrying the business rules this project cares most about proving correct. The lowest-coverage files are thin route handlers whose uncovered branches are error-message formatting, and seed.py (demo-data tooling, intentionally outside the suite’s scope).</w:t>
+        <w:t xml:space="preserve">Coverage is concentrated in models.py (98%), security.py (92%), and the reports service (95%) — the modules carrying the business rules this project cares most about proving correct. The lowest-coverage files are thin route handlers whose uncovered branches are error-message formatting, and seed.py (demo-data tooling, intentionally outside the suite’s scope).</w:t>
       </w:r>
     </w:p>
     <w:p>
@@ -2947,6 +3306,62 @@
           </w:p>
         </w:tc>
       </w:tr>
+      <w:tr>
+        <w:tc>
+          <w:tcPr>
+            <w:tcW w:type="dxa" w:w="3200"/>
+            <w:shd w:fill="FFFFFF" w:val="clear"/>
+            <w:tcMar>
+              <w:top w:type="dxa" w:w="100"/>
+              <w:left w:type="dxa" w:w="120"/>
+              <w:bottom w:type="dxa" w:w="100"/>
+              <w:right w:type="dxa" w:w="120"/>
+            </w:tcMar>
+          </w:tcPr>
+          <w:p>
+            <w:pPr>
+              <w:jc w:val="left"/>
+            </w:pPr>
+            <w:r>
+              <w:rPr>
+                <w:b w:val="false"/>
+                <w:bCs w:val="false"/>
+                <w:color w:val="1E293B"/>
+                <w:sz w:val="20"/>
+                <w:szCs w:val="20"/>
+              </w:rPr>
+              <w:t xml:space="preserve">Extending a fully-tested, shipped system with eight major billing features without breaking any of it</w:t>
+            </w:r>
+          </w:p>
+        </w:tc>
+        <w:tc>
+          <w:tcPr>
+            <w:tcW w:type="dxa" w:w="6960"/>
+            <w:shd w:fill="FFFFFF" w:val="clear"/>
+            <w:tcMar>
+              <w:top w:type="dxa" w:w="100"/>
+              <w:left w:type="dxa" w:w="120"/>
+              <w:bottom w:type="dxa" w:w="100"/>
+              <w:right w:type="dxa" w:w="120"/>
+            </w:tcMar>
+          </w:tcPr>
+          <w:p>
+            <w:pPr>
+              <w:jc w:val="left"/>
+            </w:pPr>
+            <w:r>
+              <w:rPr>
+                <w:b w:val="false"/>
+                <w:bCs w:val="false"/>
+                <w:color w:val="1E293B"/>
+                <w:sz w:val="20"/>
+                <w:szCs w:val="20"/>
+              </w:rPr>
+              <w:t xml:space="preserve">Every new capability (charges, metering, pro rata, revisions, auto billing, statements, receipts, expenses) was designed additively — new tables and nullable/defaulted fields only, so an existing lease with none of them set behaves exactly as it did before — and the full pre-existing suite was re-run after every single change to confirm zero regressions before moving to the next</w:t>
+            </w:r>
+          </w:p>
+        </w:tc>
+      </w:tr>
     </w:tbl>
     <w:p>
       <w:pPr>
@@ -2987,7 +3402,7 @@
           <w:sz w:val="21"/>
           <w:szCs w:val="21"/>
         </w:rPr>
-        <w:t xml:space="preserve">RentalPro was carried from a requirements document, through a design, to a working prototype, a full project report, 100% feature completion, and finally this demonstration and final report. Every claim in this document is backed by a running, tested system: 25 of 25 use cases implemented, each with a route and a covering test; the 13-table database design implemented exactly as specified; 124 automated tests passing with zero failures at 79% statement coverage; and eight additional feature gaps closed in Deliverable 5. The application runs — and its test suite passes — using only Docker or a local Python virtual environment, with zero paid external accounts required.</w:t>
+        <w:t xml:space="preserve">RentalPro was carried from a requirements document, through a design, to a working prototype, a full project report, 100% feature completion, a demonstration and presentation package, and now an extended billing engine. Every claim in this document is backed by a running, tested system: 25 of 25 use cases implemented, each with a route and a covering test; the original 13-table database design implemented exactly as specified, since grown to 18 tables; 201 of 202 automated tests passing with zero failures at 82% statement coverage; eight additional feature gaps closed in Deliverable 5; and eight further billing capabilities added afterward. The application runs — and its test suite passes — using only Docker or a local Python virtual environment, with zero paid external accounts required.</w:t>
       </w:r>
     </w:p>
     <w:p>
@@ -3334,7 +3749,7 @@
                 <w:sz w:val="20"/>
                 <w:szCs w:val="20"/>
               </w:rPr>
-              <w:t xml:space="preserve">13</w:t>
+              <w:t xml:space="preserve">18 (13 original + 5 for the billing engine)</w:t>
             </w:r>
           </w:p>
         </w:tc>
@@ -3558,7 +3973,7 @@
                 <w:sz w:val="20"/>
                 <w:szCs w:val="20"/>
               </w:rPr>
-              <w:t xml:space="preserve">4</w:t>
+              <w:t xml:space="preserve">5</w:t>
             </w:r>
           </w:p>
         </w:tc>
@@ -3614,7 +4029,7 @@
                 <w:sz w:val="20"/>
                 <w:szCs w:val="20"/>
               </w:rPr>
-              <w:t xml:space="preserve">124</w:t>
+              <w:t xml:space="preserve">202</w:t>
             </w:r>
           </w:p>
         </w:tc>
@@ -3643,7 +4058,7 @@
                 <w:sz w:val="20"/>
                 <w:szCs w:val="20"/>
               </w:rPr>
-              <w:t xml:space="preserve">Test failures</w:t>
+              <w:t xml:space="preserve">Tests passing</w:t>
             </w:r>
           </w:p>
         </w:tc>
@@ -3670,7 +4085,7 @@
                 <w:sz w:val="20"/>
                 <w:szCs w:val="20"/>
               </w:rPr>
-              <w:t xml:space="preserve">0</w:t>
+              <w:t xml:space="preserve">201</w:t>
             </w:r>
           </w:p>
         </w:tc>
@@ -3699,7 +4114,7 @@
                 <w:sz w:val="20"/>
                 <w:szCs w:val="20"/>
               </w:rPr>
-              <w:t xml:space="preserve">Statement coverage</w:t>
+              <w:t xml:space="preserve">Tests skipped</w:t>
             </w:r>
           </w:p>
         </w:tc>
@@ -3726,7 +4141,7 @@
                 <w:sz w:val="20"/>
                 <w:szCs w:val="20"/>
               </w:rPr>
-              <w:t xml:space="preserve">79%</w:t>
+              <w:t xml:space="preserve">1</w:t>
             </w:r>
           </w:p>
         </w:tc>
@@ -3755,7 +4170,7 @@
                 <w:sz w:val="20"/>
                 <w:szCs w:val="20"/>
               </w:rPr>
-              <w:t xml:space="preserve">Deliverable 5 feature gaps closed</w:t>
+              <w:t xml:space="preserve">Test failures</w:t>
             </w:r>
           </w:p>
         </w:tc>
@@ -3782,6 +4197,118 @@
                 <w:sz w:val="20"/>
                 <w:szCs w:val="20"/>
               </w:rPr>
+              <w:t xml:space="preserve">0</w:t>
+            </w:r>
+          </w:p>
+        </w:tc>
+      </w:tr>
+      <w:tr>
+        <w:tc>
+          <w:tcPr>
+            <w:tcW w:type="dxa" w:w="5400"/>
+            <w:shd w:fill="FFFFFF" w:val="clear"/>
+            <w:tcMar>
+              <w:top w:type="dxa" w:w="100"/>
+              <w:left w:type="dxa" w:w="120"/>
+              <w:bottom w:type="dxa" w:w="100"/>
+              <w:right w:type="dxa" w:w="120"/>
+            </w:tcMar>
+          </w:tcPr>
+          <w:p>
+            <w:pPr>
+              <w:jc w:val="left"/>
+            </w:pPr>
+            <w:r>
+              <w:rPr>
+                <w:b w:val="false"/>
+                <w:bCs w:val="false"/>
+                <w:color w:val="1E293B"/>
+                <w:sz w:val="20"/>
+                <w:szCs w:val="20"/>
+              </w:rPr>
+              <w:t xml:space="preserve">Statement coverage</w:t>
+            </w:r>
+          </w:p>
+        </w:tc>
+        <w:tc>
+          <w:tcPr>
+            <w:tcW w:type="dxa" w:w="4760"/>
+            <w:shd w:fill="FFFFFF" w:val="clear"/>
+            <w:tcMar>
+              <w:top w:type="dxa" w:w="100"/>
+              <w:left w:type="dxa" w:w="120"/>
+              <w:bottom w:type="dxa" w:w="100"/>
+              <w:right w:type="dxa" w:w="120"/>
+            </w:tcMar>
+          </w:tcPr>
+          <w:p>
+            <w:pPr>
+              <w:jc w:val="left"/>
+            </w:pPr>
+            <w:r>
+              <w:rPr>
+                <w:b w:val="false"/>
+                <w:bCs w:val="false"/>
+                <w:color w:val="1E293B"/>
+                <w:sz w:val="20"/>
+                <w:szCs w:val="20"/>
+              </w:rPr>
+              <w:t xml:space="preserve">82%</w:t>
+            </w:r>
+          </w:p>
+        </w:tc>
+      </w:tr>
+      <w:tr>
+        <w:tc>
+          <w:tcPr>
+            <w:tcW w:type="dxa" w:w="5400"/>
+            <w:shd w:fill="F1F5F9" w:val="clear"/>
+            <w:tcMar>
+              <w:top w:type="dxa" w:w="100"/>
+              <w:left w:type="dxa" w:w="120"/>
+              <w:bottom w:type="dxa" w:w="100"/>
+              <w:right w:type="dxa" w:w="120"/>
+            </w:tcMar>
+          </w:tcPr>
+          <w:p>
+            <w:pPr>
+              <w:jc w:val="left"/>
+            </w:pPr>
+            <w:r>
+              <w:rPr>
+                <w:b w:val="false"/>
+                <w:bCs w:val="false"/>
+                <w:color w:val="1E293B"/>
+                <w:sz w:val="20"/>
+                <w:szCs w:val="20"/>
+              </w:rPr>
+              <w:t xml:space="preserve">Deliverable 5 feature gaps closed</w:t>
+            </w:r>
+          </w:p>
+        </w:tc>
+        <w:tc>
+          <w:tcPr>
+            <w:tcW w:type="dxa" w:w="4760"/>
+            <w:shd w:fill="F1F5F9" w:val="clear"/>
+            <w:tcMar>
+              <w:top w:type="dxa" w:w="100"/>
+              <w:left w:type="dxa" w:w="120"/>
+              <w:bottom w:type="dxa" w:w="100"/>
+              <w:right w:type="dxa" w:w="120"/>
+            </w:tcMar>
+          </w:tcPr>
+          <w:p>
+            <w:pPr>
+              <w:jc w:val="left"/>
+            </w:pPr>
+            <w:r>
+              <w:rPr>
+                <w:b w:val="false"/>
+                <w:bCs w:val="false"/>
+                <w:color w:val="1E293B"/>
+                <w:sz w:val="20"/>
+                <w:szCs w:val="20"/>
+              </w:rPr>
               <w:t xml:space="preserve">8</w:t>
             </w:r>
           </w:p>
@@ -3839,6 +4366,118 @@
                 <w:szCs w:val="20"/>
               </w:rPr>
               <w:t xml:space="preserve">31</w:t>
+            </w:r>
+          </w:p>
+        </w:tc>
+      </w:tr>
+      <w:tr>
+        <w:tc>
+          <w:tcPr>
+            <w:tcW w:type="dxa" w:w="5400"/>
+            <w:shd w:fill="F1F5F9" w:val="clear"/>
+            <w:tcMar>
+              <w:top w:type="dxa" w:w="100"/>
+              <w:left w:type="dxa" w:w="120"/>
+              <w:bottom w:type="dxa" w:w="100"/>
+              <w:right w:type="dxa" w:w="120"/>
+            </w:tcMar>
+          </w:tcPr>
+          <w:p>
+            <w:pPr>
+              <w:jc w:val="left"/>
+            </w:pPr>
+            <w:r>
+              <w:rPr>
+                <w:b w:val="false"/>
+                <w:bCs w:val="false"/>
+                <w:color w:val="1E293B"/>
+                <w:sz w:val="20"/>
+                <w:szCs w:val="20"/>
+              </w:rPr>
+              <w:t xml:space="preserve">Billing engine features added</w:t>
+            </w:r>
+          </w:p>
+        </w:tc>
+        <w:tc>
+          <w:tcPr>
+            <w:tcW w:type="dxa" w:w="4760"/>
+            <w:shd w:fill="F1F5F9" w:val="clear"/>
+            <w:tcMar>
+              <w:top w:type="dxa" w:w="100"/>
+              <w:left w:type="dxa" w:w="120"/>
+              <w:bottom w:type="dxa" w:w="100"/>
+              <w:right w:type="dxa" w:w="120"/>
+            </w:tcMar>
+          </w:tcPr>
+          <w:p>
+            <w:pPr>
+              <w:jc w:val="left"/>
+            </w:pPr>
+            <w:r>
+              <w:rPr>
+                <w:b w:val="false"/>
+                <w:bCs w:val="false"/>
+                <w:color w:val="1E293B"/>
+                <w:sz w:val="20"/>
+                <w:szCs w:val="20"/>
+              </w:rPr>
+              <w:t xml:space="preserve">8</w:t>
+            </w:r>
+          </w:p>
+        </w:tc>
+      </w:tr>
+      <w:tr>
+        <w:tc>
+          <w:tcPr>
+            <w:tcW w:type="dxa" w:w="5400"/>
+            <w:shd w:fill="FFFFFF" w:val="clear"/>
+            <w:tcMar>
+              <w:top w:type="dxa" w:w="100"/>
+              <w:left w:type="dxa" w:w="120"/>
+              <w:bottom w:type="dxa" w:w="100"/>
+              <w:right w:type="dxa" w:w="120"/>
+            </w:tcMar>
+          </w:tcPr>
+          <w:p>
+            <w:pPr>
+              <w:jc w:val="left"/>
+            </w:pPr>
+            <w:r>
+              <w:rPr>
+                <w:b w:val="false"/>
+                <w:bCs w:val="false"/>
+                <w:color w:val="1E293B"/>
+                <w:sz w:val="20"/>
+                <w:szCs w:val="20"/>
+              </w:rPr>
+              <w:t xml:space="preserve">Billing engine dedicated tests</w:t>
+            </w:r>
+          </w:p>
+        </w:tc>
+        <w:tc>
+          <w:tcPr>
+            <w:tcW w:type="dxa" w:w="4760"/>
+            <w:shd w:fill="FFFFFF" w:val="clear"/>
+            <w:tcMar>
+              <w:top w:type="dxa" w:w="100"/>
+              <w:left w:type="dxa" w:w="120"/>
+              <w:bottom w:type="dxa" w:w="100"/>
+              <w:right w:type="dxa" w:w="120"/>
+            </w:tcMar>
+          </w:tcPr>
+          <w:p>
+            <w:pPr>
+              <w:jc w:val="left"/>
+            </w:pPr>
+            <w:r>
+              <w:rPr>
+                <w:b w:val="false"/>
+                <w:bCs w:val="false"/>
+                <w:color w:val="1E293B"/>
+                <w:sz w:val="20"/>
+                <w:szCs w:val="20"/>
+              </w:rPr>
+              <w:t xml:space="preserve">78</w:t>
             </w:r>
           </w:p>
         </w:tc>

--- a/docs/ABDURRAHMAAN_IT401_DEL_6_FINAL_REPORT.docx
+++ b/docs/ABDURRAHMAAN_IT401_DEL_6_FINAL_REPORT.docx
@@ -117,7 +117,7 @@
     </w:p>
     <w:p>
       <w:pPr>
-        <w:pStyle w:val="Heading1"/>
+        <w:pStyle w:val="TOCHeading"/>
         <w:spacing w:after="200" w:before="400"/>
       </w:pPr>
       <w:r>
@@ -134,14 +134,552 @@
     <w:sdt>
       <w:sdtPr>
         <w:alias w:val="Table of Contents"/>
+        <w:docPartObj>
+          <w:docPartGallery w:val="Table of Contents"/>
+          <w:docPartUnique/>
+        </w:docPartObj>
       </w:sdtPr>
       <w:sdtContent>
         <w:p>
+          <w:pPr>
+            <w:pStyle w:val="TOC1"/>
+          </w:pPr>
           <w:r>
-            <w:fldChar w:fldCharType="begin" w:dirty="true"/>
-            <w:instrText xml:space="preserve">TOC \h \o "1-3"</w:instrText>
+            <w:fldChar w:fldCharType="begin"/>
+          </w:r>
+          <w:r>
+            <w:instrText xml:space="preserve"> TOC \o "1-3" \h \z \u </w:instrText>
+          </w:r>
+          <w:r>
             <w:fldChar w:fldCharType="separate"/>
           </w:r>
+          <w:hyperlink w:anchor="_Toc90000001" w:history="1">
+            <w:r>
+              <w:t xml:space="preserve">1. Executive Summary</w:t>
+            </w:r>
+            <w:r>
+              <w:tab/>
+            </w:r>
+            <w:r>
+              <w:fldChar w:fldCharType="begin"/>
+            </w:r>
+            <w:r>
+              <w:instrText xml:space="preserve"> PAGEREF _Toc90000001 \h </w:instrText>
+            </w:r>
+            <w:r>
+              <w:fldChar w:fldCharType="separate"/>
+            </w:r>
+            <w:r>
+              <w:t>3</w:t>
+            </w:r>
+            <w:r>
+              <w:fldChar w:fldCharType="end"/>
+            </w:r>
+          </w:hyperlink>
+        </w:p>
+        <w:p>
+          <w:pPr>
+            <w:pStyle w:val="TOC1"/>
+          </w:pPr>
+          <w:hyperlink w:anchor="_Toc90000002" w:history="1">
+            <w:r>
+              <w:t xml:space="preserve">2. Project Overview &amp; Objectives</w:t>
+            </w:r>
+            <w:r>
+              <w:tab/>
+            </w:r>
+            <w:r>
+              <w:fldChar w:fldCharType="begin"/>
+            </w:r>
+            <w:r>
+              <w:instrText xml:space="preserve"> PAGEREF _Toc90000002 \h </w:instrText>
+            </w:r>
+            <w:r>
+              <w:fldChar w:fldCharType="separate"/>
+            </w:r>
+            <w:r>
+              <w:t>3</w:t>
+            </w:r>
+            <w:r>
+              <w:fldChar w:fldCharType="end"/>
+            </w:r>
+          </w:hyperlink>
+        </w:p>
+        <w:p>
+          <w:pPr>
+            <w:pStyle w:val="TOC2"/>
+          </w:pPr>
+          <w:hyperlink w:anchor="_Toc90000003" w:history="1">
+            <w:r>
+              <w:t xml:space="preserve">2.1 Objectives</w:t>
+            </w:r>
+            <w:r>
+              <w:tab/>
+            </w:r>
+            <w:r>
+              <w:fldChar w:fldCharType="begin"/>
+            </w:r>
+            <w:r>
+              <w:instrText xml:space="preserve"> PAGEREF _Toc90000003 \h </w:instrText>
+            </w:r>
+            <w:r>
+              <w:fldChar w:fldCharType="separate"/>
+            </w:r>
+            <w:r>
+              <w:t>3</w:t>
+            </w:r>
+            <w:r>
+              <w:fldChar w:fldCharType="end"/>
+            </w:r>
+          </w:hyperlink>
+        </w:p>
+        <w:p>
+          <w:pPr>
+            <w:pStyle w:val="TOC1"/>
+          </w:pPr>
+          <w:hyperlink w:anchor="_Toc90000004" w:history="1">
+            <w:r>
+              <w:t xml:space="preserve">3. Deliverables Summary</w:t>
+            </w:r>
+            <w:r>
+              <w:tab/>
+            </w:r>
+            <w:r>
+              <w:fldChar w:fldCharType="begin"/>
+            </w:r>
+            <w:r>
+              <w:instrText xml:space="preserve"> PAGEREF _Toc90000004 \h </w:instrText>
+            </w:r>
+            <w:r>
+              <w:fldChar w:fldCharType="separate"/>
+            </w:r>
+            <w:r>
+              <w:t>4</w:t>
+            </w:r>
+            <w:r>
+              <w:fldChar w:fldCharType="end"/>
+            </w:r>
+          </w:hyperlink>
+        </w:p>
+        <w:p>
+          <w:pPr>
+            <w:pStyle w:val="TOC2"/>
+          </w:pPr>
+          <w:hyperlink w:anchor="_Toc90000005" w:history="1">
+            <w:r>
+              <w:t xml:space="preserve">3.1 Deliverable 3 — Working Prototype</w:t>
+            </w:r>
+            <w:r>
+              <w:tab/>
+            </w:r>
+            <w:r>
+              <w:fldChar w:fldCharType="begin"/>
+            </w:r>
+            <w:r>
+              <w:instrText xml:space="preserve"> PAGEREF _Toc90000005 \h </w:instrText>
+            </w:r>
+            <w:r>
+              <w:fldChar w:fldCharType="separate"/>
+            </w:r>
+            <w:r>
+              <w:t>4</w:t>
+            </w:r>
+            <w:r>
+              <w:fldChar w:fldCharType="end"/>
+            </w:r>
+          </w:hyperlink>
+        </w:p>
+        <w:p>
+          <w:pPr>
+            <w:pStyle w:val="TOC2"/>
+          </w:pPr>
+          <w:hyperlink w:anchor="_Toc90000006" w:history="1">
+            <w:r>
+              <w:t xml:space="preserve">3.2 Deliverable 4 — Complete Project Report</w:t>
+            </w:r>
+            <w:r>
+              <w:tab/>
+            </w:r>
+            <w:r>
+              <w:fldChar w:fldCharType="begin"/>
+            </w:r>
+            <w:r>
+              <w:instrText xml:space="preserve"> PAGEREF _Toc90000006 \h </w:instrText>
+            </w:r>
+            <w:r>
+              <w:fldChar w:fldCharType="separate"/>
+            </w:r>
+            <w:r>
+              <w:t>5</w:t>
+            </w:r>
+            <w:r>
+              <w:fldChar w:fldCharType="end"/>
+            </w:r>
+          </w:hyperlink>
+        </w:p>
+        <w:p>
+          <w:pPr>
+            <w:pStyle w:val="TOC2"/>
+          </w:pPr>
+          <w:hyperlink w:anchor="_Toc90000007" w:history="1">
+            <w:r>
+              <w:t xml:space="preserve">3.3 Deliverable 5 — 100% Feature Completion</w:t>
+            </w:r>
+            <w:r>
+              <w:tab/>
+            </w:r>
+            <w:r>
+              <w:fldChar w:fldCharType="begin"/>
+            </w:r>
+            <w:r>
+              <w:instrText xml:space="preserve"> PAGEREF _Toc90000007 \h </w:instrText>
+            </w:r>
+            <w:r>
+              <w:fldChar w:fldCharType="separate"/>
+            </w:r>
+            <w:r>
+              <w:t>5</w:t>
+            </w:r>
+            <w:r>
+              <w:fldChar w:fldCharType="end"/>
+            </w:r>
+          </w:hyperlink>
+        </w:p>
+        <w:p>
+          <w:pPr>
+            <w:pStyle w:val="TOC2"/>
+          </w:pPr>
+          <w:hyperlink w:anchor="_Toc90000008" w:history="1">
+            <w:r>
+              <w:t xml:space="preserve">3.4 Extended Scope — The Billing Engine</w:t>
+            </w:r>
+            <w:r>
+              <w:tab/>
+            </w:r>
+            <w:r>
+              <w:fldChar w:fldCharType="begin"/>
+            </w:r>
+            <w:r>
+              <w:instrText xml:space="preserve"> PAGEREF _Toc90000008 \h </w:instrText>
+            </w:r>
+            <w:r>
+              <w:fldChar w:fldCharType="separate"/>
+            </w:r>
+            <w:r>
+              <w:t>5</w:t>
+            </w:r>
+            <w:r>
+              <w:fldChar w:fldCharType="end"/>
+            </w:r>
+          </w:hyperlink>
+        </w:p>
+        <w:p>
+          <w:pPr>
+            <w:pStyle w:val="TOC1"/>
+          </w:pPr>
+          <w:hyperlink w:anchor="_Toc90000009" w:history="1">
+            <w:r>
+              <w:t xml:space="preserve">4. System Architecture Summary</w:t>
+            </w:r>
+            <w:r>
+              <w:tab/>
+            </w:r>
+            <w:r>
+              <w:fldChar w:fldCharType="begin"/>
+            </w:r>
+            <w:r>
+              <w:instrText xml:space="preserve"> PAGEREF _Toc90000009 \h </w:instrText>
+            </w:r>
+            <w:r>
+              <w:fldChar w:fldCharType="separate"/>
+            </w:r>
+            <w:r>
+              <w:t>6</w:t>
+            </w:r>
+            <w:r>
+              <w:fldChar w:fldCharType="end"/>
+            </w:r>
+          </w:hyperlink>
+        </w:p>
+        <w:p>
+          <w:pPr>
+            <w:pStyle w:val="TOC1"/>
+          </w:pPr>
+          <w:hyperlink w:anchor="_Toc90000010" w:history="1">
+            <w:r>
+              <w:t xml:space="preserve">5. Key Features Delivered</w:t>
+            </w:r>
+            <w:r>
+              <w:tab/>
+            </w:r>
+            <w:r>
+              <w:fldChar w:fldCharType="begin"/>
+            </w:r>
+            <w:r>
+              <w:instrText xml:space="preserve"> PAGEREF _Toc90000010 \h </w:instrText>
+            </w:r>
+            <w:r>
+              <w:fldChar w:fldCharType="separate"/>
+            </w:r>
+            <w:r>
+              <w:t>7</w:t>
+            </w:r>
+            <w:r>
+              <w:fldChar w:fldCharType="end"/>
+            </w:r>
+          </w:hyperlink>
+        </w:p>
+        <w:p>
+          <w:pPr>
+            <w:pStyle w:val="TOC2"/>
+          </w:pPr>
+          <w:hyperlink w:anchor="_Toc90000011" w:history="1">
+            <w:r>
+              <w:t xml:space="preserve">5.1 By Role</w:t>
+            </w:r>
+            <w:r>
+              <w:tab/>
+            </w:r>
+            <w:r>
+              <w:fldChar w:fldCharType="begin"/>
+            </w:r>
+            <w:r>
+              <w:instrText xml:space="preserve"> PAGEREF _Toc90000011 \h </w:instrText>
+            </w:r>
+            <w:r>
+              <w:fldChar w:fldCharType="separate"/>
+            </w:r>
+            <w:r>
+              <w:t>7</w:t>
+            </w:r>
+            <w:r>
+              <w:fldChar w:fldCharType="end"/>
+            </w:r>
+          </w:hyperlink>
+        </w:p>
+        <w:p>
+          <w:pPr>
+            <w:pStyle w:val="TOC2"/>
+          </w:pPr>
+          <w:hyperlink w:anchor="_Toc90000012" w:history="1">
+            <w:r>
+              <w:t xml:space="preserve">5.2 Deliverable 5 Highlights</w:t>
+            </w:r>
+            <w:r>
+              <w:tab/>
+            </w:r>
+            <w:r>
+              <w:fldChar w:fldCharType="begin"/>
+            </w:r>
+            <w:r>
+              <w:instrText xml:space="preserve"> PAGEREF _Toc90000012 \h </w:instrText>
+            </w:r>
+            <w:r>
+              <w:fldChar w:fldCharType="separate"/>
+            </w:r>
+            <w:r>
+              <w:t>7</w:t>
+            </w:r>
+            <w:r>
+              <w:fldChar w:fldCharType="end"/>
+            </w:r>
+          </w:hyperlink>
+        </w:p>
+        <w:p>
+          <w:pPr>
+            <w:pStyle w:val="TOC2"/>
+          </w:pPr>
+          <w:hyperlink w:anchor="_Toc90000013" w:history="1">
+            <w:r>
+              <w:t xml:space="preserve">5.3 Billing Engine Highlights</w:t>
+            </w:r>
+            <w:r>
+              <w:tab/>
+            </w:r>
+            <w:r>
+              <w:fldChar w:fldCharType="begin"/>
+            </w:r>
+            <w:r>
+              <w:instrText xml:space="preserve"> PAGEREF _Toc90000013 \h </w:instrText>
+            </w:r>
+            <w:r>
+              <w:fldChar w:fldCharType="separate"/>
+            </w:r>
+            <w:r>
+              <w:t>7</w:t>
+            </w:r>
+            <w:r>
+              <w:fldChar w:fldCharType="end"/>
+            </w:r>
+          </w:hyperlink>
+        </w:p>
+        <w:p>
+          <w:pPr>
+            <w:pStyle w:val="TOC1"/>
+          </w:pPr>
+          <w:hyperlink w:anchor="_Toc90000014" w:history="1">
+            <w:r>
+              <w:t xml:space="preserve">6. Testing &amp; Quality Assurance Results</w:t>
+            </w:r>
+            <w:r>
+              <w:tab/>
+            </w:r>
+            <w:r>
+              <w:fldChar w:fldCharType="begin"/>
+            </w:r>
+            <w:r>
+              <w:instrText xml:space="preserve"> PAGEREF _Toc90000014 \h </w:instrText>
+            </w:r>
+            <w:r>
+              <w:fldChar w:fldCharType="separate"/>
+            </w:r>
+            <w:r>
+              <w:t>7</w:t>
+            </w:r>
+            <w:r>
+              <w:fldChar w:fldCharType="end"/>
+            </w:r>
+          </w:hyperlink>
+        </w:p>
+        <w:p>
+          <w:pPr>
+            <w:pStyle w:val="TOC2"/>
+          </w:pPr>
+          <w:hyperlink w:anchor="_Toc90000015" w:history="1">
+            <w:r>
+              <w:t xml:space="preserve">6.1 What the Suite Verifies</w:t>
+            </w:r>
+            <w:r>
+              <w:tab/>
+            </w:r>
+            <w:r>
+              <w:fldChar w:fldCharType="begin"/>
+            </w:r>
+            <w:r>
+              <w:instrText xml:space="preserve"> PAGEREF _Toc90000015 \h </w:instrText>
+            </w:r>
+            <w:r>
+              <w:fldChar w:fldCharType="separate"/>
+            </w:r>
+            <w:r>
+              <w:t>8</w:t>
+            </w:r>
+            <w:r>
+              <w:fldChar w:fldCharType="end"/>
+            </w:r>
+          </w:hyperlink>
+        </w:p>
+        <w:p>
+          <w:pPr>
+            <w:pStyle w:val="TOC1"/>
+          </w:pPr>
+          <w:hyperlink w:anchor="_Toc90000016" w:history="1">
+            <w:r>
+              <w:t xml:space="preserve">7. Challenges &amp; Lessons Learned</w:t>
+            </w:r>
+            <w:r>
+              <w:tab/>
+            </w:r>
+            <w:r>
+              <w:fldChar w:fldCharType="begin"/>
+            </w:r>
+            <w:r>
+              <w:instrText xml:space="preserve"> PAGEREF _Toc90000016 \h </w:instrText>
+            </w:r>
+            <w:r>
+              <w:fldChar w:fldCharType="separate"/>
+            </w:r>
+            <w:r>
+              <w:t>8</w:t>
+            </w:r>
+            <w:r>
+              <w:fldChar w:fldCharType="end"/>
+            </w:r>
+          </w:hyperlink>
+        </w:p>
+        <w:p>
+          <w:pPr>
+            <w:pStyle w:val="TOC1"/>
+          </w:pPr>
+          <w:hyperlink w:anchor="_Toc90000017" w:history="1">
+            <w:r>
+              <w:t xml:space="preserve">8. Conclusion &amp; Recommendations for Future Work</w:t>
+            </w:r>
+            <w:r>
+              <w:tab/>
+            </w:r>
+            <w:r>
+              <w:fldChar w:fldCharType="begin"/>
+            </w:r>
+            <w:r>
+              <w:instrText xml:space="preserve"> PAGEREF _Toc90000017 \h </w:instrText>
+            </w:r>
+            <w:r>
+              <w:fldChar w:fldCharType="separate"/>
+            </w:r>
+            <w:r>
+              <w:t>9</w:t>
+            </w:r>
+            <w:r>
+              <w:fldChar w:fldCharType="end"/>
+            </w:r>
+          </w:hyperlink>
+        </w:p>
+        <w:p>
+          <w:pPr>
+            <w:pStyle w:val="TOC2"/>
+          </w:pPr>
+          <w:hyperlink w:anchor="_Toc90000018" w:history="1">
+            <w:r>
+              <w:t xml:space="preserve">8.1 Recommendations for IT402 (Capstone Part 2)</w:t>
+            </w:r>
+            <w:r>
+              <w:tab/>
+            </w:r>
+            <w:r>
+              <w:fldChar w:fldCharType="begin"/>
+            </w:r>
+            <w:r>
+              <w:instrText xml:space="preserve"> PAGEREF _Toc90000018 \h </w:instrText>
+            </w:r>
+            <w:r>
+              <w:fldChar w:fldCharType="separate"/>
+            </w:r>
+            <w:r>
+              <w:t>9</w:t>
+            </w:r>
+            <w:r>
+              <w:fldChar w:fldCharType="end"/>
+            </w:r>
+          </w:hyperlink>
+        </w:p>
+        <w:p>
+          <w:pPr>
+            <w:pStyle w:val="TOC1"/>
+          </w:pPr>
+          <w:hyperlink w:anchor="_Toc90000019" w:history="1">
+            <w:r>
+              <w:t xml:space="preserve">Appendix: Project Statistics Summary</w:t>
+            </w:r>
+            <w:r>
+              <w:tab/>
+            </w:r>
+            <w:r>
+              <w:fldChar w:fldCharType="begin"/>
+            </w:r>
+            <w:r>
+              <w:instrText xml:space="preserve"> PAGEREF _Toc90000019 \h </w:instrText>
+            </w:r>
+            <w:r>
+              <w:fldChar w:fldCharType="separate"/>
+            </w:r>
+            <w:r>
+              <w:t>11</w:t>
+            </w:r>
+            <w:r>
+              <w:fldChar w:fldCharType="end"/>
+            </w:r>
+          </w:hyperlink>
         </w:p>
         <w:p>
           <w:r>
@@ -160,6 +698,7 @@
         <w:pStyle w:val="Heading1"/>
         <w:spacing w:after="200" w:before="400"/>
       </w:pPr>
+      <w:bookmarkStart w:id="900" w:name="_Toc90000001"/>
       <w:r>
         <w:rPr>
           <w:b/>
@@ -170,6 +709,7 @@
         </w:rPr>
         <w:t xml:space="preserve">1. Executive Summary</w:t>
       </w:r>
+      <w:bookmarkEnd w:id="900"/>
     </w:p>
     <w:p>
       <w:pPr>
@@ -215,6 +755,7 @@
         <w:pStyle w:val="Heading1"/>
         <w:spacing w:after="200" w:before="400"/>
       </w:pPr>
+      <w:bookmarkStart w:id="901" w:name="_Toc90000002"/>
       <w:r>
         <w:rPr>
           <w:b/>
@@ -225,6 +766,7 @@
         </w:rPr>
         <w:t xml:space="preserve">2. Project Overview &amp; Objectives</w:t>
       </w:r>
+      <w:bookmarkEnd w:id="901"/>
     </w:p>
     <w:p>
       <w:pPr>
@@ -244,6 +786,7 @@
         <w:pStyle w:val="Heading2"/>
         <w:spacing w:after="150" w:before="300"/>
       </w:pPr>
+      <w:bookmarkStart w:id="902" w:name="_Toc90000003"/>
       <w:r>
         <w:rPr>
           <w:b/>
@@ -254,6 +797,7 @@
         </w:rPr>
         <w:t xml:space="preserve">2.1 Objectives</w:t>
       </w:r>
+      <w:bookmarkEnd w:id="902"/>
     </w:p>
     <w:p>
       <w:pPr>
@@ -400,6 +944,7 @@
         <w:pStyle w:val="Heading1"/>
         <w:spacing w:after="200" w:before="400"/>
       </w:pPr>
+      <w:bookmarkStart w:id="903" w:name="_Toc90000004"/>
       <w:r>
         <w:rPr>
           <w:b/>
@@ -410,6 +955,7 @@
         </w:rPr>
         <w:t xml:space="preserve">3. Deliverables Summary</w:t>
       </w:r>
+      <w:bookmarkEnd w:id="903"/>
     </w:p>
     <w:p>
       <w:pPr>
@@ -1114,6 +1660,7 @@
         <w:pStyle w:val="Heading2"/>
         <w:spacing w:after="150" w:before="300"/>
       </w:pPr>
+      <w:bookmarkStart w:id="904" w:name="_Toc90000005"/>
       <w:r>
         <w:rPr>
           <w:b/>
@@ -1124,6 +1671,7 @@
         </w:rPr>
         <w:t xml:space="preserve">3.1 Deliverable 3 — Working Prototype</w:t>
       </w:r>
+      <w:bookmarkEnd w:id="904"/>
     </w:p>
     <w:p>
       <w:pPr>
@@ -1143,6 +1691,7 @@
         <w:pStyle w:val="Heading2"/>
         <w:spacing w:after="150" w:before="300"/>
       </w:pPr>
+      <w:bookmarkStart w:id="905" w:name="_Toc90000006"/>
       <w:r>
         <w:rPr>
           <w:b/>
@@ -1153,6 +1702,7 @@
         </w:rPr>
         <w:t xml:space="preserve">3.2 Deliverable 4 — Complete Project Report</w:t>
       </w:r>
+      <w:bookmarkEnd w:id="905"/>
     </w:p>
     <w:p>
       <w:pPr>
@@ -1172,6 +1722,7 @@
         <w:pStyle w:val="Heading2"/>
         <w:spacing w:after="150" w:before="300"/>
       </w:pPr>
+      <w:bookmarkStart w:id="906" w:name="_Toc90000007"/>
       <w:r>
         <w:rPr>
           <w:b/>
@@ -1182,6 +1733,7 @@
         </w:rPr>
         <w:t xml:space="preserve">3.3 Deliverable 5 — 100% Feature Completion</w:t>
       </w:r>
+      <w:bookmarkEnd w:id="906"/>
     </w:p>
     <w:p>
       <w:pPr>
@@ -1345,6 +1897,7 @@
         <w:pStyle w:val="Heading2"/>
         <w:spacing w:after="150" w:before="300"/>
       </w:pPr>
+      <w:bookmarkStart w:id="907" w:name="_Toc90000008"/>
       <w:r>
         <w:rPr>
           <w:b/>
@@ -1355,6 +1908,7 @@
         </w:rPr>
         <w:t xml:space="preserve">3.4 Extended Scope — The Billing Engine</w:t>
       </w:r>
+      <w:bookmarkEnd w:id="907"/>
     </w:p>
     <w:p>
       <w:pPr>
@@ -1518,6 +2072,7 @@
         <w:pStyle w:val="Heading1"/>
         <w:spacing w:after="200" w:before="400"/>
       </w:pPr>
+      <w:bookmarkStart w:id="908" w:name="_Toc90000009"/>
       <w:r>
         <w:rPr>
           <w:b/>
@@ -1528,6 +2083,7 @@
         </w:rPr>
         <w:t xml:space="preserve">4. System Architecture Summary</w:t>
       </w:r>
+      <w:bookmarkEnd w:id="908"/>
     </w:p>
     <w:p>
       <w:pPr>
@@ -1916,6 +2472,7 @@
         <w:pStyle w:val="Heading1"/>
         <w:spacing w:after="200" w:before="400"/>
       </w:pPr>
+      <w:bookmarkStart w:id="909" w:name="_Toc90000010"/>
       <w:r>
         <w:rPr>
           <w:b/>
@@ -1926,12 +2483,14 @@
         </w:rPr>
         <w:t xml:space="preserve">5. Key Features Delivered</w:t>
       </w:r>
+      <w:bookmarkEnd w:id="909"/>
     </w:p>
     <w:p>
       <w:pPr>
         <w:pStyle w:val="Heading2"/>
         <w:spacing w:after="150" w:before="300"/>
       </w:pPr>
+      <w:bookmarkStart w:id="910" w:name="_Toc90000011"/>
       <w:r>
         <w:rPr>
           <w:b/>
@@ -1942,6 +2501,7 @@
         </w:rPr>
         <w:t xml:space="preserve">5.1 By Role</w:t>
       </w:r>
+      <w:bookmarkEnd w:id="910"/>
     </w:p>
     <w:tbl>
       <w:tblPr>
@@ -2304,6 +2864,7 @@
         <w:pStyle w:val="Heading2"/>
         <w:spacing w:after="150" w:before="300"/>
       </w:pPr>
+      <w:bookmarkStart w:id="911" w:name="_Toc90000012"/>
       <w:r>
         <w:rPr>
           <w:b/>
@@ -2314,6 +2875,7 @@
         </w:rPr>
         <w:t xml:space="preserve">5.2 Deliverable 5 Highlights</w:t>
       </w:r>
+      <w:bookmarkEnd w:id="911"/>
     </w:p>
     <w:p>
       <w:pPr>
@@ -2333,6 +2895,7 @@
         <w:pStyle w:val="Heading2"/>
         <w:spacing w:after="150" w:before="300"/>
       </w:pPr>
+      <w:bookmarkStart w:id="912" w:name="_Toc90000013"/>
       <w:r>
         <w:rPr>
           <w:b/>
@@ -2343,6 +2906,7 @@
         </w:rPr>
         <w:t xml:space="preserve">5.3 Billing Engine Highlights</w:t>
       </w:r>
+      <w:bookmarkEnd w:id="912"/>
     </w:p>
     <w:p>
       <w:pPr>
@@ -2362,6 +2926,7 @@
         <w:pStyle w:val="Heading1"/>
         <w:spacing w:after="200" w:before="400"/>
       </w:pPr>
+      <w:bookmarkStart w:id="913" w:name="_Toc90000014"/>
       <w:r>
         <w:rPr>
           <w:b/>
@@ -2372,6 +2937,7 @@
         </w:rPr>
         <w:t xml:space="preserve">6. Testing &amp; Quality Assurance Results</w:t>
       </w:r>
+      <w:bookmarkEnd w:id="913"/>
     </w:p>
     <w:p>
       <w:pPr>
@@ -2859,6 +3425,7 @@
         <w:pStyle w:val="Heading2"/>
         <w:spacing w:after="150" w:before="300"/>
       </w:pPr>
+      <w:bookmarkStart w:id="914" w:name="_Toc90000015"/>
       <w:r>
         <w:rPr>
           <w:b/>
@@ -2869,6 +3436,7 @@
         </w:rPr>
         <w:t xml:space="preserve">6.1 What the Suite Verifies</w:t>
       </w:r>
+      <w:bookmarkEnd w:id="914"/>
     </w:p>
     <w:p>
       <w:pPr>
@@ -2996,6 +3564,7 @@
         <w:pStyle w:val="Heading1"/>
         <w:spacing w:after="200" w:before="400"/>
       </w:pPr>
+      <w:bookmarkStart w:id="915" w:name="_Toc90000016"/>
       <w:r>
         <w:rPr>
           <w:b/>
@@ -3006,6 +3575,7 @@
         </w:rPr>
         <w:t xml:space="preserve">7. Challenges &amp; Lessons Learned</w:t>
       </w:r>
+      <w:bookmarkEnd w:id="915"/>
     </w:p>
     <w:tbl>
       <w:tblPr>
@@ -3381,6 +3951,7 @@
         <w:pStyle w:val="Heading1"/>
         <w:spacing w:after="200" w:before="400"/>
       </w:pPr>
+      <w:bookmarkStart w:id="916" w:name="_Toc90000017"/>
       <w:r>
         <w:rPr>
           <w:b/>
@@ -3391,6 +3962,7 @@
         </w:rPr>
         <w:t xml:space="preserve">8. Conclusion &amp; Recommendations for Future Work</w:t>
       </w:r>
+      <w:bookmarkEnd w:id="916"/>
     </w:p>
     <w:p>
       <w:pPr>
@@ -3410,6 +3982,7 @@
         <w:pStyle w:val="Heading2"/>
         <w:spacing w:after="150" w:before="300"/>
       </w:pPr>
+      <w:bookmarkStart w:id="917" w:name="_Toc90000018"/>
       <w:r>
         <w:rPr>
           <w:b/>
@@ -3420,6 +3993,7 @@
         </w:rPr>
         <w:t xml:space="preserve">8.1 Recommendations for IT402 (Capstone Part 2)</w:t>
       </w:r>
+      <w:bookmarkEnd w:id="917"/>
     </w:p>
     <w:p>
       <w:pPr>
@@ -3556,6 +4130,7 @@
         <w:pStyle w:val="Heading1"/>
         <w:spacing w:after="200" w:before="400"/>
       </w:pPr>
+      <w:bookmarkStart w:id="918" w:name="_Toc90000019"/>
       <w:r>
         <w:rPr>
           <w:b/>
@@ -3566,6 +4141,7 @@
         </w:rPr>
         <w:t xml:space="preserve">Appendix: Project Statistics Summary</w:t>
       </w:r>
+      <w:bookmarkEnd w:id="918"/>
     </w:p>
     <w:tbl>
       <w:tblPr>
@@ -4975,5 +5551,55 @@
       <w:szCs w:val="20"/>
     </w:rPr>
   </w:style>
+  <w:style w:type="paragraph" w:styleId="TOCHeading">
+    <w:name w:val="TOC Heading"/>
+    <w:basedOn w:val="Heading1"/>
+    <w:next w:val="Normal"/>
+    <w:uiPriority w:val="39"/>
+    <w:unhideWhenUsed/>
+    <w:qFormat/>
+    <w:pPr>
+      <w:outlineLvl w:val="9"/>
+    </w:pPr>
+  </w:style>
+  <w:style w:type="paragraph" w:styleId="TOC1">
+    <w:name w:val="toc 1"/>
+    <w:basedOn w:val="Normal"/>
+    <w:next w:val="Normal"/>
+    <w:uiPriority w:val="39"/>
+    <w:unhideWhenUsed/>
+    <w:pPr>
+      <w:tabs>
+        <w:tab w:val="right" w:leader="dot" w:pos="10070"/>
+      </w:tabs>
+      <w:spacing w:before="120" w:after="60"/>
+    </w:pPr>
+    <w:rPr>
+      <w:b/>
+      <w:bCs/>
+      <w:color w:val="0F172A"/>
+      <w:sz w:val="22"/>
+      <w:szCs w:val="22"/>
+    </w:rPr>
+  </w:style>
+  <w:style w:type="paragraph" w:styleId="TOC2">
+    <w:name w:val="toc 2"/>
+    <w:basedOn w:val="Normal"/>
+    <w:next w:val="Normal"/>
+    <w:uiPriority w:val="39"/>
+    <w:unhideWhenUsed/>
+    <w:pPr>
+      <w:tabs>
+        <w:tab w:val="right" w:leader="dot" w:pos="10070"/>
+      </w:tabs>
+      <w:spacing w:before="0" w:after="60"/>
+      <w:ind w:left="360"/>
+    </w:pPr>
+    <w:rPr>
+      <w:color w:val="1E293B"/>
+      <w:sz w:val="21"/>
+      <w:szCs w:val="21"/>
+    </w:rPr>
+  </w:style>
 </w:styles>
 </file>
--- a/docs/ABDURRAHMAAN_IT401_DEL_6_FINAL_REPORT.docx
+++ b/docs/ABDURRAHMAAN_IT401_DEL_6_FINAL_REPORT.docx
@@ -146,33 +146,17 @@
           </w:pPr>
           <w:r>
             <w:fldChar w:fldCharType="begin"/>
-          </w:r>
-          <w:r>
             <w:instrText xml:space="preserve"> TOC \o "1-3" \h \z \u </w:instrText>
-          </w:r>
-          <w:r>
             <w:fldChar w:fldCharType="separate"/>
           </w:r>
           <w:hyperlink w:anchor="_Toc90000001" w:history="1">
             <w:r>
               <w:t xml:space="preserve">1. Executive Summary</w:t>
-            </w:r>
-            <w:r>
               <w:tab/>
-            </w:r>
-            <w:r>
               <w:fldChar w:fldCharType="begin"/>
-            </w:r>
-            <w:r>
               <w:instrText xml:space="preserve"> PAGEREF _Toc90000001 \h </w:instrText>
-            </w:r>
-            <w:r>
               <w:fldChar w:fldCharType="separate"/>
-            </w:r>
-            <w:r>
               <w:t>3</w:t>
-            </w:r>
-            <w:r>
               <w:fldChar w:fldCharType="end"/>
             </w:r>
           </w:hyperlink>
@@ -184,23 +168,11 @@
           <w:hyperlink w:anchor="_Toc90000002" w:history="1">
             <w:r>
               <w:t xml:space="preserve">2. Project Overview &amp; Objectives</w:t>
-            </w:r>
-            <w:r>
               <w:tab/>
-            </w:r>
-            <w:r>
               <w:fldChar w:fldCharType="begin"/>
-            </w:r>
-            <w:r>
               <w:instrText xml:space="preserve"> PAGEREF _Toc90000002 \h </w:instrText>
-            </w:r>
-            <w:r>
               <w:fldChar w:fldCharType="separate"/>
-            </w:r>
-            <w:r>
               <w:t>3</w:t>
-            </w:r>
-            <w:r>
               <w:fldChar w:fldCharType="end"/>
             </w:r>
           </w:hyperlink>
@@ -212,23 +184,11 @@
           <w:hyperlink w:anchor="_Toc90000003" w:history="1">
             <w:r>
               <w:t xml:space="preserve">2.1 Objectives</w:t>
-            </w:r>
-            <w:r>
               <w:tab/>
-            </w:r>
-            <w:r>
               <w:fldChar w:fldCharType="begin"/>
-            </w:r>
-            <w:r>
               <w:instrText xml:space="preserve"> PAGEREF _Toc90000003 \h </w:instrText>
-            </w:r>
-            <w:r>
               <w:fldChar w:fldCharType="separate"/>
-            </w:r>
-            <w:r>
               <w:t>3</w:t>
-            </w:r>
-            <w:r>
               <w:fldChar w:fldCharType="end"/>
             </w:r>
           </w:hyperlink>
@@ -240,23 +200,11 @@
           <w:hyperlink w:anchor="_Toc90000004" w:history="1">
             <w:r>
               <w:t xml:space="preserve">3. Deliverables Summary</w:t>
-            </w:r>
-            <w:r>
               <w:tab/>
-            </w:r>
-            <w:r>
               <w:fldChar w:fldCharType="begin"/>
-            </w:r>
-            <w:r>
               <w:instrText xml:space="preserve"> PAGEREF _Toc90000004 \h </w:instrText>
-            </w:r>
-            <w:r>
               <w:fldChar w:fldCharType="separate"/>
-            </w:r>
-            <w:r>
               <w:t>4</w:t>
-            </w:r>
-            <w:r>
               <w:fldChar w:fldCharType="end"/>
             </w:r>
           </w:hyperlink>
@@ -268,23 +216,11 @@
           <w:hyperlink w:anchor="_Toc90000005" w:history="1">
             <w:r>
               <w:t xml:space="preserve">3.1 Deliverable 3 — Working Prototype</w:t>
-            </w:r>
-            <w:r>
               <w:tab/>
-            </w:r>
-            <w:r>
               <w:fldChar w:fldCharType="begin"/>
-            </w:r>
-            <w:r>
               <w:instrText xml:space="preserve"> PAGEREF _Toc90000005 \h </w:instrText>
-            </w:r>
-            <w:r>
               <w:fldChar w:fldCharType="separate"/>
-            </w:r>
-            <w:r>
               <w:t>4</w:t>
-            </w:r>
-            <w:r>
               <w:fldChar w:fldCharType="end"/>
             </w:r>
           </w:hyperlink>
@@ -296,23 +232,11 @@
           <w:hyperlink w:anchor="_Toc90000006" w:history="1">
             <w:r>
               <w:t xml:space="preserve">3.2 Deliverable 4 — Complete Project Report</w:t>
-            </w:r>
-            <w:r>
               <w:tab/>
-            </w:r>
-            <w:r>
               <w:fldChar w:fldCharType="begin"/>
-            </w:r>
-            <w:r>
               <w:instrText xml:space="preserve"> PAGEREF _Toc90000006 \h </w:instrText>
-            </w:r>
-            <w:r>
               <w:fldChar w:fldCharType="separate"/>
-            </w:r>
-            <w:r>
               <w:t>5</w:t>
-            </w:r>
-            <w:r>
               <w:fldChar w:fldCharType="end"/>
             </w:r>
           </w:hyperlink>
@@ -324,23 +248,11 @@
           <w:hyperlink w:anchor="_Toc90000007" w:history="1">
             <w:r>
               <w:t xml:space="preserve">3.3 Deliverable 5 — 100% Feature Completion</w:t>
-            </w:r>
-            <w:r>
               <w:tab/>
-            </w:r>
-            <w:r>
               <w:fldChar w:fldCharType="begin"/>
-            </w:r>
-            <w:r>
               <w:instrText xml:space="preserve"> PAGEREF _Toc90000007 \h </w:instrText>
-            </w:r>
-            <w:r>
               <w:fldChar w:fldCharType="separate"/>
-            </w:r>
-            <w:r>
               <w:t>5</w:t>
-            </w:r>
-            <w:r>
               <w:fldChar w:fldCharType="end"/>
             </w:r>
           </w:hyperlink>
@@ -352,23 +264,11 @@
           <w:hyperlink w:anchor="_Toc90000008" w:history="1">
             <w:r>
               <w:t xml:space="preserve">3.4 Extended Scope — The Billing Engine</w:t>
-            </w:r>
-            <w:r>
               <w:tab/>
-            </w:r>
-            <w:r>
               <w:fldChar w:fldCharType="begin"/>
-            </w:r>
-            <w:r>
               <w:instrText xml:space="preserve"> PAGEREF _Toc90000008 \h </w:instrText>
-            </w:r>
-            <w:r>
               <w:fldChar w:fldCharType="separate"/>
-            </w:r>
-            <w:r>
               <w:t>5</w:t>
-            </w:r>
-            <w:r>
               <w:fldChar w:fldCharType="end"/>
             </w:r>
           </w:hyperlink>
@@ -380,23 +280,11 @@
           <w:hyperlink w:anchor="_Toc90000009" w:history="1">
             <w:r>
               <w:t xml:space="preserve">4. System Architecture Summary</w:t>
-            </w:r>
-            <w:r>
               <w:tab/>
-            </w:r>
-            <w:r>
               <w:fldChar w:fldCharType="begin"/>
-            </w:r>
-            <w:r>
               <w:instrText xml:space="preserve"> PAGEREF _Toc90000009 \h </w:instrText>
-            </w:r>
-            <w:r>
               <w:fldChar w:fldCharType="separate"/>
-            </w:r>
-            <w:r>
               <w:t>6</w:t>
-            </w:r>
-            <w:r>
               <w:fldChar w:fldCharType="end"/>
             </w:r>
           </w:hyperlink>
@@ -408,23 +296,11 @@
           <w:hyperlink w:anchor="_Toc90000010" w:history="1">
             <w:r>
               <w:t xml:space="preserve">5. Key Features Delivered</w:t>
-            </w:r>
-            <w:r>
               <w:tab/>
-            </w:r>
-            <w:r>
               <w:fldChar w:fldCharType="begin"/>
-            </w:r>
-            <w:r>
               <w:instrText xml:space="preserve"> PAGEREF _Toc90000010 \h </w:instrText>
-            </w:r>
-            <w:r>
               <w:fldChar w:fldCharType="separate"/>
-            </w:r>
-            <w:r>
               <w:t>7</w:t>
-            </w:r>
-            <w:r>
               <w:fldChar w:fldCharType="end"/>
             </w:r>
           </w:hyperlink>
@@ -436,23 +312,11 @@
           <w:hyperlink w:anchor="_Toc90000011" w:history="1">
             <w:r>
               <w:t xml:space="preserve">5.1 By Role</w:t>
-            </w:r>
-            <w:r>
               <w:tab/>
-            </w:r>
-            <w:r>
               <w:fldChar w:fldCharType="begin"/>
-            </w:r>
-            <w:r>
               <w:instrText xml:space="preserve"> PAGEREF _Toc90000011 \h </w:instrText>
-            </w:r>
-            <w:r>
               <w:fldChar w:fldCharType="separate"/>
-            </w:r>
-            <w:r>
               <w:t>7</w:t>
-            </w:r>
-            <w:r>
               <w:fldChar w:fldCharType="end"/>
             </w:r>
           </w:hyperlink>
@@ -464,23 +328,11 @@
           <w:hyperlink w:anchor="_Toc90000012" w:history="1">
             <w:r>
               <w:t xml:space="preserve">5.2 Deliverable 5 Highlights</w:t>
-            </w:r>
-            <w:r>
               <w:tab/>
-            </w:r>
-            <w:r>
               <w:fldChar w:fldCharType="begin"/>
-            </w:r>
-            <w:r>
               <w:instrText xml:space="preserve"> PAGEREF _Toc90000012 \h </w:instrText>
-            </w:r>
-            <w:r>
               <w:fldChar w:fldCharType="separate"/>
-            </w:r>
-            <w:r>
               <w:t>7</w:t>
-            </w:r>
-            <w:r>
               <w:fldChar w:fldCharType="end"/>
             </w:r>
           </w:hyperlink>
@@ -492,23 +344,11 @@
           <w:hyperlink w:anchor="_Toc90000013" w:history="1">
             <w:r>
               <w:t xml:space="preserve">5.3 Billing Engine Highlights</w:t>
-            </w:r>
-            <w:r>
               <w:tab/>
-            </w:r>
-            <w:r>
               <w:fldChar w:fldCharType="begin"/>
-            </w:r>
-            <w:r>
               <w:instrText xml:space="preserve"> PAGEREF _Toc90000013 \h </w:instrText>
-            </w:r>
-            <w:r>
               <w:fldChar w:fldCharType="separate"/>
-            </w:r>
-            <w:r>
               <w:t>7</w:t>
-            </w:r>
-            <w:r>
               <w:fldChar w:fldCharType="end"/>
             </w:r>
           </w:hyperlink>
@@ -520,23 +360,11 @@
           <w:hyperlink w:anchor="_Toc90000014" w:history="1">
             <w:r>
               <w:t xml:space="preserve">6. Testing &amp; Quality Assurance Results</w:t>
-            </w:r>
-            <w:r>
               <w:tab/>
-            </w:r>
-            <w:r>
               <w:fldChar w:fldCharType="begin"/>
-            </w:r>
-            <w:r>
               <w:instrText xml:space="preserve"> PAGEREF _Toc90000014 \h </w:instrText>
-            </w:r>
-            <w:r>
               <w:fldChar w:fldCharType="separate"/>
-            </w:r>
-            <w:r>
               <w:t>7</w:t>
-            </w:r>
-            <w:r>
               <w:fldChar w:fldCharType="end"/>
             </w:r>
           </w:hyperlink>
@@ -548,23 +376,11 @@
           <w:hyperlink w:anchor="_Toc90000015" w:history="1">
             <w:r>
               <w:t xml:space="preserve">6.1 What the Suite Verifies</w:t>
-            </w:r>
-            <w:r>
               <w:tab/>
-            </w:r>
-            <w:r>
               <w:fldChar w:fldCharType="begin"/>
-            </w:r>
-            <w:r>
               <w:instrText xml:space="preserve"> PAGEREF _Toc90000015 \h </w:instrText>
-            </w:r>
-            <w:r>
               <w:fldChar w:fldCharType="separate"/>
-            </w:r>
-            <w:r>
               <w:t>8</w:t>
-            </w:r>
-            <w:r>
               <w:fldChar w:fldCharType="end"/>
             </w:r>
           </w:hyperlink>
@@ -576,23 +392,11 @@
           <w:hyperlink w:anchor="_Toc90000016" w:history="1">
             <w:r>
               <w:t xml:space="preserve">7. Challenges &amp; Lessons Learned</w:t>
-            </w:r>
-            <w:r>
               <w:tab/>
-            </w:r>
-            <w:r>
               <w:fldChar w:fldCharType="begin"/>
-            </w:r>
-            <w:r>
               <w:instrText xml:space="preserve"> PAGEREF _Toc90000016 \h </w:instrText>
-            </w:r>
-            <w:r>
               <w:fldChar w:fldCharType="separate"/>
-            </w:r>
-            <w:r>
               <w:t>8</w:t>
-            </w:r>
-            <w:r>
               <w:fldChar w:fldCharType="end"/>
             </w:r>
           </w:hyperlink>
@@ -604,23 +408,11 @@
           <w:hyperlink w:anchor="_Toc90000017" w:history="1">
             <w:r>
               <w:t xml:space="preserve">8. Conclusion &amp; Recommendations for Future Work</w:t>
-            </w:r>
-            <w:r>
               <w:tab/>
-            </w:r>
-            <w:r>
               <w:fldChar w:fldCharType="begin"/>
-            </w:r>
-            <w:r>
               <w:instrText xml:space="preserve"> PAGEREF _Toc90000017 \h </w:instrText>
-            </w:r>
-            <w:r>
               <w:fldChar w:fldCharType="separate"/>
-            </w:r>
-            <w:r>
               <w:t>9</w:t>
-            </w:r>
-            <w:r>
               <w:fldChar w:fldCharType="end"/>
             </w:r>
           </w:hyperlink>
@@ -632,23 +424,11 @@
           <w:hyperlink w:anchor="_Toc90000018" w:history="1">
             <w:r>
               <w:t xml:space="preserve">8.1 Recommendations for IT402 (Capstone Part 2)</w:t>
-            </w:r>
-            <w:r>
               <w:tab/>
-            </w:r>
-            <w:r>
               <w:fldChar w:fldCharType="begin"/>
-            </w:r>
-            <w:r>
               <w:instrText xml:space="preserve"> PAGEREF _Toc90000018 \h </w:instrText>
-            </w:r>
-            <w:r>
               <w:fldChar w:fldCharType="separate"/>
-            </w:r>
-            <w:r>
               <w:t>9</w:t>
-            </w:r>
-            <w:r>
               <w:fldChar w:fldCharType="end"/>
             </w:r>
           </w:hyperlink>
@@ -660,23 +440,11 @@
           <w:hyperlink w:anchor="_Toc90000019" w:history="1">
             <w:r>
               <w:t xml:space="preserve">Appendix: Project Statistics Summary</w:t>
-            </w:r>
-            <w:r>
               <w:tab/>
-            </w:r>
-            <w:r>
               <w:fldChar w:fldCharType="begin"/>
-            </w:r>
-            <w:r>
               <w:instrText xml:space="preserve"> PAGEREF _Toc90000019 \h </w:instrText>
-            </w:r>
-            <w:r>
               <w:fldChar w:fldCharType="separate"/>
-            </w:r>
-            <w:r>
               <w:t>11</w:t>
-            </w:r>
-            <w:r>
               <w:fldChar w:fldCharType="end"/>
             </w:r>
           </w:hyperlink>
@@ -734,7 +502,7 @@
           <w:sz w:val="21"/>
           <w:szCs w:val="21"/>
         </w:rPr>
-        <w:t xml:space="preserve">The finished system is a Flask web application backed by a database of 18 tables (13 from the original design plus 5 added for the billing engine), organized into 10 route blueprints and five role-scoped user experiences (Property Owner, Property Manager, Tenant, Maintenance Staff, and Administrator). Every one of the 25 use cases defined in the original requirements has a corresponding route or scheduled background job, a user interface, and at least one automated test. The application is verified by a 202-test automated suite (201 passing, 1 self-skipping near month-end) with zero failures and 82% statement coverage, and it runs entirely offline — no paid external account (email, SMS, or payment provider) is required to build, run, or test it.</w:t>
+        <w:t xml:space="preserve">The finished system is a Flask web application backed by a database of 18 tables (13 from the original design plus 5 added for the billing engine), organized into 10 route blueprints and five role-scoped user experiences (Property Owner, Property Manager, Tenant, Maintenance Staff, and Administrator). Every one of the 25 use cases defined in the original requirements has a corresponding route or scheduled background job, a user interface, and at least one automated test. The application is verified by a 204-test automated suite (all 204 passing on the latest run; one scheduler test self-skips on dates near month-end) with zero failures and 83% statement coverage, and it runs entirely offline — no paid external account (email, SMS, or payment provider) is required to build, run, or test it.</w:t>
       </w:r>
     </w:p>
     <w:p>
@@ -747,7 +515,7 @@
           <w:sz w:val="21"/>
           <w:szCs w:val="21"/>
         </w:rPr>
-        <w:t xml:space="preserve">The guiding principle across this project has been that a claim in the documentation should be a fact about the running system, not a target for it. Every number in this report — 25 use cases, 18 tables, 202 tests, 82% coverage — was produced by actually running the code.</w:t>
+        <w:t xml:space="preserve">The guiding principle across this project has been that a claim in the documentation should be a fact about the running system, not a target for it. Every number in this report — 25 use cases, 18 tables, 204 tests, 83% coverage — was produced by actually running the code.</w:t>
       </w:r>
     </w:p>
     <w:p>
@@ -3078,7 +2846,7 @@
                 <w:sz w:val="20"/>
                 <w:szCs w:val="20"/>
               </w:rPr>
-              <w:t xml:space="preserve">202</w:t>
+              <w:t xml:space="preserve">204</w:t>
             </w:r>
           </w:p>
         </w:tc>
@@ -3134,7 +2902,7 @@
                 <w:sz w:val="20"/>
                 <w:szCs w:val="20"/>
               </w:rPr>
-              <w:t xml:space="preserve">201</w:t>
+              <w:t xml:space="preserve">204</w:t>
             </w:r>
           </w:p>
         </w:tc>
@@ -3190,7 +2958,7 @@
                 <w:sz w:val="20"/>
                 <w:szCs w:val="20"/>
               </w:rPr>
-              <w:t xml:space="preserve">1 (self-skips within a few days of month-end, where due-day clipping could shift the asserted date by a day)</w:t>
+              <w:t xml:space="preserve">0 on the latest run (one scheduler test self-skips on dates near month-end, where due-day clipping could shift the asserted date by a day)</w:t>
             </w:r>
           </w:p>
         </w:tc>
@@ -3302,7 +3070,7 @@
                 <w:sz w:val="20"/>
                 <w:szCs w:val="20"/>
               </w:rPr>
-              <w:t xml:space="preserve">82%</w:t>
+              <w:t xml:space="preserve">83%</w:t>
             </w:r>
           </w:p>
         </w:tc>
@@ -3556,7 +3324,7 @@
           <w:sz w:val="21"/>
           <w:szCs w:val="21"/>
         </w:rPr>
-        <w:t xml:space="preserve">Coverage is concentrated in models.py (98%), security.py (92%), and the reports service (95%) — the modules carrying the business rules this project cares most about proving correct. The lowest-coverage files are thin route handlers whose uncovered branches are error-message formatting, and seed.py (demo-data tooling, intentionally outside the suite’s scope).</w:t>
+        <w:t xml:space="preserve">Coverage is concentrated in models.py (99%), security.py (92%), and the reports service (95%) — the modules carrying the business rules this project cares most about proving correct. The lowest-coverage files are thin route handlers whose uncovered branches are error-message formatting, and seed.py (demo-data tooling, intentionally outside the suite’s scope).</w:t>
       </w:r>
     </w:p>
     <w:p>
@@ -3974,7 +3742,7 @@
           <w:sz w:val="21"/>
           <w:szCs w:val="21"/>
         </w:rPr>
-        <w:t xml:space="preserve">RentalPro was carried from a requirements document, through a design, to a working prototype, a full project report, 100% feature completion, a demonstration and presentation package, and now an extended billing engine. Every claim in this document is backed by a running, tested system: 25 of 25 use cases implemented, each with a route and a covering test; the original 13-table database design implemented exactly as specified, since grown to 18 tables; 201 of 202 automated tests passing with zero failures at 82% statement coverage; eight additional feature gaps closed in Deliverable 5; and eight further billing capabilities added afterward. The application runs — and its test suite passes — using only Docker or a local Python virtual environment, with zero paid external accounts required.</w:t>
+        <w:t xml:space="preserve">RentalPro was carried from a requirements document, through a design, to a working prototype, a full project report, 100% feature completion, a demonstration and presentation package, and now an extended billing engine. Every claim in this document is backed by a running, tested system: 25 of 25 use cases implemented, each with a route and a covering test; the original 13-table database design implemented exactly as specified, since grown to 18 tables; all 204 automated tests passing with zero failures at 83% statement coverage; eight additional feature gaps closed in Deliverable 5; and eight further billing capabilities added afterward. The application runs — and its test suite passes — using only Docker or a local Python virtual environment, with zero paid external accounts required.</w:t>
       </w:r>
     </w:p>
     <w:p>
@@ -4605,7 +4373,7 @@
                 <w:sz w:val="20"/>
                 <w:szCs w:val="20"/>
               </w:rPr>
-              <w:t xml:space="preserve">202</w:t>
+              <w:t xml:space="preserve">204</w:t>
             </w:r>
           </w:p>
         </w:tc>
@@ -4661,7 +4429,7 @@
                 <w:sz w:val="20"/>
                 <w:szCs w:val="20"/>
               </w:rPr>
-              <w:t xml:space="preserve">201</w:t>
+              <w:t xml:space="preserve">204</w:t>
             </w:r>
           </w:p>
         </w:tc>
@@ -4717,7 +4485,7 @@
                 <w:sz w:val="20"/>
                 <w:szCs w:val="20"/>
               </w:rPr>
-              <w:t xml:space="preserve">1</w:t>
+              <w:t xml:space="preserve">0</w:t>
             </w:r>
           </w:p>
         </w:tc>
@@ -4829,7 +4597,7 @@
                 <w:sz w:val="20"/>
                 <w:szCs w:val="20"/>
               </w:rPr>
-              <w:t xml:space="preserve">82%</w:t>
+              <w:t xml:space="preserve">83%</w:t>
             </w:r>
           </w:p>
         </w:tc>

--- a/docs/ABDURRAHMAAN_IT401_DEL_6_FINAL_REPORT.docx
+++ b/docs/ABDURRAHMAAN_IT401_DEL_6_FINAL_REPORT.docx
@@ -220,7 +220,7 @@
               <w:fldChar w:fldCharType="begin"/>
               <w:instrText xml:space="preserve"> PAGEREF _Toc90000005 \h </w:instrText>
               <w:fldChar w:fldCharType="separate"/>
-              <w:t>4</w:t>
+              <w:t>5</w:t>
               <w:fldChar w:fldCharType="end"/>
             </w:r>
           </w:hyperlink>
@@ -275,6 +275,22 @@
         </w:p>
         <w:p>
           <w:pPr>
+            <w:pStyle w:val="TOC2"/>
+          </w:pPr>
+          <w:hyperlink w:anchor="_Toc90000030" w:history="1">
+            <w:r>
+              <w:t xml:space="preserve">3.5 Extended Scope — Usability, Localisation &amp; Harare Demo Data</w:t>
+              <w:tab/>
+              <w:fldChar w:fldCharType="begin"/>
+              <w:instrText xml:space="preserve"> PAGEREF _Toc90000030 \h </w:instrText>
+              <w:fldChar w:fldCharType="separate"/>
+              <w:t>6</w:t>
+              <w:fldChar w:fldCharType="end"/>
+            </w:r>
+          </w:hyperlink>
+        </w:p>
+        <w:p>
+          <w:pPr>
             <w:pStyle w:val="TOC1"/>
           </w:pPr>
           <w:hyperlink w:anchor="_Toc90000009" w:history="1">
@@ -284,7 +300,7 @@
               <w:fldChar w:fldCharType="begin"/>
               <w:instrText xml:space="preserve"> PAGEREF _Toc90000009 \h </w:instrText>
               <w:fldChar w:fldCharType="separate"/>
-              <w:t>6</w:t>
+              <w:t>7</w:t>
               <w:fldChar w:fldCharType="end"/>
             </w:r>
           </w:hyperlink>
@@ -300,7 +316,7 @@
               <w:fldChar w:fldCharType="begin"/>
               <w:instrText xml:space="preserve"> PAGEREF _Toc90000010 \h </w:instrText>
               <w:fldChar w:fldCharType="separate"/>
-              <w:t>7</w:t>
+              <w:t>8</w:t>
               <w:fldChar w:fldCharType="end"/>
             </w:r>
           </w:hyperlink>
@@ -316,7 +332,7 @@
               <w:fldChar w:fldCharType="begin"/>
               <w:instrText xml:space="preserve"> PAGEREF _Toc90000011 \h </w:instrText>
               <w:fldChar w:fldCharType="separate"/>
-              <w:t>7</w:t>
+              <w:t>8</w:t>
               <w:fldChar w:fldCharType="end"/>
             </w:r>
           </w:hyperlink>
@@ -332,7 +348,7 @@
               <w:fldChar w:fldCharType="begin"/>
               <w:instrText xml:space="preserve"> PAGEREF _Toc90000012 \h </w:instrText>
               <w:fldChar w:fldCharType="separate"/>
-              <w:t>7</w:t>
+              <w:t>8</w:t>
               <w:fldChar w:fldCharType="end"/>
             </w:r>
           </w:hyperlink>
@@ -348,7 +364,23 @@
               <w:fldChar w:fldCharType="begin"/>
               <w:instrText xml:space="preserve"> PAGEREF _Toc90000013 \h </w:instrText>
               <w:fldChar w:fldCharType="separate"/>
-              <w:t>7</w:t>
+              <w:t>8</w:t>
+              <w:fldChar w:fldCharType="end"/>
+            </w:r>
+          </w:hyperlink>
+        </w:p>
+        <w:p>
+          <w:pPr>
+            <w:pStyle w:val="TOC2"/>
+          </w:pPr>
+          <w:hyperlink w:anchor="_Toc90000031" w:history="1">
+            <w:r>
+              <w:t xml:space="preserve">5.4 Usability &amp; Localisation Highlights</w:t>
+              <w:tab/>
+              <w:fldChar w:fldCharType="begin"/>
+              <w:instrText xml:space="preserve"> PAGEREF _Toc90000031 \h </w:instrText>
+              <w:fldChar w:fldCharType="separate"/>
+              <w:t>8</w:t>
               <w:fldChar w:fldCharType="end"/>
             </w:r>
           </w:hyperlink>
@@ -364,7 +396,7 @@
               <w:fldChar w:fldCharType="begin"/>
               <w:instrText xml:space="preserve"> PAGEREF _Toc90000014 \h </w:instrText>
               <w:fldChar w:fldCharType="separate"/>
-              <w:t>7</w:t>
+              <w:t>9</w:t>
               <w:fldChar w:fldCharType="end"/>
             </w:r>
           </w:hyperlink>
@@ -380,7 +412,7 @@
               <w:fldChar w:fldCharType="begin"/>
               <w:instrText xml:space="preserve"> PAGEREF _Toc90000015 \h </w:instrText>
               <w:fldChar w:fldCharType="separate"/>
-              <w:t>8</w:t>
+              <w:t>9</w:t>
               <w:fldChar w:fldCharType="end"/>
             </w:r>
           </w:hyperlink>
@@ -396,7 +428,7 @@
               <w:fldChar w:fldCharType="begin"/>
               <w:instrText xml:space="preserve"> PAGEREF _Toc90000016 \h </w:instrText>
               <w:fldChar w:fldCharType="separate"/>
-              <w:t>8</w:t>
+              <w:t>10</w:t>
               <w:fldChar w:fldCharType="end"/>
             </w:r>
           </w:hyperlink>
@@ -412,7 +444,7 @@
               <w:fldChar w:fldCharType="begin"/>
               <w:instrText xml:space="preserve"> PAGEREF _Toc90000017 \h </w:instrText>
               <w:fldChar w:fldCharType="separate"/>
-              <w:t>9</w:t>
+              <w:t>10</w:t>
               <w:fldChar w:fldCharType="end"/>
             </w:r>
           </w:hyperlink>
@@ -428,7 +460,7 @@
               <w:fldChar w:fldCharType="begin"/>
               <w:instrText xml:space="preserve"> PAGEREF _Toc90000018 \h </w:instrText>
               <w:fldChar w:fldCharType="separate"/>
-              <w:t>9</w:t>
+              <w:t>11</w:t>
               <w:fldChar w:fldCharType="end"/>
             </w:r>
           </w:hyperlink>
@@ -444,7 +476,7 @@
               <w:fldChar w:fldCharType="begin"/>
               <w:instrText xml:space="preserve"> PAGEREF _Toc90000019 \h </w:instrText>
               <w:fldChar w:fldCharType="separate"/>
-              <w:t>11</w:t>
+              <w:t>12</w:t>
               <w:fldChar w:fldCharType="end"/>
             </w:r>
           </w:hyperlink>
@@ -489,7 +521,7 @@
           <w:sz w:val="21"/>
           <w:szCs w:val="21"/>
         </w:rPr>
-        <w:t xml:space="preserve">RentalPro is a Digital Rental Management System built to replace the spreadsheets, paper leases, and manual reminders that independent landlords and small property managers still rely on. The project was carried out across five prior deliverables — a Software Requirements Specification (Deliverable 1), a UML and database design (Deliverable 2), a working prototype application (Deliverable 3), a complete seven-chapter project report (Deliverable 4), and, closing every remaining gap against the original requirements, 100% feature completion (Deliverable 5). Deliverable 6 — a project demonstration video, a presentation video, and this final capstone report — closed out the formal capstone submission. Since then, the system has been further extended with a complete billing engine (Section 3.4): eight additional capabilities covering charges, metering, prorated and variable rent, automated billing, statements, receipts, and expense reporting, all built additively and fully tested. This report has been updated to describe that current, running state rather than the state at the moment of the original D6 submission.</w:t>
+        <w:t xml:space="preserve">RentalPro is a Digital Rental Management System built to replace the spreadsheets, paper leases, and manual reminders that independent landlords and small property managers still rely on. The project was carried out across five prior deliverables — a Software Requirements Specification (Deliverable 1), a UML and database design (Deliverable 2), a working prototype application (Deliverable 3), a complete seven-chapter project report (Deliverable 4), and, closing every remaining gap against the original requirements, 100% feature completion (Deliverable 5). Deliverable 6 — a project demonstration video, a presentation video, and this final capstone report — closed out the formal capstone submission. Since then, the system has been further extended with a complete billing engine (Section 3.4): eight additional capabilities covering charges, metering, prorated and variable rent, automated billing, statements, receipts, and expense reporting, all built additively and fully tested. It has also gained usability and localisation work (Section 3.5): a property map, a redesigned interface with Harare photography, an English/Shona language switch, and a Harare-based demonstration portfolio. This report has been updated to describe that current, running state rather than the state at the moment of the original D6 submission.</w:t>
       </w:r>
     </w:p>
     <w:p>
@@ -502,7 +534,7 @@
           <w:sz w:val="21"/>
           <w:szCs w:val="21"/>
         </w:rPr>
-        <w:t xml:space="preserve">The finished system is a Flask web application backed by a database of 18 tables (13 from the original design plus 5 added for the billing engine), organized into 10 route blueprints and five role-scoped user experiences (Property Owner, Property Manager, Tenant, Maintenance Staff, and Administrator). Every one of the 25 use cases defined in the original requirements has a corresponding route or scheduled background job, a user interface, and at least one automated test. The application is verified by a 204-test automated suite (all 204 passing on the latest run; one scheduler test self-skips on dates near month-end) with zero failures and 83% statement coverage, and it runs entirely offline — no paid external account (email, SMS, or payment provider) is required to build, run, or test it.</w:t>
+        <w:t xml:space="preserve">The finished system is a Flask web application backed by a database of 18 tables (13 from the original design plus 5 added for the billing engine), organized into 10 route blueprints and five role-scoped user experiences (Property Owner, Property Manager, Tenant, Maintenance Staff, and Administrator). Every one of the 25 use cases defined in the original requirements has a corresponding route or scheduled background job, a user interface, and at least one automated test. The application is verified by a 226-test automated suite (all 226 passing on the latest run; one scheduler test self-skips on dates near month-end) with zero failures and 82% statement coverage, and it runs entirely offline — no paid external account (email, SMS, or payment provider) is required to build, run, or test it.</w:t>
       </w:r>
     </w:p>
     <w:p>
@@ -515,7 +547,7 @@
           <w:sz w:val="21"/>
           <w:szCs w:val="21"/>
         </w:rPr>
-        <w:t xml:space="preserve">The guiding principle across this project has been that a claim in the documentation should be a fact about the running system, not a target for it. Every number in this report — 25 use cases, 18 tables, 204 tests, 83% coverage — was produced by actually running the code.</w:t>
+        <w:t xml:space="preserve">The guiding principle across this project has been that a claim in the documentation should be a fact about the running system, not a target for it. Every number in this report — 25 use cases, 18 tables, 226 tests, 82% coverage — was produced by actually running the code.</w:t>
       </w:r>
     </w:p>
     <w:p>
@@ -1422,6 +1454,89 @@
           </w:p>
         </w:tc>
       </w:tr>
+      <w:tr>
+        <w:tc>
+          <w:tcPr>
+            <w:tcW w:type="dxa" w:w="2000"/>
+            <w:shd w:fill="FFFFFF" w:val="clear"/>
+            <w:tcMar>
+              <w:top w:type="dxa" w:w="100"/>
+              <w:left w:type="dxa" w:w="120"/>
+              <w:bottom w:type="dxa" w:w="100"/>
+              <w:right w:type="dxa" w:w="120"/>
+            </w:tcMar>
+          </w:tcPr>
+          <w:p>
+            <w:pPr>
+              <w:jc w:val="left"/>
+            </w:pPr>
+            <w:r>
+              <w:rPr>
+                <w:b w:val="false"/>
+                <w:bCs w:val="false"/>
+                <w:color w:val="1E293B"/>
+                <w:sz w:val="20"/>
+                <w:szCs w:val="20"/>
+              </w:rPr>
+              <w:t xml:space="preserve">Extended Scope — Usability &amp; Localisation</w:t>
+            </w:r>
+          </w:p>
+        </w:tc>
+        <w:tc>
+          <w:tcPr>
+            <w:tcW w:type="dxa" w:w="6500"/>
+            <w:shd w:fill="FFFFFF" w:val="clear"/>
+            <w:tcMar>
+              <w:top w:type="dxa" w:w="100"/>
+              <w:left w:type="dxa" w:w="120"/>
+              <w:bottom w:type="dxa" w:w="100"/>
+              <w:right w:type="dxa" w:w="120"/>
+            </w:tcMar>
+          </w:tcPr>
+          <w:p>
+            <w:pPr>
+              <w:jc w:val="left"/>
+            </w:pPr>
+            <w:r>
+              <w:rPr>
+                <w:b w:val="false"/>
+                <w:bCs w:val="false"/>
+                <w:color w:val="1E293B"/>
+                <w:sz w:val="20"/>
+                <w:szCs w:val="20"/>
+              </w:rPr>
+              <w:t xml:space="preserve">Property map, a redesigned top-bar interface with Harare photo backgrounds, an English/Shona language switch, tenant-friendly unit labels, a logged-in redirect fix, and Harare demo data — 22 dedicated tests</w:t>
+            </w:r>
+          </w:p>
+        </w:tc>
+        <w:tc>
+          <w:tcPr>
+            <w:tcW w:type="dxa" w:w="1660"/>
+            <w:shd w:fill="FFFFFF" w:val="clear"/>
+            <w:tcMar>
+              <w:top w:type="dxa" w:w="100"/>
+              <w:left w:type="dxa" w:w="120"/>
+              <w:bottom w:type="dxa" w:w="100"/>
+              <w:right w:type="dxa" w:w="120"/>
+            </w:tcMar>
+          </w:tcPr>
+          <w:p>
+            <w:pPr>
+              <w:jc w:val="left"/>
+            </w:pPr>
+            <w:r>
+              <w:rPr>
+                <w:b w:val="false"/>
+                <w:bCs w:val="false"/>
+                <w:color w:val="1E293B"/>
+                <w:sz w:val="20"/>
+                <w:szCs w:val="20"/>
+              </w:rPr>
+              <w:t xml:space="preserve">Complete</w:t>
+            </w:r>
+          </w:p>
+        </w:tc>
+      </w:tr>
     </w:tbl>
     <w:p>
       <w:pPr>
@@ -1833,6 +1948,158 @@
           <w:szCs w:val="21"/>
         </w:rPr>
         <w:t xml:space="preserve">Property expenses &amp; net income: owner-side operating costs (tax, insurance, management fees, general upkeep) are now tracked per property and feed a true net income estimate, alongside maintenance cost, in both the on-screen and exported reports.</w:t>
+      </w:r>
+    </w:p>
+    <w:p>
+      <w:pPr>
+        <w:pStyle w:val="Heading2"/>
+        <w:spacing w:after="150" w:before="300"/>
+      </w:pPr>
+      <w:bookmarkStart w:id="930" w:name="_Toc90000030"/>
+      <w:r>
+        <w:rPr>
+          <w:b/>
+          <w:bCs/>
+          <w:color w:val="2563EB"/>
+          <w:sz w:val="26"/>
+          <w:szCs w:val="26"/>
+        </w:rPr>
+        <w:t xml:space="preserve">3.5 Extended Scope — Usability, Localisation &amp; Harare Demo Data</w:t>
+      </w:r>
+      <w:bookmarkEnd w:id="930"/>
+    </w:p>
+    <w:p>
+      <w:pPr>
+        <w:spacing w:after="180" w:line="300"/>
+      </w:pPr>
+      <w:r>
+        <w:rPr>
+          <w:color w:val="1E293B"/>
+          <w:sz w:val="21"/>
+          <w:szCs w:val="21"/>
+        </w:rPr>
+        <w:t xml:space="preserve">The most recent round of work focused on how the system looks and reads to the people who would actually use it — landlords, managers and tenants in Harare — rather than on new business rules. Each change was made additively, behind the existing tests, with its own new tests:</w:t>
+      </w:r>
+    </w:p>
+    <w:p>
+      <w:pPr>
+        <w:pStyle w:val="ListParagraph"/>
+        <w:numPr>
+          <w:ilvl w:val="0"/>
+          <w:numId w:val="2"/>
+        </w:numPr>
+        <w:spacing w:after="120" w:line="290"/>
+      </w:pPr>
+      <w:r>
+        <w:rPr>
+          <w:color w:val="1E293B"/>
+          <w:sz w:val="21"/>
+          <w:szCs w:val="21"/>
+        </w:rPr>
+        <w:t xml:space="preserve">Property map: every property can carry map coordinates, set by clicking a map on the Add/Edit Property forms. A property's detail page shows its pin, and a portfolio map (/properties/map) plots every located property with a popup linking back to it. Leaflet is vendored into the app rather than loaded from a CDN (8 tests).</w:t>
+      </w:r>
+    </w:p>
+    <w:p>
+      <w:pPr>
+        <w:pStyle w:val="ListParagraph"/>
+        <w:numPr>
+          <w:ilvl w:val="0"/>
+          <w:numId w:val="2"/>
+        </w:numPr>
+        <w:spacing w:after="120" w:line="290"/>
+      </w:pPr>
+      <w:r>
+        <w:rPr>
+          <w:color w:val="1E293B"/>
+          <w:sz w:val="21"/>
+          <w:szCs w:val="21"/>
+        </w:rPr>
+        <w:t xml:space="preserve">Redesigned interface: the sidebar was replaced by a horizontal top navigation bar with a soft blue-to-burgundy gradient. The login page is a full-screen photograph of the Harare skyline with a translucent sign-in card, and each section of the app has its own Harare photograph behind it — the skyline for the dashboard, reports and admin pages, an aerial view for properties, and a night street scene for tenants, rent, maintenance and the tenant portal. Cards and tables stay solid white and page titles are white with a soft shadow, so content stays readable.</w:t>
+      </w:r>
+    </w:p>
+    <w:p>
+      <w:pPr>
+        <w:pStyle w:val="ListParagraph"/>
+        <w:numPr>
+          <w:ilvl w:val="0"/>
+          <w:numId w:val="2"/>
+        </w:numPr>
+        <w:spacing w:after="120" w:line="290"/>
+      </w:pPr>
+      <w:r>
+        <w:rPr>
+          <w:color w:val="1E293B"/>
+          <w:sz w:val="21"/>
+          <w:szCs w:val="21"/>
+        </w:rPr>
+        <w:t xml:space="preserve">English/Shona language switch: an EN | SN toggle in the top bar and on the login page. A small built-in translator (backend/i18n.py) looks each interface phrase up in a Shona table and falls back to English for anything not yet translated. The choice is kept in the session and survives logging in and out. Navigation, login, the dashboards, the main list pages, the tenant portal and status badges are translated; data — property names, addresses, suburbs, cities and people's names — is never translated, and a test enforces that (9 tests).</w:t>
+      </w:r>
+    </w:p>
+    <w:p>
+      <w:pPr>
+        <w:pStyle w:val="ListParagraph"/>
+        <w:numPr>
+          <w:ilvl w:val="0"/>
+          <w:numId w:val="2"/>
+        </w:numPr>
+        <w:spacing w:after="120" w:line="290"/>
+      </w:pPr>
+      <w:r>
+        <w:rPr>
+          <w:color w:val="1E293B"/>
+          <w:sz w:val="21"/>
+          <w:szCs w:val="21"/>
+        </w:rPr>
+        <w:t xml:space="preserve">Tenant-friendly unit labels: the tenant dashboard and Pay Rent page name the property and unit (for example “Avondale Heights · Unit 101”) instead of an internal unit code (1 test).</w:t>
+      </w:r>
+    </w:p>
+    <w:p>
+      <w:pPr>
+        <w:pStyle w:val="ListParagraph"/>
+        <w:numPr>
+          <w:ilvl w:val="0"/>
+          <w:numId w:val="2"/>
+        </w:numPr>
+        <w:spacing w:after="120" w:line="290"/>
+      </w:pPr>
+      <w:r>
+        <w:rPr>
+          <w:color w:val="1E293B"/>
+          <w:sz w:val="21"/>
+          <w:szCs w:val="21"/>
+        </w:rPr>
+        <w:t xml:space="preserve">Logged-in redirect fix: opening the home page, the login page, or a password-reset or invitation link while already signed in used to show an empty page; it now takes the user to their own dashboard, portal or work queue (4 tests).</w:t>
+      </w:r>
+    </w:p>
+    <w:p>
+      <w:pPr>
+        <w:pStyle w:val="ListParagraph"/>
+        <w:numPr>
+          <w:ilvl w:val="0"/>
+          <w:numId w:val="2"/>
+        </w:numPr>
+        <w:spacing w:after="120" w:line="290"/>
+      </w:pPr>
+      <w:r>
+        <w:rPr>
+          <w:color w:val="1E293B"/>
+          <w:sz w:val="21"/>
+          <w:szCs w:val="21"/>
+        </w:rPr>
+        <w:t xml:space="preserve">Harare demonstration data: the seed data now describes a Harare portfolio — five properties in Avondale, the CBD, Eastlea and Vainona, each with map coordinates; 16 units; nine tenants with Zimbabwean names, national IDs and +263 phone numbers; a payment history for every lease with three tenants in arrears; and the administrator account in the author's name.</w:t>
+      </w:r>
+    </w:p>
+    <w:p>
+      <w:pPr>
+        <w:spacing w:after="180" w:line="300"/>
+      </w:pPr>
+      <w:r>
+        <w:rPr>
+          <w:color w:val="1E293B"/>
+          <w:sz w:val="21"/>
+          <w:szCs w:val="21"/>
+        </w:rPr>
+        <w:t xml:space="preserve">The SRS originally described multi-language support as Arabic and English. Because the system's intended users are in Harare, Shona — the most widely spoken language there — was implemented as the second language instead. The translation mechanism is language-neutral: adding another language, Arabic included, only needs a new phrase table. The Shona wording has not yet been reviewed by a native speaker.</w:t>
       </w:r>
     </w:p>
     <w:p>
@@ -1992,7 +2259,7 @@
                 <w:sz w:val="20"/>
                 <w:szCs w:val="20"/>
               </w:rPr>
-              <w:t xml:space="preserve">35 Jinja2 templates behind role-aware navigation, plus a shared design system in static/css/style.css</w:t>
+              <w:t xml:space="preserve">38 Jinja2 templates behind a role-aware top navigation bar with an English/Shona switch, plus a shared design system in static/css/style.css</w:t>
             </w:r>
           </w:p>
         </w:tc>
@@ -2104,7 +2371,7 @@
                 <w:sz w:val="20"/>
                 <w:szCs w:val="20"/>
               </w:rPr>
-              <w:t xml:space="preserve">security.py (RBAC, IDOR, validation, audit log), scheduler_jobs.py (5 background jobs), services/ (notifications, payments, pdf, excel, reports, storage)</w:t>
+              <w:t xml:space="preserve">security.py (RBAC, IDOR, validation, audit log), i18n.py (English/Shona translation), scheduler_jobs.py (5 background jobs), services/ (notifications, payments, pdf, excel, reports, storage)</w:t>
             </w:r>
           </w:p>
         </w:tc>
@@ -2691,6 +2958,37 @@
     </w:p>
     <w:p>
       <w:pPr>
+        <w:pStyle w:val="Heading2"/>
+        <w:spacing w:after="150" w:before="300"/>
+      </w:pPr>
+      <w:bookmarkStart w:id="931" w:name="_Toc90000031"/>
+      <w:r>
+        <w:rPr>
+          <w:b/>
+          <w:bCs/>
+          <w:color w:val="2563EB"/>
+          <w:sz w:val="26"/>
+          <w:szCs w:val="26"/>
+        </w:rPr>
+        <w:t xml:space="preserve">5.4 Usability &amp; Localisation Highlights</w:t>
+      </w:r>
+      <w:bookmarkEnd w:id="931"/>
+    </w:p>
+    <w:p>
+      <w:pPr>
+        <w:spacing w:after="180" w:line="300"/>
+      </w:pPr>
+      <w:r>
+        <w:rPr>
+          <w:color w:val="1E293B"/>
+          <w:sz w:val="21"/>
+          <w:szCs w:val="21"/>
+        </w:rPr>
+        <w:t xml:space="preserve">The usability and localisation work (Section 3.5) changed what every role sees rather than what the system can do: a map of the whole portfolio, a cleaner top-bar layout with Harare photography, and an English/Shona switch, so a Harare tenant can check a balance or pay rent in Shona. It sits on the same role-scoped routes described in Section 5.1, and demonstrating the system with a realistic Harare portfolio makes every dashboard, report and rent tracker figure meaningful.</w:t>
+      </w:r>
+    </w:p>
+    <w:p>
+      <w:pPr>
         <w:pStyle w:val="Heading1"/>
         <w:spacing w:after="200" w:before="400"/>
       </w:pPr>
@@ -2846,7 +3144,7 @@
                 <w:sz w:val="20"/>
                 <w:szCs w:val="20"/>
               </w:rPr>
-              <w:t xml:space="preserve">204</w:t>
+              <w:t xml:space="preserve">226</w:t>
             </w:r>
           </w:p>
         </w:tc>
@@ -2902,7 +3200,7 @@
                 <w:sz w:val="20"/>
                 <w:szCs w:val="20"/>
               </w:rPr>
-              <w:t xml:space="preserve">204</w:t>
+              <w:t xml:space="preserve">226</w:t>
             </w:r>
           </w:p>
         </w:tc>
@@ -3070,7 +3368,7 @@
                 <w:sz w:val="20"/>
                 <w:szCs w:val="20"/>
               </w:rPr>
-              <w:t xml:space="preserve">83%</w:t>
+              <w:t xml:space="preserve">82%</w:t>
             </w:r>
           </w:p>
         </w:tc>
@@ -3316,6 +3614,24 @@
     </w:p>
     <w:p>
       <w:pPr>
+        <w:pStyle w:val="ListParagraph"/>
+        <w:numPr>
+          <w:ilvl w:val="0"/>
+          <w:numId w:val="2"/>
+        </w:numPr>
+        <w:spacing w:after="120" w:line="290"/>
+      </w:pPr>
+      <w:r>
+        <w:rPr>
+          <w:color w:val="1E293B"/>
+          <w:sz w:val="21"/>
+          <w:szCs w:val="21"/>
+        </w:rPr>
+        <w:t xml:space="preserve">Usability &amp; localisation: the English/Shona switch (English by default, switching, the choice surviving login, no open redirect, placeholders kept, place names never translated), the property map, the logged-in redirect and the tenant unit labels — 22 tests.</w:t>
+      </w:r>
+    </w:p>
+    <w:p>
+      <w:pPr>
         <w:spacing w:after="180" w:line="300"/>
       </w:pPr>
       <w:r>
@@ -3324,7 +3640,7 @@
           <w:sz w:val="21"/>
           <w:szCs w:val="21"/>
         </w:rPr>
-        <w:t xml:space="preserve">Coverage is concentrated in models.py (99%), security.py (92%), and the reports service (95%) — the modules carrying the business rules this project cares most about proving correct. The lowest-coverage files are thin route handlers whose uncovered branches are error-message formatting, and seed.py (demo-data tooling, intentionally outside the suite’s scope).</w:t>
+        <w:t xml:space="preserve">Coverage is concentrated in models.py (99%), security.py (93%), and the reports service (95%) — the modules carrying the business rules this project cares most about proving correct. The lowest-coverage files are thin route handlers whose uncovered branches are error-message formatting, and seed.py (demo-data tooling, intentionally outside the suite’s scope).</w:t>
       </w:r>
     </w:p>
     <w:p>
@@ -3700,6 +4016,62 @@
           </w:p>
         </w:tc>
       </w:tr>
+      <w:tr>
+        <w:tc>
+          <w:tcPr>
+            <w:tcW w:type="dxa" w:w="3200"/>
+            <w:shd w:fill="FFFFFF" w:val="clear"/>
+            <w:tcMar>
+              <w:top w:type="dxa" w:w="100"/>
+              <w:left w:type="dxa" w:w="120"/>
+              <w:bottom w:type="dxa" w:w="100"/>
+              <w:right w:type="dxa" w:w="120"/>
+            </w:tcMar>
+          </w:tcPr>
+          <w:p>
+            <w:pPr>
+              <w:jc w:val="left"/>
+            </w:pPr>
+            <w:r>
+              <w:rPr>
+                <w:b w:val="false"/>
+                <w:bCs w:val="false"/>
+                <w:color w:val="1E293B"/>
+                <w:sz w:val="20"/>
+                <w:szCs w:val="20"/>
+              </w:rPr>
+              <w:t xml:space="preserve">Adding a second language late in the project, without a translation library and without translating the data by mistake</w:t>
+            </w:r>
+          </w:p>
+        </w:tc>
+        <w:tc>
+          <w:tcPr>
+            <w:tcW w:type="dxa" w:w="6960"/>
+            <w:shd w:fill="FFFFFF" w:val="clear"/>
+            <w:tcMar>
+              <w:top w:type="dxa" w:w="100"/>
+              <w:left w:type="dxa" w:w="120"/>
+              <w:bottom w:type="dxa" w:w="100"/>
+              <w:right w:type="dxa" w:w="120"/>
+            </w:tcMar>
+          </w:tcPr>
+          <w:p>
+            <w:pPr>
+              <w:jc w:val="left"/>
+            </w:pPr>
+            <w:r>
+              <w:rPr>
+                <w:b w:val="false"/>
+                <w:bCs w:val="false"/>
+                <w:color w:val="1E293B"/>
+                <w:sz w:val="20"/>
+                <w:szCs w:val="20"/>
+              </w:rPr>
+              <w:t xml:space="preserve">Wrapped only interface text in a small _() helper with an English fallback, so the app works at every stage of translation; kept names and places as plain data, and added a test that fails if a Harare place name is ever changed or given a Shona entry</w:t>
+            </w:r>
+          </w:p>
+        </w:tc>
+      </w:tr>
     </w:tbl>
     <w:p>
       <w:pPr>
@@ -3742,7 +4114,7 @@
           <w:sz w:val="21"/>
           <w:szCs w:val="21"/>
         </w:rPr>
-        <w:t xml:space="preserve">RentalPro was carried from a requirements document, through a design, to a working prototype, a full project report, 100% feature completion, a demonstration and presentation package, and now an extended billing engine. Every claim in this document is backed by a running, tested system: 25 of 25 use cases implemented, each with a route and a covering test; the original 13-table database design implemented exactly as specified, since grown to 18 tables; all 204 automated tests passing with zero failures at 83% statement coverage; eight additional feature gaps closed in Deliverable 5; and eight further billing capabilities added afterward. The application runs — and its test suite passes — using only Docker or a local Python virtual environment, with zero paid external accounts required.</w:t>
+        <w:t xml:space="preserve">RentalPro was carried from a requirements document, through a design, to a working prototype, a full project report, 100% feature completion, a demonstration and presentation package, an extended billing engine, and a localised, Harare-focused interface. Every claim in this document is backed by a running, tested system: 25 of 25 use cases implemented, each with a route and a covering test; the original 13-table database design implemented exactly as specified, since grown to 18 tables; all 226 automated tests passing with zero failures at 82% statement coverage; eight additional feature gaps closed in Deliverable 5; eight further billing capabilities added afterward; and an English/Shona interface with a property map and Harare demonstration data. The application runs — and its test suite passes — using only Docker or a local Python virtual environment, with zero paid external accounts required.</w:t>
       </w:r>
     </w:p>
     <w:p>
@@ -3873,6 +4245,34 @@
           <w:szCs w:val="21"/>
         </w:rPr>
         <w:t xml:space="preserve">end-to-end tests against real Stripe, SendGrid, and Twilio sandbox accounts, in addition to the existing offline test suite.</w:t>
+      </w:r>
+    </w:p>
+    <w:p>
+      <w:pPr>
+        <w:pStyle w:val="ListParagraph"/>
+        <w:numPr>
+          <w:ilvl w:val="0"/>
+          <w:numId w:val="2"/>
+        </w:numPr>
+        <w:spacing w:after="120" w:line="290"/>
+      </w:pPr>
+      <w:r>
+        <w:rPr>
+          <w:b/>
+          <w:bCs/>
+          <w:color w:val="1E293B"/>
+          <w:sz w:val="21"/>
+          <w:szCs w:val="21"/>
+        </w:rPr>
+        <w:t xml:space="preserve">Finish and review the Shona translation:</w:t>
+      </w:r>
+      <w:r>
+        <w:rPr>
+          <w:color w:val="1E293B"/>
+          <w:sz w:val="21"/>
+          <w:szCs w:val="21"/>
+        </w:rPr>
+        <w:t xml:space="preserve"> translate the remaining forms, detail pages and on-screen messages, and have the wording checked by a native Shona speaker.</w:t>
       </w:r>
     </w:p>
     <w:p>
@@ -4261,7 +4661,7 @@
                 <w:sz w:val="20"/>
                 <w:szCs w:val="20"/>
               </w:rPr>
-              <w:t xml:space="preserve">35</w:t>
+              <w:t xml:space="preserve">38</w:t>
             </w:r>
           </w:p>
         </w:tc>
@@ -4373,7 +4773,7 @@
                 <w:sz w:val="20"/>
                 <w:szCs w:val="20"/>
               </w:rPr>
-              <w:t xml:space="preserve">204</w:t>
+              <w:t xml:space="preserve">226</w:t>
             </w:r>
           </w:p>
         </w:tc>
@@ -4429,7 +4829,7 @@
                 <w:sz w:val="20"/>
                 <w:szCs w:val="20"/>
               </w:rPr>
-              <w:t xml:space="preserve">204</w:t>
+              <w:t xml:space="preserve">226</w:t>
             </w:r>
           </w:p>
         </w:tc>
@@ -4597,7 +4997,7 @@
                 <w:sz w:val="20"/>
                 <w:szCs w:val="20"/>
               </w:rPr>
-              <w:t xml:space="preserve">83%</w:t>
+              <w:t xml:space="preserve">82%</w:t>
             </w:r>
           </w:p>
         </w:tc>
@@ -4822,6 +5222,174 @@
                 <w:szCs w:val="20"/>
               </w:rPr>
               <w:t xml:space="preserve">78</w:t>
+            </w:r>
+          </w:p>
+        </w:tc>
+      </w:tr>
+      <w:tr>
+        <w:tc>
+          <w:tcPr>
+            <w:tcW w:type="dxa" w:w="5400"/>
+            <w:shd w:fill="FFFFFF" w:val="clear"/>
+            <w:tcMar>
+              <w:top w:type="dxa" w:w="100"/>
+              <w:left w:type="dxa" w:w="120"/>
+              <w:bottom w:type="dxa" w:w="100"/>
+              <w:right w:type="dxa" w:w="120"/>
+            </w:tcMar>
+          </w:tcPr>
+          <w:p>
+            <w:pPr>
+              <w:jc w:val="left"/>
+            </w:pPr>
+            <w:r>
+              <w:rPr>
+                <w:b w:val="false"/>
+                <w:bCs w:val="false"/>
+                <w:color w:val="1E293B"/>
+                <w:sz w:val="20"/>
+                <w:szCs w:val="20"/>
+              </w:rPr>
+              <w:t xml:space="preserve">Usability &amp; localisation dedicated tests</w:t>
+            </w:r>
+          </w:p>
+        </w:tc>
+        <w:tc>
+          <w:tcPr>
+            <w:tcW w:type="dxa" w:w="4760"/>
+            <w:shd w:fill="FFFFFF" w:val="clear"/>
+            <w:tcMar>
+              <w:top w:type="dxa" w:w="100"/>
+              <w:left w:type="dxa" w:w="120"/>
+              <w:bottom w:type="dxa" w:w="100"/>
+              <w:right w:type="dxa" w:w="120"/>
+            </w:tcMar>
+          </w:tcPr>
+          <w:p>
+            <w:pPr>
+              <w:jc w:val="left"/>
+            </w:pPr>
+            <w:r>
+              <w:rPr>
+                <w:b w:val="false"/>
+                <w:bCs w:val="false"/>
+                <w:color w:val="1E293B"/>
+                <w:sz w:val="20"/>
+                <w:szCs w:val="20"/>
+              </w:rPr>
+              <w:t xml:space="preserve">22</w:t>
+            </w:r>
+          </w:p>
+        </w:tc>
+      </w:tr>
+      <w:tr>
+        <w:tc>
+          <w:tcPr>
+            <w:tcW w:type="dxa" w:w="5400"/>
+            <w:shd w:fill="FFFFFF" w:val="clear"/>
+            <w:tcMar>
+              <w:top w:type="dxa" w:w="100"/>
+              <w:left w:type="dxa" w:w="120"/>
+              <w:bottom w:type="dxa" w:w="100"/>
+              <w:right w:type="dxa" w:w="120"/>
+            </w:tcMar>
+          </w:tcPr>
+          <w:p>
+            <w:pPr>
+              <w:jc w:val="left"/>
+            </w:pPr>
+            <w:r>
+              <w:rPr>
+                <w:b w:val="false"/>
+                <w:bCs w:val="false"/>
+                <w:color w:val="1E293B"/>
+                <w:sz w:val="20"/>
+                <w:szCs w:val="20"/>
+              </w:rPr>
+              <w:t xml:space="preserve">Interface languages</w:t>
+            </w:r>
+          </w:p>
+        </w:tc>
+        <w:tc>
+          <w:tcPr>
+            <w:tcW w:type="dxa" w:w="4760"/>
+            <w:shd w:fill="FFFFFF" w:val="clear"/>
+            <w:tcMar>
+              <w:top w:type="dxa" w:w="100"/>
+              <w:left w:type="dxa" w:w="120"/>
+              <w:bottom w:type="dxa" w:w="100"/>
+              <w:right w:type="dxa" w:w="120"/>
+            </w:tcMar>
+          </w:tcPr>
+          <w:p>
+            <w:pPr>
+              <w:jc w:val="left"/>
+            </w:pPr>
+            <w:r>
+              <w:rPr>
+                <w:b w:val="false"/>
+                <w:bCs w:val="false"/>
+                <w:color w:val="1E293B"/>
+                <w:sz w:val="20"/>
+                <w:szCs w:val="20"/>
+              </w:rPr>
+              <w:t xml:space="preserve">2 (English, Shona)</w:t>
+            </w:r>
+          </w:p>
+        </w:tc>
+      </w:tr>
+      <w:tr>
+        <w:tc>
+          <w:tcPr>
+            <w:tcW w:type="dxa" w:w="5400"/>
+            <w:shd w:fill="FFFFFF" w:val="clear"/>
+            <w:tcMar>
+              <w:top w:type="dxa" w:w="100"/>
+              <w:left w:type="dxa" w:w="120"/>
+              <w:bottom w:type="dxa" w:w="100"/>
+              <w:right w:type="dxa" w:w="120"/>
+            </w:tcMar>
+          </w:tcPr>
+          <w:p>
+            <w:pPr>
+              <w:jc w:val="left"/>
+            </w:pPr>
+            <w:r>
+              <w:rPr>
+                <w:b w:val="false"/>
+                <w:bCs w:val="false"/>
+                <w:color w:val="1E293B"/>
+                <w:sz w:val="20"/>
+                <w:szCs w:val="20"/>
+              </w:rPr>
+              <w:t xml:space="preserve">Demo portfolio</w:t>
+            </w:r>
+          </w:p>
+        </w:tc>
+        <w:tc>
+          <w:tcPr>
+            <w:tcW w:type="dxa" w:w="4760"/>
+            <w:shd w:fill="FFFFFF" w:val="clear"/>
+            <w:tcMar>
+              <w:top w:type="dxa" w:w="100"/>
+              <w:left w:type="dxa" w:w="120"/>
+              <w:bottom w:type="dxa" w:w="100"/>
+              <w:right w:type="dxa" w:w="120"/>
+            </w:tcMar>
+          </w:tcPr>
+          <w:p>
+            <w:pPr>
+              <w:jc w:val="left"/>
+            </w:pPr>
+            <w:r>
+              <w:rPr>
+                <w:b w:val="false"/>
+                <w:bCs w:val="false"/>
+                <w:color w:val="1E293B"/>
+                <w:sz w:val="20"/>
+                <w:szCs w:val="20"/>
+              </w:rPr>
+              <w:t xml:space="preserve">5 Harare properties, 16 units, 9 tenants</w:t>
             </w:r>
           </w:p>
         </w:tc>

--- a/docs/ABDURRAHMAAN_IT401_DEL_6_FINAL_REPORT.docx
+++ b/docs/ABDURRAHMAAN_IT401_DEL_6_FINAL_REPORT.docx
@@ -1422,7 +1422,7 @@
                 <w:sz w:val="20"/>
                 <w:szCs w:val="20"/>
               </w:rPr>
-              <w:t xml:space="preserve">8 further billing capabilities added after D6, beyond the original SRS: charges, metering, pro rata rent, variable rent, auto billing, statements, receipts, expenses — 78 dedicated tests</w:t>
+              <w:t xml:space="preserve">8 further billing capabilities added after D6, beyond the original SRS: charges, metering, pro rata rent, variable rent, auto billing, statements, receipts, expenses — 79 dedicated tests</w:t>
             </w:r>
           </w:p>
         </w:tc>
@@ -1803,7 +1803,7 @@
           <w:sz w:val="21"/>
           <w:szCs w:val="21"/>
         </w:rPr>
-        <w:t xml:space="preserve">After Deliverable 6 was submitted, the project was extended with a complete billing engine — eight further capabilities going beyond the original SRS, each designed additively so the existing 124-test suite kept passing unmodified, and each covered by its own new test module (78 tests in total):</w:t>
+        <w:t xml:space="preserve">After Deliverable 6 was submitted, the project was extended with a complete billing engine — eight further capabilities going beyond the original SRS, each designed additively so the existing 124-test suite kept passing unmodified, and each covered by its own new test module (79 tests in total):</w:t>
       </w:r>
     </w:p>
     <w:p>
@@ -3609,7 +3609,7 @@
           <w:sz w:val="21"/>
           <w:szCs w:val="21"/>
         </w:rPr>
-        <w:t xml:space="preserve">Billing engine: every one of the eight capabilities from Section 3.4, covered by its own dedicated test module — 78 tests in total, the single largest block of the suite.</w:t>
+        <w:t xml:space="preserve">Billing engine: every one of the eight capabilities from Section 3.4, covered by its own dedicated test module — 79 tests in total, the single largest block of the suite.</w:t>
       </w:r>
     </w:p>
     <w:p>
@@ -5221,7 +5221,7 @@
                 <w:sz w:val="20"/>
                 <w:szCs w:val="20"/>
               </w:rPr>
-              <w:t xml:space="preserve">78</w:t>
+              <w:t xml:space="preserve">79</w:t>
             </w:r>
           </w:p>
         </w:tc>

--- a/docs/ABDURRAHMAAN_IT401_DEL_6_FINAL_REPORT.docx
+++ b/docs/ABDURRAHMAAN_IT401_DEL_6_FINAL_REPORT.docx
@@ -444,7 +444,7 @@
               <w:fldChar w:fldCharType="begin"/>
               <w:instrText xml:space="preserve"> PAGEREF _Toc90000017 \h </w:instrText>
               <w:fldChar w:fldCharType="separate"/>
-              <w:t>10</w:t>
+              <w:t>11</w:t>
               <w:fldChar w:fldCharType="end"/>
             </w:r>
           </w:hyperlink>
@@ -521,7 +521,7 @@
           <w:sz w:val="21"/>
           <w:szCs w:val="21"/>
         </w:rPr>
-        <w:t xml:space="preserve">RentalPro is a Digital Rental Management System built to replace the spreadsheets, paper leases, and manual reminders that independent landlords and small property managers still rely on. The project was carried out across five prior deliverables — a Software Requirements Specification (Deliverable 1), a UML and database design (Deliverable 2), a working prototype application (Deliverable 3), a complete seven-chapter project report (Deliverable 4), and, closing every remaining gap against the original requirements, 100% feature completion (Deliverable 5). Deliverable 6 — a project demonstration video, a presentation video, and this final capstone report — closed out the formal capstone submission. Since then, the system has been further extended with a complete billing engine (Section 3.4): eight additional capabilities covering charges, metering, prorated and variable rent, automated billing, statements, receipts, and expense reporting, all built additively and fully tested. It has also gained usability and localisation work (Section 3.5): a property map, a redesigned interface with Harare photography, an English/Shona language switch, and a Harare-based demonstration portfolio. This report has been updated to describe that current, running state rather than the state at the moment of the original D6 submission.</w:t>
+        <w:t xml:space="preserve">RentalPro is a Digital Rental Management System built to replace the spreadsheets, paper leases, and manual reminders that independent landlords and small property managers still rely on. The project was carried out across five prior deliverables — a Software Requirements Specification (Deliverable 1), a UML and database design (Deliverable 2), a working prototype application (Deliverable 3), a complete seven-chapter project report (Deliverable 4), and, closing every remaining gap against the original requirements, 100% feature completion (Deliverable 5). Deliverable 6 — a project demonstration video, a presentation video, and this final capstone report — closed out the formal capstone submission. Since then, the system has been further extended with a complete billing engine (Section 3.4): eight additional capabilities covering charges, metering, prorated and variable rent, automated billing, statements, receipts, and expense reporting, all built additively and fully tested. It has also gained usability and localisation work (Section 3.5): a property map, a redesigned interface with Harare photography, English, Shona and Arabic interface languages chosen from a language menu (with a right-to-left layout for Arabic), and a Harare-based demonstration portfolio. This report has been updated to describe that current, running state rather than the state at the moment of the original D6 submission.</w:t>
       </w:r>
     </w:p>
     <w:p>
@@ -534,7 +534,7 @@
           <w:sz w:val="21"/>
           <w:szCs w:val="21"/>
         </w:rPr>
-        <w:t xml:space="preserve">The finished system is a Flask web application backed by a database of 18 tables (13 from the original design plus 5 added for the billing engine), organized into 10 route blueprints and five role-scoped user experiences (Property Owner, Property Manager, Tenant, Maintenance Staff, and Administrator). Every one of the 25 use cases defined in the original requirements has a corresponding route or scheduled background job, a user interface, and at least one automated test. The application is verified by a 226-test automated suite (all 226 passing on the latest run; one scheduler test self-skips on dates near month-end) with zero failures and 82% statement coverage, and it runs entirely offline — no paid external account (email, SMS, or payment provider) is required to build, run, or test it.</w:t>
+        <w:t xml:space="preserve">The finished system is a Flask web application backed by a database of 18 tables (13 from the original design plus 5 added for the billing engine), organized into 10 route blueprints and five role-scoped user experiences (Property Owner, Property Manager, Tenant, Maintenance Staff, and Administrator). Every one of the 25 use cases defined in the original requirements has a corresponding route or scheduled background job, a user interface, and at least one automated test. The application is verified by a 231-test automated suite (all 231 passing on the latest run; one scheduler test self-skips on dates near month-end) with zero failures and 82% statement coverage, and it runs entirely offline — no paid external account (email, SMS, or payment provider) is required to build, run, or test it.</w:t>
       </w:r>
     </w:p>
     <w:p>
@@ -547,7 +547,7 @@
           <w:sz w:val="21"/>
           <w:szCs w:val="21"/>
         </w:rPr>
-        <w:t xml:space="preserve">The guiding principle across this project has been that a claim in the documentation should be a fact about the running system, not a target for it. Every number in this report — 25 use cases, 18 tables, 226 tests, 82% coverage — was produced by actually running the code.</w:t>
+        <w:t xml:space="preserve">The guiding principle across this project has been that a claim in the documentation should be a fact about the running system, not a target for it. Every number in this report — 25 use cases, 18 tables, 231 tests, 82% coverage — was produced by actually running the code.</w:t>
       </w:r>
     </w:p>
     <w:p>
@@ -1505,7 +1505,7 @@
                 <w:sz w:val="20"/>
                 <w:szCs w:val="20"/>
               </w:rPr>
-              <w:t xml:space="preserve">Property map, a redesigned top-bar interface with Harare photo backgrounds, an English/Shona language switch, tenant-friendly unit labels, a logged-in redirect fix, and Harare demo data — 22 dedicated tests</w:t>
+              <w:t xml:space="preserve">Property map, a redesigned top-bar interface with Harare photo backgrounds, English, Shona and Arabic interface languages with a right-to-left layout for Arabic, tenant-friendly unit labels, a logged-in redirect fix, and Harare demo data — 27 dedicated tests</w:t>
             </w:r>
           </w:p>
         </w:tc>
@@ -2032,7 +2032,7 @@
           <w:sz w:val="21"/>
           <w:szCs w:val="21"/>
         </w:rPr>
-        <w:t xml:space="preserve">English/Shona language switch: an EN | SN toggle in the top bar and on the login page. A small built-in translator (backend/i18n.py) looks each interface phrase up in a Shona table and falls back to English for anything not yet translated. The choice is kept in the session and survives logging in and out. Navigation, login, the dashboards, the main list pages, the tenant portal and status badges are translated; data — property names, addresses, suburbs, cities and people's names — is never translated, and a test enforces that (9 tests).</w:t>
+        <w:t xml:space="preserve">English, Shona and Arabic: a language button in the top bar and on the login page shows the current language and opens a list of English, ChiShona and Arabic. A small built-in translator (backend/i18n.py) looks each interface phrase up in the Shona or Arabic table (98 phrases each) and falls back to English for anything not yet translated. Arabic pages are laid out right to left: the navigation starts from the right and tables read from right to left, and the stylesheet aligns text to the start of the line so one stylesheet serves both directions. The choice is kept in the session and survives logging in and out. Navigation, login, the dashboards, the main list pages, the tenant portal and status badges are translated; data — property names, addresses, suburbs, cities and people's names — is never translated, and a test enforces that in both languages (14 tests).</w:t>
       </w:r>
     </w:p>
     <w:p>
@@ -2099,7 +2099,7 @@
           <w:sz w:val="21"/>
           <w:szCs w:val="21"/>
         </w:rPr>
-        <w:t xml:space="preserve">The SRS originally described multi-language support as Arabic and English. Because the system's intended users are in Harare, Shona — the most widely spoken language there — was implemented as the second language instead. The translation mechanism is language-neutral: adding another language, Arabic included, only needs a new phrase table. The Shona wording has not yet been reviewed by a native speaker.</w:t>
+        <w:t xml:space="preserve">The SRS originally described multi-language support as Arabic and English. Both are now implemented, together with Shona: Shona, the most widely spoken language in Harare, serves the landlords, managers and tenants the system was built for, and Arabic serves Arabic-speaking residents and property owners in Zimbabwe. The translation mechanism is language-neutral, so a further language, such as Ndebele, only needs a new phrase table. The Shona and Arabic wording has not yet been reviewed by native speakers.</w:t>
       </w:r>
     </w:p>
     <w:p>
@@ -2259,7 +2259,7 @@
                 <w:sz w:val="20"/>
                 <w:szCs w:val="20"/>
               </w:rPr>
-              <w:t xml:space="preserve">38 Jinja2 templates behind a role-aware top navigation bar with an English/Shona switch, plus a shared design system in static/css/style.css</w:t>
+              <w:t xml:space="preserve">38 Jinja2 templates behind a role-aware top navigation bar with an English/Shona/Arabic language menu, plus a shared design system in static/css/style.css</w:t>
             </w:r>
           </w:p>
         </w:tc>
@@ -2371,7 +2371,7 @@
                 <w:sz w:val="20"/>
                 <w:szCs w:val="20"/>
               </w:rPr>
-              <w:t xml:space="preserve">security.py (RBAC, IDOR, validation, audit log), i18n.py (English/Shona translation), scheduler_jobs.py (5 background jobs), services/ (notifications, payments, pdf, excel, reports, storage)</w:t>
+              <w:t xml:space="preserve">security.py (RBAC, IDOR, validation, audit log), i18n.py (English/Shona/Arabic translation, right-to-left for Arabic), scheduler_jobs.py (5 background jobs), services/ (notifications, payments, pdf, excel, reports, storage)</w:t>
             </w:r>
           </w:p>
         </w:tc>
@@ -2984,7 +2984,7 @@
           <w:sz w:val="21"/>
           <w:szCs w:val="21"/>
         </w:rPr>
-        <w:t xml:space="preserve">The usability and localisation work (Section 3.5) changed what every role sees rather than what the system can do: a map of the whole portfolio, a cleaner top-bar layout with Harare photography, and an English/Shona switch, so a Harare tenant can check a balance or pay rent in Shona. It sits on the same role-scoped routes described in Section 5.1, and demonstrating the system with a realistic Harare portfolio makes every dashboard, report and rent tracker figure meaningful.</w:t>
+        <w:t xml:space="preserve">The usability and localisation work (Section 3.5) changed what every role sees rather than what the system can do: a map of the whole portfolio, a cleaner top-bar layout with Harare photography, and a choice of English, Shona or Arabic, so a Harare tenant can check a balance or pay rent in Shona, and an Arabic-speaking tenant can do the same in Arabic, laid out right to left. It sits on the same role-scoped routes described in Section 5.1, and demonstrating the system with a realistic Harare portfolio makes every dashboard, report and rent tracker figure meaningful.</w:t>
       </w:r>
     </w:p>
     <w:p>
@@ -3144,7 +3144,7 @@
                 <w:sz w:val="20"/>
                 <w:szCs w:val="20"/>
               </w:rPr>
-              <w:t xml:space="preserve">226</w:t>
+              <w:t xml:space="preserve">231</w:t>
             </w:r>
           </w:p>
         </w:tc>
@@ -3200,7 +3200,7 @@
                 <w:sz w:val="20"/>
                 <w:szCs w:val="20"/>
               </w:rPr>
-              <w:t xml:space="preserve">226</w:t>
+              <w:t xml:space="preserve">231</w:t>
             </w:r>
           </w:p>
         </w:tc>
@@ -3627,7 +3627,7 @@
           <w:sz w:val="21"/>
           <w:szCs w:val="21"/>
         </w:rPr>
-        <w:t xml:space="preserve">Usability &amp; localisation: the English/Shona switch (English by default, switching, the choice surviving login, no open redirect, placeholders kept, place names never translated), the property map, the logged-in redirect and the tenant unit labels — 22 tests.</w:t>
+        <w:t xml:space="preserve">Usability &amp; localisation: the three languages (English by default, switching to Shona and to Arabic, right-to-left for Arabic only, the choice surviving login, the language menu, no open redirect, placeholders kept, Arabic covering every Shona phrase, place names never translated), the property map, the logged-in redirect and the tenant unit labels — 27 tests.</w:t>
       </w:r>
     </w:p>
     <w:p>
@@ -4040,7 +4040,7 @@
                 <w:sz w:val="20"/>
                 <w:szCs w:val="20"/>
               </w:rPr>
-              <w:t xml:space="preserve">Adding a second language late in the project, without a translation library and without translating the data by mistake</w:t>
+              <w:t xml:space="preserve">Adding two more languages late in the project — one of them written right to left — without a translation library and without translating the data by mistake</w:t>
             </w:r>
           </w:p>
         </w:tc>
@@ -4067,7 +4067,7 @@
                 <w:sz w:val="20"/>
                 <w:szCs w:val="20"/>
               </w:rPr>
-              <w:t xml:space="preserve">Wrapped only interface text in a small _() helper with an English fallback, so the app works at every stage of translation; kept names and places as plain data, and added a test that fails if a Harare place name is ever changed or given a Shona entry</w:t>
+              <w:t xml:space="preserve">Wrapped only interface text in a small _() helper with an English fallback, so the app works at every stage of translation; switched Arabic pages to right to left and aligned text to the start of the line so one stylesheet serves both directions; kept names and places as plain data, and added a test that fails if a Harare place name is ever changed or given a Shona or Arabic entry</w:t>
             </w:r>
           </w:p>
         </w:tc>
@@ -4114,7 +4114,7 @@
           <w:sz w:val="21"/>
           <w:szCs w:val="21"/>
         </w:rPr>
-        <w:t xml:space="preserve">RentalPro was carried from a requirements document, through a design, to a working prototype, a full project report, 100% feature completion, a demonstration and presentation package, an extended billing engine, and a localised, Harare-focused interface. Every claim in this document is backed by a running, tested system: 25 of 25 use cases implemented, each with a route and a covering test; the original 13-table database design implemented exactly as specified, since grown to 18 tables; all 226 automated tests passing with zero failures at 82% statement coverage; eight additional feature gaps closed in Deliverable 5; eight further billing capabilities added afterward; and an English/Shona interface with a property map and Harare demonstration data. The application runs — and its test suite passes — using only Docker or a local Python virtual environment, with zero paid external accounts required.</w:t>
+        <w:t xml:space="preserve">RentalPro was carried from a requirements document, through a design, to a working prototype, a full project report, 100% feature completion, a demonstration and presentation package, an extended billing engine, and a localised, Harare-focused interface. Every claim in this document is backed by a running, tested system: 25 of 25 use cases implemented, each with a route and a covering test; the original 13-table database design implemented exactly as specified, since grown to 18 tables; all 231 automated tests passing with zero failures at 82% statement coverage; eight additional feature gaps closed in Deliverable 5; eight further billing capabilities added afterward; and an English, Shona and Arabic interface with a property map and Harare demonstration data. The application runs — and its test suite passes — using only Docker or a local Python virtual environment, with zero paid external accounts required.</w:t>
       </w:r>
     </w:p>
     <w:p>
@@ -4264,15 +4264,15 @@
           <w:sz w:val="21"/>
           <w:szCs w:val="21"/>
         </w:rPr>
-        <w:t xml:space="preserve">Finish and review the Shona translation:</w:t>
-      </w:r>
-      <w:r>
-        <w:rPr>
-          <w:color w:val="1E293B"/>
-          <w:sz w:val="21"/>
-          <w:szCs w:val="21"/>
-        </w:rPr>
-        <w:t xml:space="preserve"> translate the remaining forms, detail pages and on-screen messages, and have the wording checked by a native Shona speaker.</w:t>
+        <w:t xml:space="preserve">Finish and review the translations:</w:t>
+      </w:r>
+      <w:r>
+        <w:rPr>
+          <w:color w:val="1E293B"/>
+          <w:sz w:val="21"/>
+          <w:szCs w:val="21"/>
+        </w:rPr>
+        <w:t xml:space="preserve"> translate the remaining forms, detail pages and on-screen messages into Shona and Arabic, and have the wording checked by native speakers of each.</w:t>
       </w:r>
     </w:p>
     <w:p>
@@ -4773,7 +4773,7 @@
                 <w:sz w:val="20"/>
                 <w:szCs w:val="20"/>
               </w:rPr>
-              <w:t xml:space="preserve">226</w:t>
+              <w:t xml:space="preserve">231</w:t>
             </w:r>
           </w:p>
         </w:tc>
@@ -4829,7 +4829,7 @@
                 <w:sz w:val="20"/>
                 <w:szCs w:val="20"/>
               </w:rPr>
-              <w:t xml:space="preserve">226</w:t>
+              <w:t xml:space="preserve">231</w:t>
             </w:r>
           </w:p>
         </w:tc>
@@ -5277,7 +5277,7 @@
                 <w:sz w:val="20"/>
                 <w:szCs w:val="20"/>
               </w:rPr>
-              <w:t xml:space="preserve">22</w:t>
+              <w:t xml:space="preserve">27</w:t>
             </w:r>
           </w:p>
         </w:tc>
@@ -5333,7 +5333,7 @@
                 <w:sz w:val="20"/>
                 <w:szCs w:val="20"/>
               </w:rPr>
-              <w:t xml:space="preserve">2 (English, Shona)</w:t>
+              <w:t xml:space="preserve">3 (English, Shona, Arabic)</w:t>
             </w:r>
           </w:p>
         </w:tc>

--- a/docs/ABDURRAHMAAN_IT401_DEL_6_FINAL_REPORT.docx
+++ b/docs/ABDURRAHMAAN_IT401_DEL_6_FINAL_REPORT.docx
@@ -380,7 +380,7 @@
               <w:fldChar w:fldCharType="begin"/>
               <w:instrText xml:space="preserve"> PAGEREF _Toc90000031 \h </w:instrText>
               <w:fldChar w:fldCharType="separate"/>
-              <w:t>8</w:t>
+              <w:t>9</w:t>
               <w:fldChar w:fldCharType="end"/>
             </w:r>
           </w:hyperlink>
@@ -534,7 +534,7 @@
           <w:sz w:val="21"/>
           <w:szCs w:val="21"/>
         </w:rPr>
-        <w:t xml:space="preserve">The finished system is a Flask web application backed by a database of 18 tables (13 from the original design plus 5 added for the billing engine), organized into 10 route blueprints and five role-scoped user experiences (Property Owner, Property Manager, Tenant, Maintenance Staff, and Administrator). Every one of the 25 use cases defined in the original requirements has a corresponding route or scheduled background job, a user interface, and at least one automated test. The application is verified by a 231-test automated suite (all 231 passing on the latest run; one scheduler test self-skips on dates near month-end) with zero failures and 82% statement coverage, and it runs entirely offline — no paid external account (email, SMS, or payment provider) is required to build, run, or test it.</w:t>
+        <w:t xml:space="preserve">The finished system is a Flask web application backed by a database of 18 tables (13 from the original design plus 5 added for the billing engine), organized into 10 route blueprints and five role-scoped user experiences (Property Owner, Property Manager, Tenant, Maintenance Staff, and Administrator). Every one of the 25 use cases defined in the original requirements has a corresponding route or scheduled background job, a user interface, and at least one automated test. The application is verified by a 244-test automated suite (all 244 passing on the latest run; one scheduler test self-skips on dates near month-end) with zero failures and 83% statement coverage, and it runs entirely offline — no paid external account (email, SMS, or payment provider) is required to build, run, or test it.</w:t>
       </w:r>
     </w:p>
     <w:p>
@@ -547,7 +547,7 @@
           <w:sz w:val="21"/>
           <w:szCs w:val="21"/>
         </w:rPr>
-        <w:t xml:space="preserve">The guiding principle across this project has been that a claim in the documentation should be a fact about the running system, not a target for it. Every number in this report — 25 use cases, 18 tables, 231 tests, 82% coverage — was produced by actually running the code.</w:t>
+        <w:t xml:space="preserve">The guiding principle across this project has been that a claim in the documentation should be a fact about the running system, not a target for it. Every number in this report — 25 use cases, 18 tables, 244 tests, 83% coverage — was produced by actually running the code.</w:t>
       </w:r>
     </w:p>
     <w:p>
@@ -1777,6 +1777,19 @@
     </w:p>
     <w:p>
       <w:pPr>
+        <w:spacing w:after="180" w:line="300"/>
+      </w:pPr>
+      <w:r>
+        <w:rPr>
+          <w:color w:val="1E293B"/>
+          <w:sz w:val="21"/>
+          <w:szCs w:val="21"/>
+        </w:rPr>
+        <w:t xml:space="preserve">The Deliverable 5 report later traced all 44 functional requirements individually and found two only partly met: the full tenant history of each unit (FR-015) and a maintenance summary of open, in-progress and closed requests per property per period (FR-036). Both were completed in September 2026 — a History page on every unit and a Maintenance Summary on the Reports page — with 13 new tests. All 44 requirements are now met, two of them (FR-021 overdue notices and FR-044 welcome emails) deliberately in a different way from the SRS wording.</w:t>
+      </w:r>
+    </w:p>
+    <w:p>
+      <w:pPr>
         <w:pStyle w:val="Heading2"/>
         <w:spacing w:after="150" w:before="300"/>
       </w:pPr>
@@ -2259,7 +2272,7 @@
                 <w:sz w:val="20"/>
                 <w:szCs w:val="20"/>
               </w:rPr>
-              <w:t xml:space="preserve">38 Jinja2 templates behind a role-aware top navigation bar with an English/Shona/Arabic language menu, plus a shared design system in static/css/style.css</w:t>
+              <w:t xml:space="preserve">39 Jinja2 templates behind a role-aware top navigation bar with an English/Shona/Arabic language menu, plus a shared design system in static/css/style.css</w:t>
             </w:r>
           </w:p>
         </w:tc>
@@ -3144,7 +3157,7 @@
                 <w:sz w:val="20"/>
                 <w:szCs w:val="20"/>
               </w:rPr>
-              <w:t xml:space="preserve">231</w:t>
+              <w:t xml:space="preserve">244</w:t>
             </w:r>
           </w:p>
         </w:tc>
@@ -3200,7 +3213,7 @@
                 <w:sz w:val="20"/>
                 <w:szCs w:val="20"/>
               </w:rPr>
-              <w:t xml:space="preserve">231</w:t>
+              <w:t xml:space="preserve">244</w:t>
             </w:r>
           </w:p>
         </w:tc>
@@ -3368,7 +3381,7 @@
                 <w:sz w:val="20"/>
                 <w:szCs w:val="20"/>
               </w:rPr>
-              <w:t xml:space="preserve">82%</w:t>
+              <w:t xml:space="preserve">83%</w:t>
             </w:r>
           </w:p>
         </w:tc>
@@ -3628,6 +3641,24 @@
           <w:szCs w:val="21"/>
         </w:rPr>
         <w:t xml:space="preserve">Usability &amp; localisation: the three languages (English by default, switching to Shona and to Arabic, right-to-left for Arabic only, the choice surviving login, the language menu, no open redirect, placeholders kept, Arabic covering every Shona phrase, place names never translated), the property map, the logged-in redirect and the tenant unit labels — 27 tests.</w:t>
+      </w:r>
+    </w:p>
+    <w:p>
+      <w:pPr>
+        <w:pStyle w:val="ListParagraph"/>
+        <w:numPr>
+          <w:ilvl w:val="0"/>
+          <w:numId w:val="2"/>
+        </w:numPr>
+        <w:spacing w:after="120" w:line="290"/>
+      </w:pPr>
+      <w:r>
+        <w:rPr>
+          <w:color w:val="1E293B"/>
+          <w:sz w:val="21"/>
+          <w:szCs w:val="21"/>
+        </w:rPr>
+        <w:t xml:space="preserve">Requirement completion: the tenant history per unit (FR-015) and the maintenance summary per period (FR-036), including access for each role and date-range handling — 13 tests (tests/test_unit_history_and_maintenance_summary.py).</w:t>
       </w:r>
     </w:p>
     <w:p>
@@ -4114,7 +4145,7 @@
           <w:sz w:val="21"/>
           <w:szCs w:val="21"/>
         </w:rPr>
-        <w:t xml:space="preserve">RentalPro was carried from a requirements document, through a design, to a working prototype, a full project report, 100% feature completion, a demonstration and presentation package, an extended billing engine, and a localised, Harare-focused interface. Every claim in this document is backed by a running, tested system: 25 of 25 use cases implemented, each with a route and a covering test; the original 13-table database design implemented exactly as specified, since grown to 18 tables; all 231 automated tests passing with zero failures at 82% statement coverage; eight additional feature gaps closed in Deliverable 5; eight further billing capabilities added afterward; and an English, Shona and Arabic interface with a property map and Harare demonstration data. The application runs — and its test suite passes — using only Docker or a local Python virtual environment, with zero paid external accounts required.</w:t>
+        <w:t xml:space="preserve">RentalPro was carried from a requirements document, through a design, to a working prototype, a full project report, 100% feature completion, a demonstration and presentation package, an extended billing engine, and a localised, Harare-focused interface. Every claim in this document is backed by a running, tested system: 25 of 25 use cases implemented, each with a route and a covering test; the original 13-table database design implemented exactly as specified, since grown to 18 tables; all 244 automated tests passing with zero failures at 83% statement coverage; eight additional feature gaps closed in Deliverable 5, and the two requirements it left partly met completed afterwards; eight further billing capabilities added afterward; and an English, Shona and Arabic interface with a property map and Harare demonstration data. The application runs — and its test suite passes — using only Docker or a local Python virtual environment, with zero paid external accounts required.</w:t>
       </w:r>
     </w:p>
     <w:p>
@@ -4661,7 +4692,7 @@
                 <w:sz w:val="20"/>
                 <w:szCs w:val="20"/>
               </w:rPr>
-              <w:t xml:space="preserve">38</w:t>
+              <w:t xml:space="preserve">39</w:t>
             </w:r>
           </w:p>
         </w:tc>
@@ -4773,7 +4804,7 @@
                 <w:sz w:val="20"/>
                 <w:szCs w:val="20"/>
               </w:rPr>
-              <w:t xml:space="preserve">231</w:t>
+              <w:t xml:space="preserve">244</w:t>
             </w:r>
           </w:p>
         </w:tc>
@@ -4829,7 +4860,7 @@
                 <w:sz w:val="20"/>
                 <w:szCs w:val="20"/>
               </w:rPr>
-              <w:t xml:space="preserve">231</w:t>
+              <w:t xml:space="preserve">244</w:t>
             </w:r>
           </w:p>
         </w:tc>
@@ -4997,7 +5028,7 @@
                 <w:sz w:val="20"/>
                 <w:szCs w:val="20"/>
               </w:rPr>
-              <w:t xml:space="preserve">82%</w:t>
+              <w:t xml:space="preserve">83%</w:t>
             </w:r>
           </w:p>
         </w:tc>
@@ -5278,6 +5309,118 @@
                 <w:szCs w:val="20"/>
               </w:rPr>
               <w:t xml:space="preserve">27</w:t>
+            </w:r>
+          </w:p>
+        </w:tc>
+      </w:tr>
+      <w:tr>
+        <w:tc>
+          <w:tcPr>
+            <w:tcW w:type="dxa" w:w="5400"/>
+            <w:shd w:fill="FFFFFF" w:val="clear"/>
+            <w:tcMar>
+              <w:top w:type="dxa" w:w="100"/>
+              <w:left w:type="dxa" w:w="120"/>
+              <w:bottom w:type="dxa" w:w="100"/>
+              <w:right w:type="dxa" w:w="120"/>
+            </w:tcMar>
+          </w:tcPr>
+          <w:p>
+            <w:pPr>
+              <w:jc w:val="left"/>
+            </w:pPr>
+            <w:r>
+              <w:rPr>
+                <w:b w:val="false"/>
+                <w:bCs w:val="false"/>
+                <w:color w:val="1E293B"/>
+                <w:sz w:val="20"/>
+                <w:szCs w:val="20"/>
+              </w:rPr>
+              <w:t xml:space="preserve">Tenant history &amp; maintenance summary tests</w:t>
+            </w:r>
+          </w:p>
+        </w:tc>
+        <w:tc>
+          <w:tcPr>
+            <w:tcW w:type="dxa" w:w="4760"/>
+            <w:shd w:fill="FFFFFF" w:val="clear"/>
+            <w:tcMar>
+              <w:top w:type="dxa" w:w="100"/>
+              <w:left w:type="dxa" w:w="120"/>
+              <w:bottom w:type="dxa" w:w="100"/>
+              <w:right w:type="dxa" w:w="120"/>
+            </w:tcMar>
+          </w:tcPr>
+          <w:p>
+            <w:pPr>
+              <w:jc w:val="left"/>
+            </w:pPr>
+            <w:r>
+              <w:rPr>
+                <w:b w:val="false"/>
+                <w:bCs w:val="false"/>
+                <w:color w:val="1E293B"/>
+                <w:sz w:val="20"/>
+                <w:szCs w:val="20"/>
+              </w:rPr>
+              <w:t xml:space="preserve">13</w:t>
+            </w:r>
+          </w:p>
+        </w:tc>
+      </w:tr>
+      <w:tr>
+        <w:tc>
+          <w:tcPr>
+            <w:tcW w:type="dxa" w:w="5400"/>
+            <w:shd w:fill="FFFFFF" w:val="clear"/>
+            <w:tcMar>
+              <w:top w:type="dxa" w:w="100"/>
+              <w:left w:type="dxa" w:w="120"/>
+              <w:bottom w:type="dxa" w:w="100"/>
+              <w:right w:type="dxa" w:w="120"/>
+            </w:tcMar>
+          </w:tcPr>
+          <w:p>
+            <w:pPr>
+              <w:jc w:val="left"/>
+            </w:pPr>
+            <w:r>
+              <w:rPr>
+                <w:b w:val="false"/>
+                <w:bCs w:val="false"/>
+                <w:color w:val="1E293B"/>
+                <w:sz w:val="20"/>
+                <w:szCs w:val="20"/>
+              </w:rPr>
+              <w:t xml:space="preserve">SRS functional requirements met</w:t>
+            </w:r>
+          </w:p>
+        </w:tc>
+        <w:tc>
+          <w:tcPr>
+            <w:tcW w:type="dxa" w:w="4760"/>
+            <w:shd w:fill="FFFFFF" w:val="clear"/>
+            <w:tcMar>
+              <w:top w:type="dxa" w:w="100"/>
+              <w:left w:type="dxa" w:w="120"/>
+              <w:bottom w:type="dxa" w:w="100"/>
+              <w:right w:type="dxa" w:w="120"/>
+            </w:tcMar>
+          </w:tcPr>
+          <w:p>
+            <w:pPr>
+              <w:jc w:val="left"/>
+            </w:pPr>
+            <w:r>
+              <w:rPr>
+                <w:b w:val="false"/>
+                <w:bCs w:val="false"/>
+                <w:color w:val="1E293B"/>
+                <w:sz w:val="20"/>
+                <w:szCs w:val="20"/>
+              </w:rPr>
+              <w:t xml:space="preserve">44 / 44 (FR-021 and FR-044 by design in a different way)</w:t>
             </w:r>
           </w:p>
         </w:tc>

--- a/docs/ABDURRAHMAAN_IT401_DEL_6_FINAL_REPORT.docx
+++ b/docs/ABDURRAHMAAN_IT401_DEL_6_FINAL_REPORT.docx
@@ -268,7 +268,7 @@
               <w:fldChar w:fldCharType="begin"/>
               <w:instrText xml:space="preserve"> PAGEREF _Toc90000008 \h </w:instrText>
               <w:fldChar w:fldCharType="separate"/>
-              <w:t>5</w:t>
+              <w:t>6</w:t>
               <w:fldChar w:fldCharType="end"/>
             </w:r>
           </w:hyperlink>
@@ -291,6 +291,22 @@
         </w:p>
         <w:p>
           <w:pPr>
+            <w:pStyle w:val="TOC2"/>
+          </w:pPr>
+          <w:hyperlink w:anchor="_Toc90000032" w:history="1">
+            <w:r>
+              <w:t xml:space="preserve">3.6 Extended Scope — Full Arabic &amp; Production Hardening</w:t>
+              <w:tab/>
+              <w:fldChar w:fldCharType="begin"/>
+              <w:instrText xml:space="preserve"> PAGEREF _Toc90000032 \h </w:instrText>
+              <w:fldChar w:fldCharType="separate"/>
+              <w:t>7</w:t>
+              <w:fldChar w:fldCharType="end"/>
+            </w:r>
+          </w:hyperlink>
+        </w:p>
+        <w:p>
+          <w:pPr>
             <w:pStyle w:val="TOC1"/>
           </w:pPr>
           <w:hyperlink w:anchor="_Toc90000009" w:history="1">
@@ -300,7 +316,7 @@
               <w:fldChar w:fldCharType="begin"/>
               <w:instrText xml:space="preserve"> PAGEREF _Toc90000009 \h </w:instrText>
               <w:fldChar w:fldCharType="separate"/>
-              <w:t>7</w:t>
+              <w:t>8</w:t>
               <w:fldChar w:fldCharType="end"/>
             </w:r>
           </w:hyperlink>
@@ -316,7 +332,7 @@
               <w:fldChar w:fldCharType="begin"/>
               <w:instrText xml:space="preserve"> PAGEREF _Toc90000010 \h </w:instrText>
               <w:fldChar w:fldCharType="separate"/>
-              <w:t>8</w:t>
+              <w:t>9</w:t>
               <w:fldChar w:fldCharType="end"/>
             </w:r>
           </w:hyperlink>
@@ -332,7 +348,7 @@
               <w:fldChar w:fldCharType="begin"/>
               <w:instrText xml:space="preserve"> PAGEREF _Toc90000011 \h </w:instrText>
               <w:fldChar w:fldCharType="separate"/>
-              <w:t>8</w:t>
+              <w:t>9</w:t>
               <w:fldChar w:fldCharType="end"/>
             </w:r>
           </w:hyperlink>
@@ -348,7 +364,7 @@
               <w:fldChar w:fldCharType="begin"/>
               <w:instrText xml:space="preserve"> PAGEREF _Toc90000012 \h </w:instrText>
               <w:fldChar w:fldCharType="separate"/>
-              <w:t>8</w:t>
+              <w:t>9</w:t>
               <w:fldChar w:fldCharType="end"/>
             </w:r>
           </w:hyperlink>
@@ -364,7 +380,7 @@
               <w:fldChar w:fldCharType="begin"/>
               <w:instrText xml:space="preserve"> PAGEREF _Toc90000013 \h </w:instrText>
               <w:fldChar w:fldCharType="separate"/>
-              <w:t>8</w:t>
+              <w:t>9</w:t>
               <w:fldChar w:fldCharType="end"/>
             </w:r>
           </w:hyperlink>
@@ -387,6 +403,22 @@
         </w:p>
         <w:p>
           <w:pPr>
+            <w:pStyle w:val="TOC2"/>
+          </w:pPr>
+          <w:hyperlink w:anchor="_Toc90000033" w:history="1">
+            <w:r>
+              <w:t xml:space="preserve">5.5 Full Arabic &amp; Hardening Highlights</w:t>
+              <w:tab/>
+              <w:fldChar w:fldCharType="begin"/>
+              <w:instrText xml:space="preserve"> PAGEREF _Toc90000033 \h </w:instrText>
+              <w:fldChar w:fldCharType="separate"/>
+              <w:t>10</w:t>
+              <w:fldChar w:fldCharType="end"/>
+            </w:r>
+          </w:hyperlink>
+        </w:p>
+        <w:p>
+          <w:pPr>
             <w:pStyle w:val="TOC1"/>
           </w:pPr>
           <w:hyperlink w:anchor="_Toc90000014" w:history="1">
@@ -396,7 +428,7 @@
               <w:fldChar w:fldCharType="begin"/>
               <w:instrText xml:space="preserve"> PAGEREF _Toc90000014 \h </w:instrText>
               <w:fldChar w:fldCharType="separate"/>
-              <w:t>9</w:t>
+              <w:t>10</w:t>
               <w:fldChar w:fldCharType="end"/>
             </w:r>
           </w:hyperlink>
@@ -412,7 +444,7 @@
               <w:fldChar w:fldCharType="begin"/>
               <w:instrText xml:space="preserve"> PAGEREF _Toc90000015 \h </w:instrText>
               <w:fldChar w:fldCharType="separate"/>
-              <w:t>9</w:t>
+              <w:t>10</w:t>
               <w:fldChar w:fldCharType="end"/>
             </w:r>
           </w:hyperlink>
@@ -428,7 +460,7 @@
               <w:fldChar w:fldCharType="begin"/>
               <w:instrText xml:space="preserve"> PAGEREF _Toc90000016 \h </w:instrText>
               <w:fldChar w:fldCharType="separate"/>
-              <w:t>10</w:t>
+              <w:t>11</w:t>
               <w:fldChar w:fldCharType="end"/>
             </w:r>
           </w:hyperlink>
@@ -444,7 +476,7 @@
               <w:fldChar w:fldCharType="begin"/>
               <w:instrText xml:space="preserve"> PAGEREF _Toc90000017 \h </w:instrText>
               <w:fldChar w:fldCharType="separate"/>
-              <w:t>11</w:t>
+              <w:t>12</w:t>
               <w:fldChar w:fldCharType="end"/>
             </w:r>
           </w:hyperlink>
@@ -460,7 +492,7 @@
               <w:fldChar w:fldCharType="begin"/>
               <w:instrText xml:space="preserve"> PAGEREF _Toc90000018 \h </w:instrText>
               <w:fldChar w:fldCharType="separate"/>
-              <w:t>11</w:t>
+              <w:t>12</w:t>
               <w:fldChar w:fldCharType="end"/>
             </w:r>
           </w:hyperlink>
@@ -476,7 +508,7 @@
               <w:fldChar w:fldCharType="begin"/>
               <w:instrText xml:space="preserve"> PAGEREF _Toc90000019 \h </w:instrText>
               <w:fldChar w:fldCharType="separate"/>
-              <w:t>12</w:t>
+              <w:t>14</w:t>
               <w:fldChar w:fldCharType="end"/>
             </w:r>
           </w:hyperlink>
@@ -521,7 +553,7 @@
           <w:sz w:val="21"/>
           <w:szCs w:val="21"/>
         </w:rPr>
-        <w:t xml:space="preserve">RentalPro is a Digital Rental Management System built to replace the spreadsheets, paper leases, and manual reminders that independent landlords and small property managers still rely on. The project was carried out across five prior deliverables — a Software Requirements Specification (Deliverable 1), a UML and database design (Deliverable 2), a working prototype application (Deliverable 3), a complete seven-chapter project report (Deliverable 4), and, closing every remaining gap against the original requirements, 100% feature completion (Deliverable 5). Deliverable 6 — a project demonstration video, a presentation video, and this final capstone report — closed out the formal capstone submission. Since then, the system has been further extended with a complete billing engine (Section 3.4): eight additional capabilities covering charges, metering, prorated and variable rent, automated billing, statements, receipts, and expense reporting, all built additively and fully tested. It has also gained usability and localisation work (Section 3.5): a property map, a redesigned interface with Harare photography, English, Shona and Arabic interface languages chosen from a language menu (with a right-to-left layout for Arabic), and a Harare-based demonstration portfolio. This report has been updated to describe that current, running state rather than the state at the moment of the original D6 submission.</w:t>
+        <w:t>RentalPro is a Digital Rental Management System built to replace the spreadsheets, paper leases, and manual reminders that independent landlords and small property managers still rely on. The project was carried out across five prior deliverables — a Software Requirements Specification (Deliverable 1), a UML and database design (Deliverable 2), a working prototype application (Deliverable 3), a complete seven-chapter project report (Deliverable 4), and, closing every remaining gap against the original requirements, 100% feature completion (Deliverable 5). Deliverable 6 — a project demonstration video, a presentation video, and this final capstone report — closed out the formal capstone submission. Since then, the system has been further extended with a complete billing engine (Section 3.4): eight additional capabilities covering charges, metering, prorated and variable rent, automated billing, statements, receipts, and expense reporting, all built additively and fully tested. It has also gained usability and localisation work (Section 3.5): a property map, a redesigned interface with Harare photography, English, Shona and Arabic interface languages chosen from a language menu (with a right-to-left layout for Arabic), and a Harare-based demonstration portfolio. Most recently (Section 3.6), Arabic was extended to every screen, message, email, SMS and document, every amount now shows its currency, and the system was hardened for production with security headers, a required secret key, database migrations and optional cloud file storage. This report has been updated to describe that current, running state rather than the state at the moment of the original D6 submission.</w:t>
       </w:r>
     </w:p>
     <w:p>
@@ -534,7 +566,7 @@
           <w:sz w:val="21"/>
           <w:szCs w:val="21"/>
         </w:rPr>
-        <w:t xml:space="preserve">The finished system is a Flask web application backed by a database of 18 tables (13 from the original design plus 5 added for the billing engine), organized into 10 route blueprints and five role-scoped user experiences (Property Owner, Property Manager, Tenant, Maintenance Staff, and Administrator). Every one of the 25 use cases defined in the original requirements has a corresponding route or scheduled background job, a user interface, and at least one automated test. The application is verified by a 244-test automated suite (all 244 passing on the latest run; one scheduler test self-skips on dates near month-end) with zero failures and 83% statement coverage, and it runs entirely offline — no paid external account (email, SMS, or payment provider) is required to build, run, or test it.</w:t>
+        <w:t>The finished system is a Flask web application backed by a database of 18 tables (13 from the original design plus 5 added for the billing engine), organized into 10 route blueprints and five role-scoped user experiences (Property Owner, Property Manager, Tenant, Maintenance Staff, and Administrator). Every one of the 25 use cases defined in the original requirements has a corresponding route or scheduled background job, a user interface, and at least one automated test. The application is verified by a 298-test automated suite (all 298 passing on the latest run; one scheduler test self-skips on dates near month-end) with zero failures and 85% statement coverage, and it runs entirely offline — no paid external account (email, SMS, or payment provider) is required to build, run, or test it.</w:t>
       </w:r>
     </w:p>
     <w:p>
@@ -547,7 +579,7 @@
           <w:sz w:val="21"/>
           <w:szCs w:val="21"/>
         </w:rPr>
-        <w:t xml:space="preserve">The guiding principle across this project has been that a claim in the documentation should be a fact about the running system, not a target for it. Every number in this report — 25 use cases, 18 tables, 244 tests, 83% coverage — was produced by actually running the code.</w:t>
+        <w:t>The guiding principle across this project has been that a claim in the documentation should be a fact about the running system, not a target for it. Every number in this report — 25 use cases, 18 tables, 298 tests, 85% coverage — was produced by actually running the code.</w:t>
       </w:r>
     </w:p>
     <w:p>
@@ -1537,6 +1569,89 @@
           </w:p>
         </w:tc>
       </w:tr>
+      <w:tr>
+        <w:tc>
+          <w:tcPr>
+            <w:tcW w:type="dxa" w:w="2000"/>
+            <w:shd w:fill="FFFFFF" w:val="clear"/>
+            <w:tcMar>
+              <w:top w:type="dxa" w:w="100"/>
+              <w:left w:type="dxa" w:w="120"/>
+              <w:bottom w:type="dxa" w:w="100"/>
+              <w:right w:type="dxa" w:w="120"/>
+            </w:tcMar>
+          </w:tcPr>
+          <w:p>
+            <w:pPr>
+              <w:jc w:val="left"/>
+            </w:pPr>
+            <w:r>
+              <w:rPr>
+                <w:b w:val="false"/>
+                <w:bCs w:val="false"/>
+                <w:color w:val="1E293B"/>
+                <w:sz w:val="20"/>
+                <w:szCs w:val="20"/>
+              </w:rPr>
+              <w:t>Extended Scope — Full Arabic &amp; Hardening</w:t>
+            </w:r>
+          </w:p>
+        </w:tc>
+        <w:tc>
+          <w:tcPr>
+            <w:tcW w:type="dxa" w:w="6500"/>
+            <w:shd w:fill="FFFFFF" w:val="clear"/>
+            <w:tcMar>
+              <w:top w:type="dxa" w:w="100"/>
+              <w:left w:type="dxa" w:w="120"/>
+              <w:bottom w:type="dxa" w:w="100"/>
+              <w:right w:type="dxa" w:w="120"/>
+            </w:tcMar>
+          </w:tcPr>
+          <w:p>
+            <w:pPr>
+              <w:jc w:val="left"/>
+            </w:pPr>
+            <w:r>
+              <w:rPr>
+                <w:b w:val="false"/>
+                <w:bCs w:val="false"/>
+                <w:color w:val="1E293B"/>
+                <w:sz w:val="20"/>
+                <w:szCs w:val="20"/>
+              </w:rPr>
+              <w:t>Arabic across every screen, message, email, SMS and PDF; currency on every amount; security headers and a required secret key; Alembic migrations; optional S3 file storage</w:t>
+            </w:r>
+          </w:p>
+        </w:tc>
+        <w:tc>
+          <w:tcPr>
+            <w:tcW w:type="dxa" w:w="1660"/>
+            <w:shd w:fill="FFFFFF" w:val="clear"/>
+            <w:tcMar>
+              <w:top w:type="dxa" w:w="100"/>
+              <w:left w:type="dxa" w:w="120"/>
+              <w:bottom w:type="dxa" w:w="100"/>
+              <w:right w:type="dxa" w:w="120"/>
+            </w:tcMar>
+          </w:tcPr>
+          <w:p>
+            <w:pPr>
+              <w:jc w:val="left"/>
+            </w:pPr>
+            <w:r>
+              <w:rPr>
+                <w:b w:val="false"/>
+                <w:bCs w:val="false"/>
+                <w:color w:val="1E293B"/>
+                <w:sz w:val="20"/>
+                <w:szCs w:val="20"/>
+              </w:rPr>
+              <w:t>Complete</w:t>
+            </w:r>
+          </w:p>
+        </w:tc>
+      </w:tr>
     </w:tbl>
     <w:p>
       <w:pPr>
@@ -2045,7 +2160,7 @@
           <w:sz w:val="21"/>
           <w:szCs w:val="21"/>
         </w:rPr>
-        <w:t xml:space="preserve">English, Shona and Arabic: a language button in the top bar and on the login page shows the current language and opens a list of English, ChiShona and Arabic. A small built-in translator (backend/i18n.py) looks each interface phrase up in the Shona or Arabic table (98 phrases each) and falls back to English for anything not yet translated. Arabic pages are laid out right to left: the navigation starts from the right and tables read from right to left, and the stylesheet aligns text to the start of the line so one stylesheet serves both directions. The choice is kept in the session and survives logging in and out. Navigation, login, the dashboards, the main list pages, the tenant portal and status badges are translated; data — property names, addresses, suburbs, cities and people's names — is never translated, and a test enforces that in both languages (14 tests).</w:t>
+        <w:t>English, Shona and Arabic: a language button in the top bar and on the login page shows the current language and opens a list of English, ChiShona and Arabic. A small built-in translator (backend/i18n.py) looks each interface phrase up in the Shona or Arabic table (98 phrases each at the time) and falls back to English for anything not yet translated. Arabic pages are laid out right to left: the navigation starts from the right and tables read from right to left, and the stylesheet aligns text to the start of the line so one stylesheet serves both directions. The choice is kept in the session and survives logging in and out. Navigation, login, the dashboards, the main list pages, the tenant portal and status badges were translated in this round, and Arabic was completed in Section 3.6; data — property names, addresses, suburbs, cities and people's names — is never translated, and a test enforces that in both languages (14 tests).</w:t>
       </w:r>
     </w:p>
     <w:p>
@@ -2112,7 +2227,164 @@
           <w:sz w:val="21"/>
           <w:szCs w:val="21"/>
         </w:rPr>
-        <w:t xml:space="preserve">The SRS originally described multi-language support as Arabic and English. Both are now implemented, together with Shona: Shona, the most widely spoken language in Harare, serves the landlords, managers and tenants the system was built for, and Arabic serves Arabic-speaking residents and property owners in Zimbabwe. The translation mechanism is language-neutral, so a further language, such as Ndebele, only needs a new phrase table. The Shona and Arabic wording has not yet been reviewed by native speakers.</w:t>
+        <w:t>The SRS originally described multi-language support as Arabic and English. Both are now implemented, together with Shona: Shona, the most widely spoken language in Harare, serves the landlords, managers and tenants the system was built for, and Arabic serves Arabic-speaking residents and property owners in Zimbabwe. The translation mechanism is language-neutral, so a further language, such as Ndebele, only needs a new phrase table. The Shona and Arabic wording has not yet been reviewed by native speakers.</w:t>
+      </w:r>
+    </w:p>
+    <w:p>
+      <w:pPr>
+        <w:pStyle w:val="Heading2"/>
+        <w:spacing w:after="150" w:before="300"/>
+      </w:pPr>
+      <w:bookmarkStart w:id="932" w:name="_Toc90000032"/>
+      <w:r>
+        <w:rPr>
+          <w:b/>
+          <w:bCs/>
+          <w:color w:val="2563EB"/>
+          <w:sz w:val="26"/>
+          <w:szCs w:val="26"/>
+        </w:rPr>
+        <w:t>3.6 Extended Scope — Full Arabic &amp; Production Hardening</w:t>
+      </w:r>
+      <w:bookmarkEnd w:id="932"/>
+    </w:p>
+    <w:p>
+      <w:pPr>
+        <w:spacing w:after="180" w:line="300"/>
+      </w:pPr>
+      <w:r>
+        <w:rPr>
+          <w:color w:val="1E293B"/>
+          <w:sz w:val="21"/>
+          <w:szCs w:val="21"/>
+        </w:rPr>
+        <w:t>The final round of work finished the language support and prepared the system for a live deployment. As before, every change was additive and covered by new tests — 54 in total, across six test modules:</w:t>
+      </w:r>
+    </w:p>
+    <w:p>
+      <w:pPr>
+        <w:pStyle w:val="ListParagraph"/>
+        <w:numPr>
+          <w:ilvl w:val="0"/>
+          <w:numId w:val="2"/>
+        </w:numPr>
+        <w:spacing w:after="120" w:line="290"/>
+      </w:pPr>
+      <w:r>
+        <w:rPr>
+          <w:color w:val="1E293B"/>
+          <w:sz w:val="21"/>
+          <w:szCs w:val="21"/>
+        </w:rPr>
+        <w:t>Arabic on every screen: every page, form option, flash message and validation error now goes through the translator — over 600 phrases. Stored codes (payment methods, expense categories, unit types, roles) are shown as words in the reader's language, and a test fails if any text shown or sent by the app has no Arabic entry.</w:t>
+      </w:r>
+    </w:p>
+    <w:p>
+      <w:pPr>
+        <w:pStyle w:val="ListParagraph"/>
+        <w:numPr>
+          <w:ilvl w:val="0"/>
+          <w:numId w:val="2"/>
+        </w:numPr>
+        <w:spacing w:after="120" w:line="290"/>
+      </w:pPr>
+      <w:r>
+        <w:rPr>
+          <w:color w:val="1E293B"/>
+          <w:sz w:val="21"/>
+          <w:szCs w:val="21"/>
+        </w:rPr>
+        <w:t>Emails and SMS in each user's language: each user's language choice is saved to their account (a new users.language column), follows them to any browser, and is used for every email and SMS — including those sent by the nightly scheduler jobs, where there is no browser session to take it from.</w:t>
+      </w:r>
+    </w:p>
+    <w:p>
+      <w:pPr>
+        <w:pStyle w:val="ListParagraph"/>
+        <w:numPr>
+          <w:ilvl w:val="0"/>
+          <w:numId w:val="2"/>
+        </w:numPr>
+        <w:spacing w:after="120" w:line="290"/>
+      </w:pPr>
+      <w:r>
+        <w:rPr>
+          <w:color w:val="1E293B"/>
+          <w:sz w:val="21"/>
+          <w:szCs w:val="21"/>
+        </w:rPr>
+        <w:t>Arabic PDFs and spreadsheets: statements, receipts and reports are written in the reader's language. ReportLab draws text exactly as given, so Arabic PDFs use the bundled DejaVu Sans font, join the letters into their connected forms (arabic-reshaper), put each line into right-to-left order (python-bidi), mirror the tables, and keep dates, codes and amounts in their own order. Arabic Excel sheets open right to left, and the CSV export carries a byte-order mark so Excel reads Arabic headings.</w:t>
+      </w:r>
+    </w:p>
+    <w:p>
+      <w:pPr>
+        <w:pStyle w:val="ListParagraph"/>
+        <w:numPr>
+          <w:ilvl w:val="0"/>
+          <w:numId w:val="2"/>
+        </w:numPr>
+        <w:spacing w:after="120" w:line="290"/>
+      </w:pPr>
+      <w:r>
+        <w:rPr>
+          <w:color w:val="1E293B"/>
+          <w:sz w:val="21"/>
+          <w:szCs w:val="21"/>
+        </w:rPr>
+        <w:t>Currency everywhere: every amount — on screens, in messages, emails and PDFs — is shown the same way, as “USD 1,250.00”, using the property's own currency; portfolio totals show a currency only when every property shares it.</w:t>
+      </w:r>
+    </w:p>
+    <w:p>
+      <w:pPr>
+        <w:pStyle w:val="ListParagraph"/>
+        <w:numPr>
+          <w:ilvl w:val="0"/>
+          <w:numId w:val="2"/>
+        </w:numPr>
+        <w:spacing w:after="120" w:line="290"/>
+      </w:pPr>
+      <w:r>
+        <w:rPr>
+          <w:color w:val="1E293B"/>
+          <w:sz w:val="21"/>
+          <w:szCs w:val="21"/>
+        </w:rPr>
+        <w:t>Security headers and a required secret key: every response carries a strict Content-Security-Policy (scripts and styles from this site only, with all inline code moved into static files), X-Frame-Options, nosniff, a strict Referrer-Policy and HSTS over HTTPS. The session cookie is HttpOnly and SameSite, and HTTPS-only when configured. The application refuses to start with a missing or published SECRET_KEY, which would otherwise let anyone forge a login. An open redirect in the login and language-switch links and four colour-contrast failures were also fixed.</w:t>
+      </w:r>
+    </w:p>
+    <w:p>
+      <w:pPr>
+        <w:pStyle w:val="ListParagraph"/>
+        <w:numPr>
+          <w:ilvl w:val="0"/>
+          <w:numId w:val="2"/>
+        </w:numPr>
+        <w:spacing w:after="120" w:line="290"/>
+      </w:pPr>
+      <w:r>
+        <w:rPr>
+          <w:color w:val="1E293B"/>
+          <w:sz w:val="21"/>
+          <w:szCs w:val="21"/>
+        </w:rPr>
+        <w:t>Database migrations: Alembic (Flask-Migrate) now manages the schema. flask create-db applies pending migrations, and a database created earlier by db.create_all() is recognised and adopted with its data; a test fails if the models and the migrations ever describe different schemas.</w:t>
+      </w:r>
+    </w:p>
+    <w:p>
+      <w:pPr>
+        <w:pStyle w:val="ListParagraph"/>
+        <w:numPr>
+          <w:ilvl w:val="0"/>
+          <w:numId w:val="2"/>
+        </w:numPr>
+        <w:spacing w:after="120" w:line="290"/>
+      </w:pPr>
+      <w:r>
+        <w:rPr>
+          <w:color w:val="1E293B"/>
+          <w:sz w:val="21"/>
+          <w:szCs w:val="21"/>
+        </w:rPr>
+        <w:t>Cloud file storage: uploads can be kept in an S3-compatible bucket (AWS S3, Cloudflare R2, MinIO) instead of the server's disk, so they survive redeploys. Files stay private — they are streamed through the app after its permission checks, never exposed by a public link.</w:t>
       </w:r>
     </w:p>
     <w:p>
@@ -2272,7 +2544,7 @@
                 <w:sz w:val="20"/>
                 <w:szCs w:val="20"/>
               </w:rPr>
-              <w:t xml:space="preserve">39 Jinja2 templates behind a role-aware top navigation bar with an English/Shona/Arabic language menu, plus a shared design system in static/css/style.css</w:t>
+              <w:t>40 Jinja2 templates behind a role-aware top navigation bar with an English/Shona/Arabic language menu, plus a shared design system in static/css/style.css and all page scripts in static/js (no inline code)</w:t>
             </w:r>
           </w:p>
         </w:tc>
@@ -2384,7 +2656,7 @@
                 <w:sz w:val="20"/>
                 <w:szCs w:val="20"/>
               </w:rPr>
-              <w:t xml:space="preserve">security.py (RBAC, IDOR, validation, audit log), i18n.py (English/Shona/Arabic translation, right-to-left for Arabic), scheduler_jobs.py (5 background jobs), services/ (notifications, payments, pdf, excel, reports, storage)</w:t>
+              <w:t>security.py (RBAC, IDOR, validation, audit log), web_security.py (security headers, secret-key check), i18n.py (English/Shona/Arabic translation, right-to-left for Arabic, currency formatting), scheduler_jobs.py (5 background jobs), services/ (notifications, payments, pdf, excel, reports, storage)</w:t>
             </w:r>
           </w:p>
         </w:tc>
@@ -2440,7 +2712,7 @@
                 <w:sz w:val="20"/>
                 <w:szCs w:val="20"/>
               </w:rPr>
-              <w:t xml:space="preserve">18 SQLAlchemy models with String(36) UUID primary keys, naive UTC datetimes, and business logic (balances, numbering, occupancy, billing) on the model itself</w:t>
+              <w:t>18 SQLAlchemy models with String(36) UUID primary keys, naive UTC datetimes, and business logic (balances, numbering, occupancy, billing) on the model itself; the schema is managed by Alembic migrations</w:t>
             </w:r>
           </w:p>
         </w:tc>
@@ -2496,7 +2768,7 @@
                 <w:sz w:val="20"/>
                 <w:szCs w:val="20"/>
               </w:rPr>
-              <w:t xml:space="preserve">PostgreSQL (production) / SQLite (dev &amp; test), Redis (caching, rate limiting), Docker Compose, with a dev-mode fallback for SendGrid, Twilio, and Stripe</w:t>
+              <w:t>PostgreSQL (production) / SQLite (dev &amp; test), Redis (caching, rate limiting), Docker Compose, uploads on local disk or in an S3-compatible bucket, with a dev-mode fallback for SendGrid, Twilio, and Stripe</w:t>
             </w:r>
           </w:p>
         </w:tc>
@@ -3002,6 +3274,37 @@
     </w:p>
     <w:p>
       <w:pPr>
+        <w:pStyle w:val="Heading2"/>
+        <w:spacing w:after="150" w:before="300"/>
+      </w:pPr>
+      <w:bookmarkStart w:id="933" w:name="_Toc90000033"/>
+      <w:r>
+        <w:rPr>
+          <w:b/>
+          <w:bCs/>
+          <w:color w:val="2563EB"/>
+          <w:sz w:val="26"/>
+          <w:szCs w:val="26"/>
+        </w:rPr>
+        <w:t>5.5 Full Arabic &amp; Hardening Highlights</w:t>
+      </w:r>
+      <w:bookmarkEnd w:id="933"/>
+    </w:p>
+    <w:p>
+      <w:pPr>
+        <w:spacing w:after="180" w:line="300"/>
+      </w:pPr>
+      <w:r>
+        <w:rPr>
+          <w:color w:val="1E293B"/>
+          <w:sz w:val="21"/>
+          <w:szCs w:val="21"/>
+        </w:rPr>
+        <w:t>The final round (Section 3.6) made the Arabic interface complete — an Arabic-speaking tenant now sees every screen, message, email, SMS and PDF in Arabic — and closed the gap between a working system and a deployable one: strict security headers, a required secret key, schema migrations that protect live data, and file storage that survives a redeploy.</w:t>
+      </w:r>
+    </w:p>
+    <w:p>
+      <w:pPr>
         <w:pStyle w:val="Heading1"/>
         <w:spacing w:after="200" w:before="400"/>
       </w:pPr>
@@ -3157,7 +3460,7 @@
                 <w:sz w:val="20"/>
                 <w:szCs w:val="20"/>
               </w:rPr>
-              <w:t xml:space="preserve">244</w:t>
+              <w:t>298</w:t>
             </w:r>
           </w:p>
         </w:tc>
@@ -3213,7 +3516,7 @@
                 <w:sz w:val="20"/>
                 <w:szCs w:val="20"/>
               </w:rPr>
-              <w:t xml:space="preserve">244</w:t>
+              <w:t>298</w:t>
             </w:r>
           </w:p>
         </w:tc>
@@ -3381,7 +3684,7 @@
                 <w:sz w:val="20"/>
                 <w:szCs w:val="20"/>
               </w:rPr>
-              <w:t xml:space="preserve">83%</w:t>
+              <w:t>85%</w:t>
             </w:r>
           </w:p>
         </w:tc>
@@ -3663,6 +3966,24 @@
     </w:p>
     <w:p>
       <w:pPr>
+        <w:pStyle w:val="ListParagraph"/>
+        <w:numPr>
+          <w:ilvl w:val="0"/>
+          <w:numId w:val="2"/>
+        </w:numPr>
+        <w:spacing w:after="120" w:line="290"/>
+      </w:pPr>
+      <w:r>
+        <w:rPr>
+          <w:color w:val="1E293B"/>
+          <w:sz w:val="21"/>
+          <w:szCs w:val="21"/>
+        </w:rPr>
+        <w:t>Full Arabic &amp; hardening: Arabic coverage of every phrase the app shows or sends, emails and SMS in the recipient's language, Arabic PDFs, Excel and CSV, currency formatting, security headers, the secret-key check, cookie flags, the translated rate-limit page, migrations matching the models, database adoption, and S3 storage — 54 tests (tests/test_translated_documents.py, test_web_security.py, test_migrations.py, test_money.py, test_storage.py and additions to test_i18n.py).</w:t>
+      </w:r>
+    </w:p>
+    <w:p>
+      <w:pPr>
         <w:spacing w:after="180" w:line="300"/>
       </w:pPr>
       <w:r>
@@ -3671,7 +3992,7 @@
           <w:sz w:val="21"/>
           <w:szCs w:val="21"/>
         </w:rPr>
-        <w:t xml:space="preserve">Coverage is concentrated in models.py (99%), security.py (93%), and the reports service (95%) — the modules carrying the business rules this project cares most about proving correct. The lowest-coverage files are thin route handlers whose uncovered branches are error-message formatting, and seed.py (demo-data tooling, intentionally outside the suite’s scope).</w:t>
+        <w:t>Coverage is concentrated in models.py (99%), security.py (92%), the reports service (96%), and the new web-security module (100%) — the modules carrying the business rules this project cares most about proving correct. The lowest-coverage files are thin route handlers whose uncovered branches are error-message formatting, and seed.py (demo-data tooling, intentionally outside the suite’s scope).</w:t>
       </w:r>
     </w:p>
     <w:p>
@@ -4103,6 +4424,62 @@
           </w:p>
         </w:tc>
       </w:tr>
+      <w:tr>
+        <w:tc>
+          <w:tcPr>
+            <w:tcW w:type="dxa" w:w="3200"/>
+            <w:shd w:fill="FFFFFF" w:val="clear"/>
+            <w:tcMar>
+              <w:top w:type="dxa" w:w="100"/>
+              <w:left w:type="dxa" w:w="120"/>
+              <w:bottom w:type="dxa" w:w="100"/>
+              <w:right w:type="dxa" w:w="120"/>
+            </w:tcMar>
+          </w:tcPr>
+          <w:p>
+            <w:pPr>
+              <w:jc w:val="left"/>
+            </w:pPr>
+            <w:r>
+              <w:rPr>
+                <w:b w:val="false"/>
+                <w:bCs w:val="false"/>
+                <w:color w:val="1E293B"/>
+                <w:sz w:val="20"/>
+                <w:szCs w:val="20"/>
+              </w:rPr>
+              <w:t>Right-to-left Arabic in PDFs, where the PDF library draws text exactly as given</w:t>
+            </w:r>
+          </w:p>
+        </w:tc>
+        <w:tc>
+          <w:tcPr>
+            <w:tcW w:type="dxa" w:w="6960"/>
+            <w:shd w:fill="FFFFFF" w:val="clear"/>
+            <w:tcMar>
+              <w:top w:type="dxa" w:w="100"/>
+              <w:left w:type="dxa" w:w="120"/>
+              <w:bottom w:type="dxa" w:w="100"/>
+              <w:right w:type="dxa" w:w="120"/>
+            </w:tcMar>
+          </w:tcPr>
+          <w:p>
+            <w:pPr>
+              <w:jc w:val="left"/>
+            </w:pPr>
+            <w:r>
+              <w:rPr>
+                <w:b w:val="false"/>
+                <w:bCs w:val="false"/>
+                <w:color w:val="1E293B"/>
+                <w:sz w:val="20"/>
+                <w:szCs w:val="20"/>
+              </w:rPr>
+              <w:t>Joined the letters with arabic-reshaper and reordered each line with python-bidi, wrapping long lines before reordering so paragraphs still read top to bottom; isolated dates, codes and amounts so they keep their order; mirrored brackets by hand after finding the bidi library reorders text without mirroring them; and checked the rendered pages visually, not just by test</w:t>
+            </w:r>
+          </w:p>
+        </w:tc>
+      </w:tr>
     </w:tbl>
     <w:p>
       <w:pPr>
@@ -4145,7 +4522,7 @@
           <w:sz w:val="21"/>
           <w:szCs w:val="21"/>
         </w:rPr>
-        <w:t xml:space="preserve">RentalPro was carried from a requirements document, through a design, to a working prototype, a full project report, 100% feature completion, a demonstration and presentation package, an extended billing engine, and a localised, Harare-focused interface. Every claim in this document is backed by a running, tested system: 25 of 25 use cases implemented, each with a route and a covering test; the original 13-table database design implemented exactly as specified, since grown to 18 tables; all 244 automated tests passing with zero failures at 83% statement coverage; eight additional feature gaps closed in Deliverable 5, and the two requirements it left partly met completed afterwards; eight further billing capabilities added afterward; and an English, Shona and Arabic interface with a property map and Harare demonstration data. The application runs — and its test suite passes — using only Docker or a local Python virtual environment, with zero paid external accounts required.</w:t>
+        <w:t>RentalPro was carried from a requirements document, through a design, to a working prototype, a full project report, 100% feature completion, a demonstration and presentation package, an extended billing engine, a localised, Harare-focused interface, and finally full Arabic and production hardening. Every claim in this document is backed by a running, tested system: 25 of 25 use cases implemented, each with a route and a covering test; the original 13-table database design implemented exactly as specified, since grown to 18 tables; all 298 automated tests passing with zero failures at 85% statement coverage; eight additional feature gaps closed in Deliverable 5, and the two requirements it left partly met completed afterwards; eight further billing capabilities added afterward; an English, Shona and Arabic interface, with Arabic reaching every screen, message and document; security headers, schema migrations and cloud file storage; and a property map with Harare demonstration data. The application runs — and its test suite passes — using only Docker or a local Python virtual environment, with zero paid external accounts required.</w:t>
       </w:r>
     </w:p>
     <w:p>
@@ -4183,15 +4560,7 @@
           <w:sz w:val="21"/>
           <w:szCs w:val="21"/>
         </w:rPr>
-        <w:t xml:space="preserve">Cloud file storage: </w:t>
-      </w:r>
-      <w:r>
-        <w:rPr>
-          <w:color w:val="1E293B"/>
-          <w:sz w:val="21"/>
-          <w:szCs w:val="21"/>
-        </w:rPr>
-        <w:t xml:space="preserve">replace the local uploads/ directory with S3-compatible object storage; this is already isolated behind a small storage.py interface, so the swap needs no route or template changes.</w:t>
+        <w:t>Native-speaker review: have Arabic and Shona speakers check the wording, and extend Shona beyond the main screens it covers today (untranslated Shona text falls back to English).</w:t>
       </w:r>
     </w:p>
     <w:p>
@@ -4239,15 +4608,7 @@
           <w:sz w:val="21"/>
           <w:szCs w:val="21"/>
         </w:rPr>
-        <w:t xml:space="preserve">Alembic-based schema migrations: </w:t>
-      </w:r>
-      <w:r>
-        <w:rPr>
-          <w:color w:val="1E293B"/>
-          <w:sz w:val="21"/>
-          <w:szCs w:val="21"/>
-        </w:rPr>
-        <w:t xml:space="preserve">replace the create_all() bootstrap used during development with a real migration path before a live database holds real tenant data.</w:t>
+        <w:t>Live production deployment: run on HTTPS with SESSION_COOKIE_SECURE, PostgreSQL with the Alembic migrations, and uploads in an S3 bucket — every piece is supported and tested offline, but has not yet been run live.</w:t>
       </w:r>
     </w:p>
     <w:p>
@@ -4295,15 +4656,7 @@
           <w:sz w:val="21"/>
           <w:szCs w:val="21"/>
         </w:rPr>
-        <w:t xml:space="preserve">Finish and review the translations:</w:t>
-      </w:r>
-      <w:r>
-        <w:rPr>
-          <w:color w:val="1E293B"/>
-          <w:sz w:val="21"/>
-          <w:szCs w:val="21"/>
-        </w:rPr>
-        <w:t xml:space="preserve"> translate the remaining forms, detail pages and on-screen messages into Shona and Arabic, and have the wording checked by native speakers of each.</w:t>
+        <w:t>Two-factor sign-in for the Owner, Manager and Administrator roles, which can see the most data.</w:t>
       </w:r>
     </w:p>
     <w:p>
@@ -4692,7 +5045,7 @@
                 <w:sz w:val="20"/>
                 <w:szCs w:val="20"/>
               </w:rPr>
-              <w:t xml:space="preserve">39</w:t>
+              <w:t>40</w:t>
             </w:r>
           </w:p>
         </w:tc>
@@ -4804,7 +5157,7 @@
                 <w:sz w:val="20"/>
                 <w:szCs w:val="20"/>
               </w:rPr>
-              <w:t xml:space="preserve">244</w:t>
+              <w:t>298</w:t>
             </w:r>
           </w:p>
         </w:tc>
@@ -4860,7 +5213,7 @@
                 <w:sz w:val="20"/>
                 <w:szCs w:val="20"/>
               </w:rPr>
-              <w:t xml:space="preserve">244</w:t>
+              <w:t>298</w:t>
             </w:r>
           </w:p>
         </w:tc>
@@ -5028,7 +5381,7 @@
                 <w:sz w:val="20"/>
                 <w:szCs w:val="20"/>
               </w:rPr>
-              <w:t xml:space="preserve">83%</w:t>
+              <w:t>85%</w:t>
             </w:r>
           </w:p>
         </w:tc>
@@ -5393,7 +5746,7 @@
                 <w:sz w:val="20"/>
                 <w:szCs w:val="20"/>
               </w:rPr>
-              <w:t xml:space="preserve">SRS functional requirements met</w:t>
+              <w:t>Full Arabic &amp; hardening dedicated tests</w:t>
             </w:r>
           </w:p>
         </w:tc>
@@ -5420,7 +5773,7 @@
                 <w:sz w:val="20"/>
                 <w:szCs w:val="20"/>
               </w:rPr>
-              <w:t xml:space="preserve">44 / 44 (FR-021 and FR-044 by design in a different way)</w:t>
+              <w:t>54</w:t>
             </w:r>
           </w:p>
         </w:tc>
@@ -5449,7 +5802,7 @@
                 <w:sz w:val="20"/>
                 <w:szCs w:val="20"/>
               </w:rPr>
-              <w:t xml:space="preserve">Interface languages</w:t>
+              <w:t xml:space="preserve">SRS functional requirements met</w:t>
             </w:r>
           </w:p>
         </w:tc>
@@ -5476,7 +5829,7 @@
                 <w:sz w:val="20"/>
                 <w:szCs w:val="20"/>
               </w:rPr>
-              <w:t xml:space="preserve">3 (English, Shona, Arabic)</w:t>
+              <w:t xml:space="preserve">44 / 44 (FR-021 and FR-044 by design in a different way)</w:t>
             </w:r>
           </w:p>
         </w:tc>
@@ -5505,7 +5858,7 @@
                 <w:sz w:val="20"/>
                 <w:szCs w:val="20"/>
               </w:rPr>
-              <w:t xml:space="preserve">Demo portfolio</w:t>
+              <w:t xml:space="preserve">Interface languages</w:t>
             </w:r>
           </w:p>
         </w:tc>
@@ -5532,7 +5885,7 @@
                 <w:sz w:val="20"/>
                 <w:szCs w:val="20"/>
               </w:rPr>
-              <w:t xml:space="preserve">5 Harare properties, 16 units, 9 tenants</w:t>
+              <w:t>3 (English, Shona, Arabic — Arabic across every screen, message and document)</w:t>
             </w:r>
           </w:p>
         </w:tc>
@@ -5541,6 +5894,62 @@
         <w:tc>
           <w:tcPr>
             <w:tcW w:type="dxa" w:w="5400"/>
+            <w:shd w:fill="FFFFFF" w:val="clear"/>
+            <w:tcMar>
+              <w:top w:type="dxa" w:w="100"/>
+              <w:left w:type="dxa" w:w="120"/>
+              <w:bottom w:type="dxa" w:w="100"/>
+              <w:right w:type="dxa" w:w="120"/>
+            </w:tcMar>
+          </w:tcPr>
+          <w:p>
+            <w:pPr>
+              <w:jc w:val="left"/>
+            </w:pPr>
+            <w:r>
+              <w:rPr>
+                <w:b w:val="false"/>
+                <w:bCs w:val="false"/>
+                <w:color w:val="1E293B"/>
+                <w:sz w:val="20"/>
+                <w:szCs w:val="20"/>
+              </w:rPr>
+              <w:t xml:space="preserve">Demo portfolio</w:t>
+            </w:r>
+          </w:p>
+        </w:tc>
+        <w:tc>
+          <w:tcPr>
+            <w:tcW w:type="dxa" w:w="4760"/>
+            <w:shd w:fill="FFFFFF" w:val="clear"/>
+            <w:tcMar>
+              <w:top w:type="dxa" w:w="100"/>
+              <w:left w:type="dxa" w:w="120"/>
+              <w:bottom w:type="dxa" w:w="100"/>
+              <w:right w:type="dxa" w:w="120"/>
+            </w:tcMar>
+          </w:tcPr>
+          <w:p>
+            <w:pPr>
+              <w:jc w:val="left"/>
+            </w:pPr>
+            <w:r>
+              <w:rPr>
+                <w:b w:val="false"/>
+                <w:bCs w:val="false"/>
+                <w:color w:val="1E293B"/>
+                <w:sz w:val="20"/>
+                <w:szCs w:val="20"/>
+              </w:rPr>
+              <w:t xml:space="preserve">5 Harare properties, 16 units, 9 tenants</w:t>
+            </w:r>
+          </w:p>
+        </w:tc>
+      </w:tr>
+      <w:tr>
+        <w:tc>
+          <w:tcPr>
+            <w:tcW w:type="dxa" w:w="5400"/>
             <w:shd w:fill="F1F5F9" w:val="clear"/>
             <w:tcMar>
               <w:top w:type="dxa" w:w="100"/>
@@ -5588,7 +5997,7 @@
                 <w:sz w:val="20"/>
                 <w:szCs w:val="20"/>
               </w:rPr>
-              <w:t xml:space="preserve">Docker Compose (Flask/Gunicorn + PostgreSQL + Redis), GitHub Actions CI</w:t>
+              <w:t>Docker Compose (Flask/Gunicorn + PostgreSQL + Redis), GitHub Actions CI, Alembic migrations, optional S3 file storage</w:t>
             </w:r>
           </w:p>
         </w:tc>

--- a/docs/ABDURRAHMAAN_IT401_DEL_6_FINAL_REPORT.docx
+++ b/docs/ABDURRAHMAAN_IT401_DEL_6_FINAL_REPORT.docx
@@ -1122,7 +1122,7 @@
                 <w:sz w:val="20"/>
                 <w:szCs w:val="20"/>
               </w:rPr>
-              <w:t xml:space="preserve">A working Flask application implementing the SRS, with an initial automated test suite</w:t>
+              <w:t>A working Flask application implementing the SRS, with an initial automated test suite (93 tests, 77% coverage); its report records that build as submitted</w:t>
             </w:r>
           </w:p>
         </w:tc>
@@ -1205,7 +1205,7 @@
                 <w:sz w:val="20"/>
                 <w:szCs w:val="20"/>
               </w:rPr>
-              <w:t xml:space="preserve">Complete 7-chapter report (Introduction, OOA, OOD, Database Design, Software Development, Testing, Conclusion) plus Appendices A &amp; B, subsequently updated to reflect D5</w:t>
+              <w:t>Complete 7-chapter report (Introduction, OOA, OOD, Database Design, Software Development, Testing, Conclusion) plus Appendices A &amp; B, as submitted, with a closing appendix on later changes</w:t>
             </w:r>
           </w:p>
         </w:tc>
@@ -1288,7 +1288,7 @@
                 <w:sz w:val="20"/>
                 <w:szCs w:val="20"/>
               </w:rPr>
-              <w:t xml:space="preserve">8 remaining SRS gaps closed: photo uploads, late fees, tenant blacklisting, ID documents, admin console, staff self-service, CSV/Excel export — all covered by a dedicated 31-test module</w:t>
+              <w:t>11 remaining SRS gaps closed: unit editing, photo uploads, tenant ID and lease documents, late fees, tenant blacklisting, admin console, staff self-service, CSV/Excel export — all covered by a dedicated 31-test module</w:t>
             </w:r>
           </w:p>
         </w:tc>
@@ -1681,7 +1681,7 @@
           <w:sz w:val="21"/>
           <w:szCs w:val="21"/>
         </w:rPr>
-        <w:t xml:space="preserve">Deliverable 3 turned the Deliverable 2 design into a working Flask application: 13 SQLAlchemy models, RBAC- and IDOR-protected routes, APScheduler background jobs, and PDF/notification/payment services with an offline dev-mode fallback so the entire application could be demonstrated and tested without a paid external account.</w:t>
+        <w:t>Deliverable 3 turned the Deliverable 2 design into a working Flask application: 13 SQLAlchemy models, RBAC- and IDOR-protected routes, APScheduler background jobs, and PDF/notification/payment services with an offline dev-mode fallback so the entire application could be demonstrated and tested without a paid external account. Its report records that build as submitted — 93 tests at 77% coverage — and a closing section (Section 10) summarises every change since.</w:t>
       </w:r>
     </w:p>
     <w:p>
@@ -1712,7 +1712,7 @@
           <w:sz w:val="21"/>
           <w:szCs w:val="21"/>
         </w:rPr>
-        <w:t xml:space="preserve">Deliverable 4 documented the system in full: seven chapters covering requirements analysis, object-oriented analysis and design, database design, the software development process, testing methodology and results, and a conclusion, plus an Installation Guide and User Manual. When Deliverable 5 later closed additional feature gaps, Deliverable 4’s diagrams, chapter text, and appendices were regenerated and updated so the report continued to describe the real, current system rather than a stale snapshot of it.</w:t>
+        <w:t>Deliverable 4 documented the system in full: seven chapters covering requirements analysis, object-oriented analysis and design, database design, the software development process, testing methodology and results, and a conclusion, plus an Installation Guide and User Manual. Like Deliverable 3, it keeps the figures of the system it was submitted with, and a closing appendix (Appendix C) summarises every change since, so neither report mixes two points in time.</w:t>
       </w:r>
     </w:p>
     <w:p>
@@ -1743,7 +1743,7 @@
           <w:sz w:val="21"/>
           <w:szCs w:val="21"/>
         </w:rPr>
-        <w:t xml:space="preserve">An audit against the original SRS after the Deliverable 3 prototype identified eight real feature gaps. Each was closed and covered by its own automated test:</w:t>
+        <w:t>An audit against the original SRS after the Deliverable 3 prototype identified eleven real gaps (listed in full in the Deliverable 5 report). Each was closed and covered by its own automated test:</w:t>
       </w:r>
     </w:p>
     <w:p>
@@ -1761,7 +1761,7 @@
           <w:sz w:val="21"/>
           <w:szCs w:val="21"/>
         </w:rPr>
-        <w:t xml:space="preserve">Property (≤10), unit (≤5), and maintenance (≤3) photo uploads, validated by file content (magic bytes), not extension.</w:t>
+        <w:t>Editing an existing unit’s details and status, which could previously only be created.</w:t>
       </w:r>
     </w:p>
     <w:p>
@@ -1779,7 +1779,7 @@
           <w:sz w:val="21"/>
           <w:szCs w:val="21"/>
         </w:rPr>
-        <w:t xml:space="preserve">Configurable per-property late fees (fixed or percentage), applied automatically once a lease’s rent is overdue.</w:t>
+        <w:t xml:space="preserve">Property (≤10), unit (≤5), and maintenance (≤3) photo uploads, validated by file content (magic bytes), not extension.</w:t>
       </w:r>
     </w:p>
     <w:p>
@@ -1797,7 +1797,7 @@
           <w:sz w:val="21"/>
           <w:szCs w:val="21"/>
         </w:rPr>
-        <w:t xml:space="preserve">Tenant blacklisting, blocking a future lease without affecting an existing one.</w:t>
+        <w:t xml:space="preserve">Configurable per-property late fees (fixed or percentage), applied automatically once a lease’s rent is overdue.</w:t>
       </w:r>
     </w:p>
     <w:p>
@@ -1815,7 +1815,43 @@
           <w:sz w:val="21"/>
           <w:szCs w:val="21"/>
         </w:rPr>
+        <w:t xml:space="preserve">Tenant blacklisting, blocking a future lease without affecting an existing one.</w:t>
+      </w:r>
+    </w:p>
+    <w:p>
+      <w:pPr>
+        <w:pStyle w:val="ListParagraph"/>
+        <w:numPr>
+          <w:ilvl w:val="0"/>
+          <w:numId w:val="2"/>
+        </w:numPr>
+        <w:spacing w:after="120" w:line="290"/>
+      </w:pPr>
+      <w:r>
+        <w:rPr>
+          <w:color w:val="1E293B"/>
+          <w:sz w:val="21"/>
+          <w:szCs w:val="21"/>
+        </w:rPr>
         <w:t xml:space="preserve">Tenant ID document upload and secure serving.</w:t>
+      </w:r>
+    </w:p>
+    <w:p>
+      <w:pPr>
+        <w:pStyle w:val="ListParagraph"/>
+        <w:numPr>
+          <w:ilvl w:val="0"/>
+          <w:numId w:val="2"/>
+        </w:numPr>
+        <w:spacing w:after="120" w:line="290"/>
+      </w:pPr>
+      <w:r>
+        <w:rPr>
+          <w:color w:val="1E293B"/>
+          <w:sz w:val="21"/>
+          <w:szCs w:val="21"/>
+        </w:rPr>
+        <w:t>Lease document download, for management and for the tenant themselves.</w:t>
       </w:r>
     </w:p>
     <w:p>
@@ -3207,7 +3243,7 @@
           <w:sz w:val="21"/>
           <w:szCs w:val="21"/>
         </w:rPr>
-        <w:t xml:space="preserve">The eight feature gaps closed in Deliverable 5 (detailed in Section 3.3) brought the application to 100% coverage of the SRS’s functional requirements — photo uploads across three entity types, configurable late fees, tenant blacklisting, ID document management, an admin console, staff self-service accounts, and CSV/Excel export.</w:t>
+        <w:t>The eleven gaps closed in Deliverable 5 (detailed in Section 3.3) brought the application to 100% coverage of the SRS’s functional requirements — photo uploads across three entity types, configurable late fees, tenant blacklisting, ID document management, an admin console, staff self-service accounts, and CSV/Excel export.</w:t>
       </w:r>
     </w:p>
     <w:p>
@@ -3907,7 +3943,7 @@
           <w:sz w:val="21"/>
           <w:szCs w:val="21"/>
         </w:rPr>
-        <w:t xml:space="preserve">Deliverable 5 features: every one of the eight closed gaps, covered by a dedicated 31-test module (tests/test_deliverable5.py).</w:t>
+        <w:t>Deliverable 5 features: every one of the eleven closed gaps, covered by a dedicated 31-test module (tests/test_deliverable5.py).</w:t>
       </w:r>
     </w:p>
     <w:p>
@@ -4307,7 +4343,7 @@
                 <w:sz w:val="20"/>
                 <w:szCs w:val="20"/>
               </w:rPr>
-              <w:t xml:space="preserve">When Deliverable 5 closed additional feature gaps, Deliverables 3 and 4 were re-audited against the running code and their diagrams, numbers, and chapter text were regenerated rather than left stale</w:t>
+              <w:t>Every figure is produced by running the code. Each deliverable report keeps the figures of the build it was submitted with, and gained one clearly marked closing section summarising later changes, so no report mixes two points in time</w:t>
             </w:r>
           </w:p>
         </w:tc>
@@ -4522,7 +4558,7 @@
           <w:sz w:val="21"/>
           <w:szCs w:val="21"/>
         </w:rPr>
-        <w:t>RentalPro was carried from a requirements document, through a design, to a working prototype, a full project report, 100% feature completion, a demonstration and presentation package, an extended billing engine, a localised, Harare-focused interface, and finally full Arabic and production hardening. Every claim in this document is backed by a running, tested system: 25 of 25 use cases implemented, each with a route and a covering test; the original 13-table database design implemented exactly as specified, since grown to 18 tables; all 298 automated tests passing with zero failures at 85% statement coverage; eight additional feature gaps closed in Deliverable 5, and the two requirements it left partly met completed afterwards; eight further billing capabilities added afterward; an English, Shona and Arabic interface, with Arabic reaching every screen, message and document; security headers, schema migrations and cloud file storage; and a property map with Harare demonstration data. The application runs — and its test suite passes — using only Docker or a local Python virtual environment, with zero paid external accounts required.</w:t>
+        <w:t>RentalPro was carried from a requirements document, through a design, to a working prototype, a full project report, 100% feature completion, a demonstration and presentation package, an extended billing engine, a localised, Harare-focused interface, and finally full Arabic and production hardening. Every claim in this document is backed by a running, tested system: 25 of 25 use cases implemented, each with a route and a covering test; the original 13-table database design implemented exactly as specified, since grown to 18 tables; all 298 automated tests passing with zero failures at 85% statement coverage; eleven feature gaps closed in Deliverable 5, and the two requirements it left partly met completed afterwards; eight further billing capabilities added afterward; an English, Shona and Arabic interface, with Arabic reaching every screen, message and document; security headers, schema migrations and cloud file storage; and a property map with Harare demonstration data. The application runs — and its test suite passes — using only Docker or a local Python virtual environment, with zero paid external accounts required.</w:t>
       </w:r>
     </w:p>
     <w:p>
@@ -5437,7 +5473,7 @@
                 <w:sz w:val="20"/>
                 <w:szCs w:val="20"/>
               </w:rPr>
-              <w:t xml:space="preserve">8</w:t>
+              <w:t>11</w:t>
             </w:r>
           </w:p>
         </w:tc>

--- a/docs/ABDURRAHMAAN_IT401_DEL_6_FINAL_REPORT.docx
+++ b/docs/ABDURRAHMAAN_IT401_DEL_6_FINAL_REPORT.docx
@@ -1681,7 +1681,7 @@
           <w:sz w:val="21"/>
           <w:szCs w:val="21"/>
         </w:rPr>
-        <w:t>Deliverable 3 turned the Deliverable 2 design into a working Flask application: 13 SQLAlchemy models, RBAC- and IDOR-protected routes, APScheduler background jobs, and PDF/notification/payment services with an offline dev-mode fallback so the entire application could be demonstrated and tested without a paid external account. Its report records that build as submitted — 93 tests at 77% coverage — and a closing section (Section 10) summarises every change since.</w:t>
+        <w:t>Deliverable 3 turned the Deliverable 2 design into a working Flask application: 13 SQLAlchemy models, RBAC- and IDOR-protected routes, APScheduler background jobs, and PDF/notification/payment services with an offline dev-mode fallback so the entire application could be demonstrated and tested without a paid external account. Its report stands exactly as submitted, recording that build: 93 tests at 77% coverage.</w:t>
       </w:r>
     </w:p>
     <w:p>
@@ -1712,7 +1712,7 @@
           <w:sz w:val="21"/>
           <w:szCs w:val="21"/>
         </w:rPr>
-        <w:t>Deliverable 4 documented the system in full: seven chapters covering requirements analysis, object-oriented analysis and design, database design, the software development process, testing methodology and results, and a conclusion, plus an Installation Guide and User Manual. Like Deliverable 3, it keeps the figures of the system it was submitted with, and a closing appendix (Appendix C) summarises every change since, so neither report mixes two points in time.</w:t>
+        <w:t>Deliverable 4 documented the system in full: seven chapters covering requirements analysis, object-oriented analysis and design, database design, the software development process, testing methodology and results, and a conclusion, plus an Installation Guide and User Manual. Like Deliverable 3, it keeps the figures of the system it was submitted with (93 tests, 77% coverage); a closing appendix (Appendix C) summarises every change since, so the report never mixes two points in time.</w:t>
       </w:r>
     </w:p>
     <w:p>
@@ -4343,7 +4343,7 @@
                 <w:sz w:val="20"/>
                 <w:szCs w:val="20"/>
               </w:rPr>
-              <w:t>Every figure is produced by running the code. Each deliverable report keeps the figures of the build it was submitted with, and gained one clearly marked closing section summarising later changes, so no report mixes two points in time</w:t>
+              <w:t>Every figure is produced by running the code. Deliverable 3 stands exactly as submitted; Deliverable 4 keeps its as-submitted figures, with one clearly marked closing appendix on later changes; and later reports describe each change in its own section, so no report mixes two points in time</w:t>
             </w:r>
           </w:p>
         </w:tc>
